--- a/entregables/06_Auditoria_speckit-coverage.docx
+++ b/entregables/06_Auditoria_speckit-coverage.docx
@@ -12,7 +12,7 @@
           <w:i w:val="0"/>
           <w:color w:val="1F3A5F"/>
         </w:rPr>
-        <w:t>Documento de Auditoría – Convergencia y Cobertura (Iteración 1)</w:t>
+        <w:t>Documento de Auditoría – Validación, Cobertura y Convergencia (Iteración 1)</w:t>
       </w:r>
     </w:p>
     <w:p>
@@ -25,7 +25,23 @@
           <w:i/>
           <w:color w:val="555F6D"/>
         </w:rPr>
-        <w:t>Comando SDD:</w:t>
+        <w:t>Fase SDD:</w:t>
+      </w:r>
+      <w:r>
+        <w:rPr>
+          <w:b w:val="0"/>
+          <w:i/>
+          <w:color w:val="555F6D"/>
+        </w:rPr>
+        <w:t xml:space="preserve"> 5 – Validar | </w:t>
+      </w:r>
+      <w:r>
+        <w:rPr>
+          <w:b/>
+          <w:i/>
+          <w:color w:val="555F6D"/>
+        </w:rPr>
+        <w:t>Comando Spec Kit:</w:t>
       </w:r>
       <w:r>
         <w:rPr>
@@ -120,7 +136,7 @@
           <w:i/>
           <w:color w:val="555F6D"/>
         </w:rPr>
-        <w:t xml:space="preserve"> 2026-10-21</w:t>
+        <w:t xml:space="preserve"> 2026-10-22</w:t>
       </w:r>
     </w:p>
     <w:p>
@@ -157,7 +173,7 @@
           <w:i/>
           <w:color w:val="555F6D"/>
         </w:rPr>
-        <w:t xml:space="preserve">, </w:t>
+        <w:t xml:space="preserve"> · </w:t>
       </w:r>
       <w:r>
         <w:rPr>
@@ -173,7 +189,7 @@
           <w:i/>
           <w:color w:val="555F6D"/>
         </w:rPr>
-        <w:t xml:space="preserve">, </w:t>
+        <w:t xml:space="preserve"> · </w:t>
       </w:r>
       <w:r>
         <w:rPr>
@@ -189,7 +205,7 @@
           <w:i/>
           <w:color w:val="555F6D"/>
         </w:rPr>
-        <w:t xml:space="preserve"> y </w:t>
+        <w:t xml:space="preserve"> · </w:t>
       </w:r>
       <w:r>
         <w:rPr>
@@ -232,7 +248,21 @@
           <w:b w:val="0"/>
           <w:i w:val="0"/>
         </w:rPr>
-        <w:t>El código de la iteración 1 cumple la especificación, el plan técnico y los siete principios de la Constitución. No quedan hallazgos críticos ni mayores abiertos. Los dos hallazgos que encontró el bucle de verificación iterativa se corrigieron antes de este dictamen (ver §6).</w:t>
+        <w:t xml:space="preserve">El resultado cumple </w:t>
+      </w:r>
+      <w:r>
+        <w:rPr>
+          <w:b/>
+          <w:i w:val="0"/>
+        </w:rPr>
+        <w:t>cada criterio de aceptación</w:t>
+      </w:r>
+      <w:r>
+        <w:rPr>
+          <w:b w:val="0"/>
+          <w:i w:val="0"/>
+        </w:rPr>
+        <w:t xml:space="preserve"> de la especificación, el diseño técnico y los siete principios de la Constitución. No quedan hallazgos críticos ni mayores abiertos.</w:t>
       </w:r>
     </w:p>
     <w:tbl>
@@ -260,7 +290,7 @@
                 <w:color w:val="FFFFFF"/>
                 <w:sz w:val="19"/>
               </w:rPr>
-              <w:t>Dimensión auditada</w:t>
+              <w:t>Dimensión</w:t>
             </w:r>
           </w:p>
         </w:tc>
@@ -351,7 +381,7 @@
                 <w:i w:val="0"/>
                 <w:sz w:val="19"/>
               </w:rPr>
-              <w:t>35 / 35 pasan</w:t>
+              <w:t>36 / 36 pasan</w:t>
             </w:r>
             <w:r>
               <w:rPr>
@@ -376,7 +406,7 @@
                 <w:i w:val="0"/>
                 <w:sz w:val="19"/>
               </w:rPr>
-              <w:t>Requisitos funcionales con prueba trazable</w:t>
+              <w:t>Requisitos funcionales con prueba trazable (ID en el nombre)</w:t>
             </w:r>
           </w:p>
         </w:tc>
@@ -391,7 +421,7 @@
                 <w:i w:val="0"/>
                 <w:sz w:val="19"/>
               </w:rPr>
-              <w:t>11 / 11</w:t>
+              <w:t>12 / 12</w:t>
             </w:r>
             <w:r>
               <w:rPr>
@@ -458,7 +488,7 @@
                 <w:i w:val="0"/>
                 <w:sz w:val="19"/>
               </w:rPr>
-              <w:t>Escenarios de aceptación cubiertos</w:t>
+              <w:t>Criterios de aceptación (CA-01 a CA-15) verificados</w:t>
             </w:r>
           </w:p>
         </w:tc>
@@ -499,7 +529,7 @@
                 <w:i w:val="0"/>
                 <w:sz w:val="19"/>
               </w:rPr>
-              <w:t>Tareas completadas</w:t>
+              <w:t>Tareas completadas con su "Hecho cuando…"</w:t>
             </w:r>
           </w:p>
         </w:tc>
@@ -556,6 +586,48 @@
                 <w:sz w:val="19"/>
               </w:rPr>
               <w:t>7 / 7</w:t>
+            </w:r>
+            <w:r>
+              <w:rPr>
+                <w:b w:val="0"/>
+                <w:i w:val="0"/>
+                <w:sz w:val="19"/>
+              </w:rPr>
+              <w:t xml:space="preserve"> ✅</w:t>
+            </w:r>
+          </w:p>
+        </w:tc>
+      </w:tr>
+      <w:tr>
+        <w:tc>
+          <w:tcPr>
+            <w:tcW w:type="dxa" w:w="4873"/>
+            <w:shd w:val="clear" w:color="auto" w:fill="EEF2F7"/>
+          </w:tcPr>
+          <w:p>
+            <w:r>
+              <w:rPr>
+                <w:b w:val="0"/>
+                <w:i w:val="0"/>
+                <w:sz w:val="19"/>
+              </w:rPr>
+              <w:t>Puertas de revisión (G0 a G5)</w:t>
+            </w:r>
+          </w:p>
+        </w:tc>
+        <w:tc>
+          <w:tcPr>
+            <w:tcW w:type="dxa" w:w="4873"/>
+            <w:shd w:val="clear" w:color="auto" w:fill="EEF2F7"/>
+          </w:tcPr>
+          <w:p>
+            <w:r>
+              <w:rPr>
+                <w:b/>
+                <w:i w:val="0"/>
+                <w:sz w:val="19"/>
+              </w:rPr>
+              <w:t>6 / 6</w:t>
             </w:r>
             <w:r>
               <w:rPr>
@@ -586,13 +658,6 @@
     <w:p>
       <w:r>
         <w:rPr>
-          <w:b w:val="0"/>
-          <w:i w:val="0"/>
-        </w:rPr>
-        <w:t xml:space="preserve">Comando: </w:t>
-      </w:r>
-      <w:r>
-        <w:rPr>
           <w:rFonts w:ascii="Consolas" w:hAnsi="Consolas"/>
           <w:b w:val="0"/>
           <w:i w:val="0"/>
@@ -605,23 +670,7 @@
           <w:b w:val="0"/>
           <w:i w:val="0"/>
         </w:rPr>
-        <w:t xml:space="preserve"> (Node.js 22.23.2, </w:t>
-      </w:r>
-      <w:r>
-        <w:rPr>
-          <w:rFonts w:ascii="Consolas" w:hAnsi="Consolas"/>
-          <w:b w:val="0"/>
-          <w:i w:val="0"/>
-          <w:color w:val="B03060"/>
-        </w:rPr>
-        <w:t>--experimental-test-coverage</w:t>
-      </w:r>
-      <w:r>
-        <w:rPr>
-          <w:b w:val="0"/>
-          <w:i w:val="0"/>
-        </w:rPr>
-        <w:t xml:space="preserve">; incluye </w:t>
+        <w:t xml:space="preserve"> (Node.js 22.23.2; incluye </w:t>
       </w:r>
       <w:r>
         <w:rPr>
@@ -653,7 +702,7 @@
           <w:b w:val="0"/>
           <w:i w:val="0"/>
         </w:rPr>
-        <w:t>, que es solo el arranque).</w:t>
+        <w:t>, que es solo el arranque):</w:t>
       </w:r>
     </w:p>
     <w:tbl>
@@ -676,27 +725,25 @@
                 <w:rFonts w:ascii="Consolas" w:hAnsi="Consolas"/>
                 <w:sz w:val="17"/>
               </w:rPr>
-              <w:t># tests 35 | suites 7 | pass 35 | fail 0</w:t>
+              <w:t># tests 36 | suites 8 | pass 36 | fail 0</w:t>
               <w:br/>
               <w:t># --------------------------------------------------------------------</w:t>
               <w:br/>
-              <w:t># file                | line % | branch % | funcs % | uncovered lines</w:t>
+              <w:t># file                       | line % | branch % | funcs % | uncovered</w:t>
               <w:br/>
               <w:t># --------------------------------------------------------------------</w:t>
               <w:br/>
-              <w:t>#  domain/task.js           | 100.00 |   100.00 |  100.00 |</w:t>
+              <w:t>#  domain/task.js            | 100.00 |   100.00 |  100.00 |</w:t>
               <w:br/>
-              <w:t>#  http/app.js              | 100.00 |   100.00 |  100.00 |</w:t>
+              <w:t>#  http/app.js               | 100.00 |   100.00 |  100.00 |</w:t>
               <w:br/>
-              <w:t>#  repository/taskRepository| 100.00 |   100.00 |  100.00 |</w:t>
+              <w:t>#  repository/taskRepository | 100.00 |   100.00 |  100.00 |</w:t>
               <w:br/>
-              <w:t>#  services/taskService.js  | 100.00 |   100.00 |  100.00 |</w:t>
+              <w:t>#  services/taskService.js   | 100.00 |   100.00 |  100.00 |</w:t>
               <w:br/>
               <w:t># --------------------------------------------------------------------</w:t>
               <w:br/>
-              <w:t># all files                 | 100.00 |   100.00 |  100.00 |</w:t>
-              <w:br/>
-              <w:t># --------------------------------------------------------------------</w:t>
+              <w:t># all files                  | 100.00 |   100.00 |  100.00 |</w:t>
             </w:r>
           </w:p>
         </w:tc>
@@ -1007,7 +1054,7 @@
           <w:b w:val="0"/>
           <w:i w:val="0"/>
         </w:rPr>
-        <w:t xml:space="preserve"> (16 líneas) solo lee variables de entorno y llama a </w:t>
+        <w:t xml:space="preserve"> (16 líneas, solo </w:t>
       </w:r>
       <w:r>
         <w:rPr>
@@ -1023,23 +1070,7 @@
           <w:b w:val="0"/>
           <w:i w:val="0"/>
         </w:rPr>
-        <w:t xml:space="preserve">. Se verificó con la prueba manual (smoke test) documentada en </w:t>
-      </w:r>
-      <w:r>
-        <w:rPr>
-          <w:rFonts w:ascii="Consolas" w:hAnsi="Consolas"/>
-          <w:b w:val="0"/>
-          <w:i w:val="0"/>
-          <w:color w:val="B03060"/>
-        </w:rPr>
-        <w:t>implement-report.md</w:t>
-      </w:r>
-      <w:r>
-        <w:rPr>
-          <w:b w:val="0"/>
-          <w:i w:val="0"/>
-        </w:rPr>
-        <w:t xml:space="preserve"> §5.</w:t>
+        <w:t>) se verificó con la validación manual (§5).</w:t>
       </w:r>
     </w:p>
     <w:p>
@@ -1052,7 +1083,7 @@
           <w:i w:val="0"/>
           <w:color w:val="1F3A5F"/>
         </w:rPr>
-        <w:t>3. Matriz de trazabilidad: requisitos → código → pruebas</w:t>
+        <w:t>3. Trazabilidad requisito → diseño → tarea → código → prueba</w:t>
       </w:r>
     </w:p>
     <w:tbl>
@@ -1063,16 +1094,17 @@
         <w:tblLook w:firstColumn="1" w:firstRow="1" w:lastColumn="0" w:lastRow="0" w:noHBand="0" w:noVBand="1" w:val="04A0"/>
       </w:tblPr>
       <w:tblGrid>
-        <w:gridCol w:w="1949"/>
-        <w:gridCol w:w="1949"/>
-        <w:gridCol w:w="1949"/>
-        <w:gridCol w:w="1949"/>
-        <w:gridCol w:w="1949"/>
+        <w:gridCol w:w="1624"/>
+        <w:gridCol w:w="1624"/>
+        <w:gridCol w:w="1624"/>
+        <w:gridCol w:w="1624"/>
+        <w:gridCol w:w="1624"/>
+        <w:gridCol w:w="1624"/>
       </w:tblGrid>
       <w:tr>
         <w:tc>
           <w:tcPr>
-            <w:tcW w:type="dxa" w:w="1949"/>
+            <w:tcW w:type="dxa" w:w="1624"/>
             <w:shd w:val="clear" w:color="auto" w:fill="1F3A5F"/>
           </w:tcPr>
           <w:p>
@@ -1089,7 +1121,7 @@
         </w:tc>
         <w:tc>
           <w:tcPr>
-            <w:tcW w:type="dxa" w:w="1949"/>
+            <w:tcW w:type="dxa" w:w="1624"/>
             <w:shd w:val="clear" w:color="auto" w:fill="1F3A5F"/>
           </w:tcPr>
           <w:p>
@@ -1100,13 +1132,13 @@
                 <w:color w:val="FFFFFF"/>
                 <w:sz w:val="19"/>
               </w:rPr>
-              <w:t>Descripción breve</w:t>
+              <w:t>Diseño</w:t>
             </w:r>
           </w:p>
         </w:tc>
         <w:tc>
           <w:tcPr>
-            <w:tcW w:type="dxa" w:w="1949"/>
+            <w:tcW w:type="dxa" w:w="1624"/>
             <w:shd w:val="clear" w:color="auto" w:fill="1F3A5F"/>
           </w:tcPr>
           <w:p>
@@ -1117,13 +1149,13 @@
                 <w:color w:val="FFFFFF"/>
                 <w:sz w:val="19"/>
               </w:rPr>
-              <w:t>Implementación</w:t>
+              <w:t>Tareas</w:t>
             </w:r>
           </w:p>
         </w:tc>
         <w:tc>
           <w:tcPr>
-            <w:tcW w:type="dxa" w:w="1949"/>
+            <w:tcW w:type="dxa" w:w="1624"/>
             <w:shd w:val="clear" w:color="auto" w:fill="1F3A5F"/>
           </w:tcPr>
           <w:p>
@@ -1134,13 +1166,13 @@
                 <w:color w:val="FFFFFF"/>
                 <w:sz w:val="19"/>
               </w:rPr>
-              <w:t>Pruebas que lo verifican</w:t>
+              <w:t>Código</w:t>
             </w:r>
           </w:p>
         </w:tc>
         <w:tc>
           <w:tcPr>
-            <w:tcW w:type="dxa" w:w="1949"/>
+            <w:tcW w:type="dxa" w:w="1624"/>
             <w:shd w:val="clear" w:color="auto" w:fill="1F3A5F"/>
           </w:tcPr>
           <w:p>
@@ -1151,7 +1183,24 @@
                 <w:color w:val="FFFFFF"/>
                 <w:sz w:val="19"/>
               </w:rPr>
-              <w:t>Estado</w:t>
+              <w:t>Pruebas (nombre con el ID)</w:t>
+            </w:r>
+          </w:p>
+        </w:tc>
+        <w:tc>
+          <w:tcPr>
+            <w:tcW w:type="dxa" w:w="1624"/>
+            <w:shd w:val="clear" w:color="auto" w:fill="1F3A5F"/>
+          </w:tcPr>
+          <w:p>
+            <w:r>
+              <w:rPr>
+                <w:b/>
+                <w:i w:val="0"/>
+                <w:color w:val="FFFFFF"/>
+                <w:sz w:val="19"/>
+              </w:rPr>
+              <w:t>✔</w:t>
             </w:r>
           </w:p>
         </w:tc>
@@ -1159,7 +1208,7 @@
       <w:tr>
         <w:tc>
           <w:tcPr>
-            <w:tcW w:type="dxa" w:w="1949"/>
+            <w:tcW w:type="dxa" w:w="1624"/>
           </w:tcPr>
           <w:p>
             <w:r>
@@ -1174,7 +1223,7 @@
         </w:tc>
         <w:tc>
           <w:tcPr>
-            <w:tcW w:type="dxa" w:w="1949"/>
+            <w:tcW w:type="dxa" w:w="1624"/>
           </w:tcPr>
           <w:p>
             <w:r>
@@ -1183,65 +1232,39 @@
                 <w:i w:val="0"/>
                 <w:sz w:val="19"/>
               </w:rPr>
-              <w:t>Campos y longitudes de la tarea</w:t>
+              <w:t>Modelo §5</w:t>
             </w:r>
           </w:p>
         </w:tc>
         <w:tc>
           <w:tcPr>
-            <w:tcW w:type="dxa" w:w="1949"/>
+            <w:tcW w:type="dxa" w:w="1624"/>
           </w:tcPr>
           <w:p>
             <w:r>
               <w:rPr>
-                <w:rFonts w:ascii="Consolas" w:hAnsi="Consolas"/>
-                <w:b w:val="0"/>
-                <w:i w:val="0"/>
-                <w:color w:val="B03060"/>
-                <w:sz w:val="19"/>
-              </w:rPr>
-              <w:t>domain/task.js</w:t>
-            </w:r>
-            <w:r>
-              <w:rPr>
-                <w:b w:val="0"/>
-                <w:i w:val="0"/>
-                <w:sz w:val="19"/>
-              </w:rPr>
-              <w:t xml:space="preserve"> </w:t>
-            </w:r>
-            <w:r>
-              <w:rPr>
-                <w:rFonts w:ascii="Consolas" w:hAnsi="Consolas"/>
-                <w:b w:val="0"/>
-                <w:i w:val="0"/>
-                <w:color w:val="B03060"/>
-                <w:sz w:val="19"/>
-              </w:rPr>
-              <w:t>validateTaskInput</w:t>
+                <w:b w:val="0"/>
+                <w:i w:val="0"/>
+                <w:sz w:val="19"/>
+              </w:rPr>
+              <w:t>T004, T005, T009, T011</w:t>
             </w:r>
           </w:p>
         </w:tc>
         <w:tc>
           <w:tcPr>
-            <w:tcW w:type="dxa" w:w="1949"/>
+            <w:tcW w:type="dxa" w:w="1624"/>
           </w:tcPr>
           <w:p>
             <w:r>
               <w:rPr>
-                <w:b w:val="0"/>
-                <w:i w:val="0"/>
-                <w:sz w:val="19"/>
-              </w:rPr>
-              <w:t xml:space="preserve">domain: </w:t>
-            </w:r>
-            <w:r>
-              <w:rPr>
-                <w:b w:val="0"/>
-                <w:i/>
-                <w:sz w:val="19"/>
-              </w:rPr>
-              <w:t>exige title, subject y dueDate</w:t>
+                <w:rFonts w:ascii="Consolas" w:hAnsi="Consolas"/>
+                <w:b w:val="0"/>
+                <w:i w:val="0"/>
+                <w:color w:val="B03060"/>
+                <w:sz w:val="19"/>
+              </w:rPr>
+              <w:t>validateTaskInput</w:t>
             </w:r>
             <w:r>
               <w:rPr>
@@ -1253,49 +1276,44 @@
             </w:r>
             <w:r>
               <w:rPr>
-                <w:b w:val="0"/>
-                <w:i/>
-                <w:sz w:val="19"/>
-              </w:rPr>
-              <w:t>rechaza title vacío o demasiado largo</w:t>
-            </w:r>
-            <w:r>
-              <w:rPr>
-                <w:b w:val="0"/>
-                <w:i w:val="0"/>
-                <w:sz w:val="19"/>
-              </w:rPr>
-              <w:t xml:space="preserve">, </w:t>
-            </w:r>
-            <w:r>
-              <w:rPr>
-                <w:b w:val="0"/>
-                <w:i/>
-                <w:sz w:val="19"/>
-              </w:rPr>
-              <w:t>rechaza description…</w:t>
-            </w:r>
-            <w:r>
-              <w:rPr>
-                <w:b w:val="0"/>
-                <w:i w:val="0"/>
-                <w:sz w:val="19"/>
-              </w:rPr>
-              <w:t xml:space="preserve">; api: </w:t>
-            </w:r>
-            <w:r>
-              <w:rPr>
-                <w:b w:val="0"/>
-                <w:i/>
-                <w:sz w:val="19"/>
-              </w:rPr>
-              <w:t>400 con detalles</w:t>
+                <w:rFonts w:ascii="Consolas" w:hAnsi="Consolas"/>
+                <w:b w:val="0"/>
+                <w:i w:val="0"/>
+                <w:color w:val="B03060"/>
+                <w:sz w:val="19"/>
+              </w:rPr>
+              <w:t>isValidDate</w:t>
             </w:r>
           </w:p>
         </w:tc>
         <w:tc>
           <w:tcPr>
-            <w:tcW w:type="dxa" w:w="1949"/>
+            <w:tcW w:type="dxa" w:w="1624"/>
+          </w:tcPr>
+          <w:p>
+            <w:r>
+              <w:rPr>
+                <w:b w:val="0"/>
+                <w:i w:val="0"/>
+                <w:sz w:val="19"/>
+              </w:rPr>
+              <w:t xml:space="preserve">7 pruebas </w:t>
+            </w:r>
+            <w:r>
+              <w:rPr>
+                <w:rFonts w:ascii="Consolas" w:hAnsi="Consolas"/>
+                <w:b w:val="0"/>
+                <w:i w:val="0"/>
+                <w:color w:val="B03060"/>
+                <w:sz w:val="19"/>
+              </w:rPr>
+              <w:t>[FR-001]</w:t>
+            </w:r>
+          </w:p>
+        </w:tc>
+        <w:tc>
+          <w:tcPr>
+            <w:tcW w:type="dxa" w:w="1624"/>
           </w:tcPr>
           <w:p>
             <w:r>
@@ -1312,7 +1330,7 @@
       <w:tr>
         <w:tc>
           <w:tcPr>
-            <w:tcW w:type="dxa" w:w="1949"/>
+            <w:tcW w:type="dxa" w:w="1624"/>
             <w:shd w:val="clear" w:color="auto" w:fill="EEF2F7"/>
           </w:tcPr>
           <w:p>
@@ -1328,7 +1346,7 @@
         </w:tc>
         <w:tc>
           <w:tcPr>
-            <w:tcW w:type="dxa" w:w="1949"/>
+            <w:tcW w:type="dxa" w:w="1624"/>
             <w:shd w:val="clear" w:color="auto" w:fill="EEF2F7"/>
           </w:tcPr>
           <w:p>
@@ -1338,73 +1356,83 @@
                 <w:i w:val="0"/>
                 <w:sz w:val="19"/>
               </w:rPr>
-              <w:t>UUID, estado inicial y timestamps</w:t>
+              <w:t>Modelo §5</w:t>
             </w:r>
           </w:p>
         </w:tc>
         <w:tc>
           <w:tcPr>
-            <w:tcW w:type="dxa" w:w="1949"/>
+            <w:tcW w:type="dxa" w:w="1624"/>
             <w:shd w:val="clear" w:color="auto" w:fill="EEF2F7"/>
           </w:tcPr>
           <w:p>
             <w:r>
               <w:rPr>
-                <w:rFonts w:ascii="Consolas" w:hAnsi="Consolas"/>
-                <w:b w:val="0"/>
-                <w:i w:val="0"/>
-                <w:color w:val="B03060"/>
-                <w:sz w:val="19"/>
-              </w:rPr>
-              <w:t>domain/task.js</w:t>
-            </w:r>
-            <w:r>
-              <w:rPr>
-                <w:b w:val="0"/>
-                <w:i w:val="0"/>
-                <w:sz w:val="19"/>
-              </w:rPr>
-              <w:t xml:space="preserve"> </w:t>
-            </w:r>
-            <w:r>
-              <w:rPr>
-                <w:rFonts w:ascii="Consolas" w:hAnsi="Consolas"/>
-                <w:b w:val="0"/>
-                <w:i w:val="0"/>
-                <w:color w:val="B03060"/>
-                <w:sz w:val="19"/>
-              </w:rPr>
-              <w:t>createTask</w:t>
+                <w:b w:val="0"/>
+                <w:i w:val="0"/>
+                <w:sz w:val="19"/>
+              </w:rPr>
+              <w:t>T005, T009</w:t>
             </w:r>
           </w:p>
         </w:tc>
         <w:tc>
           <w:tcPr>
-            <w:tcW w:type="dxa" w:w="1949"/>
+            <w:tcW w:type="dxa" w:w="1624"/>
             <w:shd w:val="clear" w:color="auto" w:fill="EEF2F7"/>
           </w:tcPr>
           <w:p>
             <w:r>
               <w:rPr>
-                <w:b w:val="0"/>
-                <w:i w:val="0"/>
-                <w:sz w:val="19"/>
-              </w:rPr>
-              <w:t xml:space="preserve">domain: </w:t>
-            </w:r>
-            <w:r>
-              <w:rPr>
-                <w:b w:val="0"/>
-                <w:i/>
-                <w:sz w:val="19"/>
-              </w:rPr>
-              <w:t>asigna id, valores por defecto y timestamps</w:t>
+                <w:rFonts w:ascii="Consolas" w:hAnsi="Consolas"/>
+                <w:b w:val="0"/>
+                <w:i w:val="0"/>
+                <w:color w:val="B03060"/>
+                <w:sz w:val="19"/>
+              </w:rPr>
+              <w:t>createTask</w:t>
             </w:r>
           </w:p>
         </w:tc>
         <w:tc>
           <w:tcPr>
-            <w:tcW w:type="dxa" w:w="1949"/>
+            <w:tcW w:type="dxa" w:w="1624"/>
+            <w:shd w:val="clear" w:color="auto" w:fill="EEF2F7"/>
+          </w:tcPr>
+          <w:p>
+            <w:r>
+              <w:rPr>
+                <w:rFonts w:ascii="Consolas" w:hAnsi="Consolas"/>
+                <w:b w:val="0"/>
+                <w:i w:val="0"/>
+                <w:color w:val="B03060"/>
+                <w:sz w:val="19"/>
+              </w:rPr>
+              <w:t>[FR-002][FR-003] asigna id…</w:t>
+            </w:r>
+            <w:r>
+              <w:rPr>
+                <w:b w:val="0"/>
+                <w:i w:val="0"/>
+                <w:sz w:val="19"/>
+              </w:rPr>
+              <w:t xml:space="preserve">, </w:t>
+            </w:r>
+            <w:r>
+              <w:rPr>
+                <w:rFonts w:ascii="Consolas" w:hAnsi="Consolas"/>
+                <w:b w:val="0"/>
+                <w:i w:val="0"/>
+                <w:color w:val="B03060"/>
+                <w:sz w:val="19"/>
+              </w:rPr>
+              <w:t>[FR-001][FR-002] US1…</w:t>
+            </w:r>
+          </w:p>
+        </w:tc>
+        <w:tc>
+          <w:tcPr>
+            <w:tcW w:type="dxa" w:w="1624"/>
             <w:shd w:val="clear" w:color="auto" w:fill="EEF2F7"/>
           </w:tcPr>
           <w:p>
@@ -1422,7 +1450,7 @@
       <w:tr>
         <w:tc>
           <w:tcPr>
-            <w:tcW w:type="dxa" w:w="1949"/>
+            <w:tcW w:type="dxa" w:w="1624"/>
           </w:tcPr>
           <w:p>
             <w:r>
@@ -1437,7 +1465,7 @@
         </w:tc>
         <w:tc>
           <w:tcPr>
-            <w:tcW w:type="dxa" w:w="1949"/>
+            <w:tcW w:type="dxa" w:w="1624"/>
           </w:tcPr>
           <w:p>
             <w:r>
@@ -1446,79 +1474,80 @@
                 <w:i w:val="0"/>
                 <w:sz w:val="19"/>
               </w:rPr>
-              <w:t xml:space="preserve">Prioridad enum, por defecto </w:t>
-            </w:r>
-            <w:r>
-              <w:rPr>
-                <w:rFonts w:ascii="Consolas" w:hAnsi="Consolas"/>
-                <w:b w:val="0"/>
-                <w:i w:val="0"/>
-                <w:color w:val="B03060"/>
-                <w:sz w:val="19"/>
-              </w:rPr>
-              <w:t>media</w:t>
+              <w:t>Modelo §5</w:t>
             </w:r>
           </w:p>
         </w:tc>
         <w:tc>
           <w:tcPr>
-            <w:tcW w:type="dxa" w:w="1949"/>
+            <w:tcW w:type="dxa" w:w="1624"/>
           </w:tcPr>
           <w:p>
             <w:r>
               <w:rPr>
-                <w:rFonts w:ascii="Consolas" w:hAnsi="Consolas"/>
-                <w:b w:val="0"/>
-                <w:i w:val="0"/>
-                <w:color w:val="B03060"/>
-                <w:sz w:val="19"/>
-              </w:rPr>
-              <w:t>domain/task.js</w:t>
+                <w:b w:val="0"/>
+                <w:i w:val="0"/>
+                <w:sz w:val="19"/>
+              </w:rPr>
+              <w:t>T005</w:t>
             </w:r>
           </w:p>
         </w:tc>
         <w:tc>
           <w:tcPr>
-            <w:tcW w:type="dxa" w:w="1949"/>
+            <w:tcW w:type="dxa" w:w="1624"/>
           </w:tcPr>
           <w:p>
             <w:r>
               <w:rPr>
-                <w:b w:val="0"/>
-                <w:i w:val="0"/>
-                <w:sz w:val="19"/>
-              </w:rPr>
-              <w:t xml:space="preserve">domain: </w:t>
-            </w:r>
-            <w:r>
-              <w:rPr>
-                <w:b w:val="0"/>
-                <w:i/>
-                <w:sz w:val="19"/>
-              </w:rPr>
-              <w:t>rechaza prioridad inválida</w:t>
-            </w:r>
-            <w:r>
-              <w:rPr>
-                <w:b w:val="0"/>
-                <w:i w:val="0"/>
-                <w:sz w:val="19"/>
-              </w:rPr>
-              <w:t xml:space="preserve">, </w:t>
-            </w:r>
-            <w:r>
-              <w:rPr>
-                <w:b w:val="0"/>
-                <w:i/>
-                <w:sz w:val="19"/>
-              </w:rPr>
-              <w:t>asigna … valores por defecto</w:t>
+                <w:rFonts w:ascii="Consolas" w:hAnsi="Consolas"/>
+                <w:b w:val="0"/>
+                <w:i w:val="0"/>
+                <w:color w:val="B03060"/>
+                <w:sz w:val="19"/>
+              </w:rPr>
+              <w:t>PRIORITIES</w:t>
             </w:r>
           </w:p>
         </w:tc>
         <w:tc>
           <w:tcPr>
-            <w:tcW w:type="dxa" w:w="1949"/>
+            <w:tcW w:type="dxa" w:w="1624"/>
+          </w:tcPr>
+          <w:p>
+            <w:r>
+              <w:rPr>
+                <w:rFonts w:ascii="Consolas" w:hAnsi="Consolas"/>
+                <w:b w:val="0"/>
+                <w:i w:val="0"/>
+                <w:color w:val="B03060"/>
+                <w:sz w:val="19"/>
+              </w:rPr>
+              <w:t>[FR-003] rechaza prioridad inválida</w:t>
+            </w:r>
+            <w:r>
+              <w:rPr>
+                <w:b w:val="0"/>
+                <w:i w:val="0"/>
+                <w:sz w:val="19"/>
+              </w:rPr>
+              <w:t xml:space="preserve">, </w:t>
+            </w:r>
+            <w:r>
+              <w:rPr>
+                <w:rFonts w:ascii="Consolas" w:hAnsi="Consolas"/>
+                <w:b w:val="0"/>
+                <w:i w:val="0"/>
+                <w:color w:val="B03060"/>
+                <w:sz w:val="19"/>
+              </w:rPr>
+              <w:t>[FR-002][FR-003]…</w:t>
+            </w:r>
+          </w:p>
+        </w:tc>
+        <w:tc>
+          <w:tcPr>
+            <w:tcW w:type="dxa" w:w="1624"/>
           </w:tcPr>
           <w:p>
             <w:r>
@@ -1535,7 +1564,7 @@
       <w:tr>
         <w:tc>
           <w:tcPr>
-            <w:tcW w:type="dxa" w:w="1949"/>
+            <w:tcW w:type="dxa" w:w="1624"/>
             <w:shd w:val="clear" w:color="auto" w:fill="EEF2F7"/>
           </w:tcPr>
           <w:p>
@@ -1551,7 +1580,7 @@
         </w:tc>
         <w:tc>
           <w:tcPr>
-            <w:tcW w:type="dxa" w:w="1949"/>
+            <w:tcW w:type="dxa" w:w="1624"/>
             <w:shd w:val="clear" w:color="auto" w:fill="EEF2F7"/>
           </w:tcPr>
           <w:p>
@@ -1561,121 +1590,81 @@
                 <w:i w:val="0"/>
                 <w:sz w:val="19"/>
               </w:rPr>
-              <w:t>400 con lista de errores</w:t>
+              <w:t>ADR-04</w:t>
             </w:r>
           </w:p>
         </w:tc>
         <w:tc>
           <w:tcPr>
-            <w:tcW w:type="dxa" w:w="1949"/>
+            <w:tcW w:type="dxa" w:w="1624"/>
             <w:shd w:val="clear" w:color="auto" w:fill="EEF2F7"/>
           </w:tcPr>
           <w:p>
             <w:r>
               <w:rPr>
-                <w:rFonts w:ascii="Consolas" w:hAnsi="Consolas"/>
-                <w:b w:val="0"/>
-                <w:i w:val="0"/>
-                <w:color w:val="B03060"/>
-                <w:sz w:val="19"/>
-              </w:rPr>
-              <w:t>ValidationError</w:t>
-            </w:r>
-            <w:r>
-              <w:rPr>
-                <w:b w:val="0"/>
-                <w:i w:val="0"/>
-                <w:sz w:val="19"/>
-              </w:rPr>
-              <w:t xml:space="preserve"> → </w:t>
-            </w:r>
-            <w:r>
-              <w:rPr>
-                <w:rFonts w:ascii="Consolas" w:hAnsi="Consolas"/>
-                <w:b w:val="0"/>
-                <w:i w:val="0"/>
-                <w:color w:val="B03060"/>
-                <w:sz w:val="19"/>
-              </w:rPr>
-              <w:t>http/app.js</w:t>
+                <w:b w:val="0"/>
+                <w:i w:val="0"/>
+                <w:sz w:val="19"/>
+              </w:rPr>
+              <w:t>T007, T010, T011</w:t>
             </w:r>
           </w:p>
         </w:tc>
         <w:tc>
           <w:tcPr>
-            <w:tcW w:type="dxa" w:w="1949"/>
+            <w:tcW w:type="dxa" w:w="1624"/>
             <w:shd w:val="clear" w:color="auto" w:fill="EEF2F7"/>
           </w:tcPr>
           <w:p>
             <w:r>
               <w:rPr>
-                <w:b w:val="0"/>
-                <w:i w:val="0"/>
-                <w:sz w:val="19"/>
-              </w:rPr>
-              <w:t xml:space="preserve">domain: </w:t>
-            </w:r>
-            <w:r>
-              <w:rPr>
-                <w:b w:val="0"/>
-                <w:i/>
-                <w:sz w:val="19"/>
-              </w:rPr>
-              <w:t>lanza ValidationError con detalles</w:t>
-            </w:r>
-            <w:r>
-              <w:rPr>
-                <w:b w:val="0"/>
-                <w:i w:val="0"/>
-                <w:sz w:val="19"/>
-              </w:rPr>
-              <w:t xml:space="preserve">; api: </w:t>
-            </w:r>
-            <w:r>
-              <w:rPr>
-                <w:b w:val="0"/>
-                <w:i/>
-                <w:sz w:val="19"/>
-              </w:rPr>
-              <w:t>400 con detalles</w:t>
-            </w:r>
-            <w:r>
-              <w:rPr>
-                <w:b w:val="0"/>
-                <w:i w:val="0"/>
-                <w:sz w:val="19"/>
-              </w:rPr>
-              <w:t xml:space="preserve">, </w:t>
-            </w:r>
-            <w:r>
-              <w:rPr>
-                <w:b w:val="0"/>
-                <w:i/>
-                <w:sz w:val="19"/>
-              </w:rPr>
-              <w:t>400 con JSON mal formado</w:t>
-            </w:r>
-            <w:r>
-              <w:rPr>
-                <w:b w:val="0"/>
-                <w:i w:val="0"/>
-                <w:sz w:val="19"/>
-              </w:rPr>
-              <w:t xml:space="preserve">, </w:t>
-            </w:r>
-            <w:r>
-              <w:rPr>
-                <w:b w:val="0"/>
-                <w:i/>
-                <w:sz w:val="19"/>
-              </w:rPr>
-              <w:t>POST sin cuerpo</w:t>
+                <w:rFonts w:ascii="Consolas" w:hAnsi="Consolas"/>
+                <w:b w:val="0"/>
+                <w:i w:val="0"/>
+                <w:color w:val="B03060"/>
+                <w:sz w:val="19"/>
+              </w:rPr>
+              <w:t>ValidationError</w:t>
+            </w:r>
+            <w:r>
+              <w:rPr>
+                <w:b w:val="0"/>
+                <w:i w:val="0"/>
+                <w:sz w:val="19"/>
+              </w:rPr>
+              <w:t xml:space="preserve"> → 400</w:t>
             </w:r>
           </w:p>
         </w:tc>
         <w:tc>
           <w:tcPr>
-            <w:tcW w:type="dxa" w:w="1949"/>
+            <w:tcW w:type="dxa" w:w="1624"/>
+            <w:shd w:val="clear" w:color="auto" w:fill="EEF2F7"/>
+          </w:tcPr>
+          <w:p>
+            <w:r>
+              <w:rPr>
+                <w:b w:val="0"/>
+                <w:i w:val="0"/>
+                <w:sz w:val="19"/>
+              </w:rPr>
+              <w:t xml:space="preserve">7 pruebas </w:t>
+            </w:r>
+            <w:r>
+              <w:rPr>
+                <w:rFonts w:ascii="Consolas" w:hAnsi="Consolas"/>
+                <w:b w:val="0"/>
+                <w:i w:val="0"/>
+                <w:color w:val="B03060"/>
+                <w:sz w:val="19"/>
+              </w:rPr>
+              <w:t>[FR-004]</w:t>
+            </w:r>
+          </w:p>
+        </w:tc>
+        <w:tc>
+          <w:tcPr>
+            <w:tcW w:type="dxa" w:w="1624"/>
             <w:shd w:val="clear" w:color="auto" w:fill="EEF2F7"/>
           </w:tcPr>
           <w:p>
@@ -1693,7 +1682,7 @@
       <w:tr>
         <w:tc>
           <w:tcPr>
-            <w:tcW w:type="dxa" w:w="1949"/>
+            <w:tcW w:type="dxa" w:w="1624"/>
           </w:tcPr>
           <w:p>
             <w:r>
@@ -1708,7 +1697,7 @@
         </w:tc>
         <w:tc>
           <w:tcPr>
-            <w:tcW w:type="dxa" w:w="1949"/>
+            <w:tcW w:type="dxa" w:w="1624"/>
           </w:tcPr>
           <w:p>
             <w:r>
@@ -1717,53 +1706,80 @@
                 <w:i w:val="0"/>
                 <w:sz w:val="19"/>
               </w:rPr>
-              <w:t>Orden por fecha y prioridad</w:t>
+              <w:t>ADR-07</w:t>
             </w:r>
           </w:p>
         </w:tc>
         <w:tc>
           <w:tcPr>
-            <w:tcW w:type="dxa" w:w="1949"/>
+            <w:tcW w:type="dxa" w:w="1624"/>
           </w:tcPr>
           <w:p>
             <w:r>
               <w:rPr>
-                <w:rFonts w:ascii="Consolas" w:hAnsi="Consolas"/>
-                <w:b w:val="0"/>
-                <w:i w:val="0"/>
-                <w:color w:val="B03060"/>
-                <w:sz w:val="19"/>
-              </w:rPr>
-              <w:t>taskService.list</w:t>
+                <w:b w:val="0"/>
+                <w:i w:val="0"/>
+                <w:sz w:val="19"/>
+              </w:rPr>
+              <w:t>T013, T014</w:t>
             </w:r>
           </w:p>
         </w:tc>
         <w:tc>
           <w:tcPr>
-            <w:tcW w:type="dxa" w:w="1949"/>
+            <w:tcW w:type="dxa" w:w="1624"/>
           </w:tcPr>
           <w:p>
             <w:r>
               <w:rPr>
-                <w:b w:val="0"/>
-                <w:i w:val="0"/>
-                <w:sz w:val="19"/>
-              </w:rPr>
-              <w:t xml:space="preserve">service: </w:t>
-            </w:r>
-            <w:r>
-              <w:rPr>
-                <w:b w:val="0"/>
-                <w:i/>
-                <w:sz w:val="19"/>
-              </w:rPr>
-              <w:t>US2: lista ordenada por fecha de entrega y prioridad</w:t>
+                <w:rFonts w:ascii="Consolas" w:hAnsi="Consolas"/>
+                <w:b w:val="0"/>
+                <w:i w:val="0"/>
+                <w:color w:val="B03060"/>
+                <w:sz w:val="19"/>
+              </w:rPr>
+              <w:t>list()</w:t>
+            </w:r>
+            <w:r>
+              <w:rPr>
+                <w:b w:val="0"/>
+                <w:i w:val="0"/>
+                <w:sz w:val="19"/>
+              </w:rPr>
+              <w:t xml:space="preserve"> + </w:t>
+            </w:r>
+            <w:r>
+              <w:rPr>
+                <w:rFonts w:ascii="Consolas" w:hAnsi="Consolas"/>
+                <w:b w:val="0"/>
+                <w:i w:val="0"/>
+                <w:color w:val="B03060"/>
+                <w:sz w:val="19"/>
+              </w:rPr>
+              <w:t>PRIORITY_WEIGHT</w:t>
             </w:r>
           </w:p>
         </w:tc>
         <w:tc>
           <w:tcPr>
-            <w:tcW w:type="dxa" w:w="1949"/>
+            <w:tcW w:type="dxa" w:w="1624"/>
+          </w:tcPr>
+          <w:p>
+            <w:r>
+              <w:rPr>
+                <w:rFonts w:ascii="Consolas" w:hAnsi="Consolas"/>
+                <w:b w:val="0"/>
+                <w:i w:val="0"/>
+                <w:color w:val="B03060"/>
+                <w:sz w:val="19"/>
+              </w:rPr>
+              <w:t>[FR-005] US2: lista ordenada…</w:t>
+            </w:r>
+          </w:p>
+        </w:tc>
+        <w:tc>
+          <w:tcPr>
+            <w:tcW w:type="dxa" w:w="1624"/>
           </w:tcPr>
           <w:p>
             <w:r>
@@ -1780,7 +1796,7 @@
       <w:tr>
         <w:tc>
           <w:tcPr>
-            <w:tcW w:type="dxa" w:w="1949"/>
+            <w:tcW w:type="dxa" w:w="1624"/>
             <w:shd w:val="clear" w:color="auto" w:fill="EEF2F7"/>
           </w:tcPr>
           <w:p>
@@ -1796,7 +1812,7 @@
         </w:tc>
         <w:tc>
           <w:tcPr>
-            <w:tcW w:type="dxa" w:w="1949"/>
+            <w:tcW w:type="dxa" w:w="1624"/>
             <w:shd w:val="clear" w:color="auto" w:fill="EEF2F7"/>
           </w:tcPr>
           <w:p>
@@ -1806,87 +1822,101 @@
                 <w:i w:val="0"/>
                 <w:sz w:val="19"/>
               </w:rPr>
-              <w:t>Filtros por estado, prioridad y materia</w:t>
+              <w:t>§6</w:t>
             </w:r>
           </w:p>
         </w:tc>
         <w:tc>
           <w:tcPr>
-            <w:tcW w:type="dxa" w:w="1949"/>
+            <w:tcW w:type="dxa" w:w="1624"/>
             <w:shd w:val="clear" w:color="auto" w:fill="EEF2F7"/>
           </w:tcPr>
           <w:p>
             <w:r>
               <w:rPr>
-                <w:rFonts w:ascii="Consolas" w:hAnsi="Consolas"/>
-                <w:b w:val="0"/>
-                <w:i w:val="0"/>
-                <w:color w:val="B03060"/>
-                <w:sz w:val="19"/>
-              </w:rPr>
-              <w:t>taskService.list</w:t>
+                <w:b w:val="0"/>
+                <w:i w:val="0"/>
+                <w:sz w:val="19"/>
+              </w:rPr>
+              <w:t>T013–T015</w:t>
             </w:r>
           </w:p>
         </w:tc>
         <w:tc>
           <w:tcPr>
-            <w:tcW w:type="dxa" w:w="1949"/>
+            <w:tcW w:type="dxa" w:w="1624"/>
             <w:shd w:val="clear" w:color="auto" w:fill="EEF2F7"/>
           </w:tcPr>
           <w:p>
             <w:r>
               <w:rPr>
-                <w:b w:val="0"/>
-                <w:i w:val="0"/>
-                <w:sz w:val="19"/>
-              </w:rPr>
-              <w:t xml:space="preserve">service: </w:t>
-            </w:r>
-            <w:r>
-              <w:rPr>
-                <w:b w:val="0"/>
-                <w:i/>
-                <w:sz w:val="19"/>
-              </w:rPr>
-              <w:t>US2: filtra…</w:t>
-            </w:r>
-            <w:r>
-              <w:rPr>
-                <w:b w:val="0"/>
-                <w:i w:val="0"/>
-                <w:sz w:val="19"/>
-              </w:rPr>
-              <w:t xml:space="preserve">, </w:t>
-            </w:r>
-            <w:r>
-              <w:rPr>
-                <w:b w:val="0"/>
-                <w:i/>
-                <w:sz w:val="19"/>
-              </w:rPr>
-              <w:t>US2: rechaza filtros inválidos</w:t>
-            </w:r>
-            <w:r>
-              <w:rPr>
-                <w:b w:val="0"/>
-                <w:i w:val="0"/>
-                <w:sz w:val="19"/>
-              </w:rPr>
-              <w:t xml:space="preserve">; api: </w:t>
-            </w:r>
-            <w:r>
-              <w:rPr>
-                <w:b w:val="0"/>
-                <w:i/>
-                <w:sz w:val="19"/>
-              </w:rPr>
-              <w:t>400 con filtro inválido</w:t>
+                <w:rFonts w:ascii="Consolas" w:hAnsi="Consolas"/>
+                <w:b w:val="0"/>
+                <w:i w:val="0"/>
+                <w:color w:val="B03060"/>
+                <w:sz w:val="19"/>
+              </w:rPr>
+              <w:t>list(filters)</w:t>
             </w:r>
           </w:p>
         </w:tc>
         <w:tc>
           <w:tcPr>
-            <w:tcW w:type="dxa" w:w="1949"/>
+            <w:tcW w:type="dxa" w:w="1624"/>
+            <w:shd w:val="clear" w:color="auto" w:fill="EEF2F7"/>
+          </w:tcPr>
+          <w:p>
+            <w:r>
+              <w:rPr>
+                <w:rFonts w:ascii="Consolas" w:hAnsi="Consolas"/>
+                <w:b w:val="0"/>
+                <w:i w:val="0"/>
+                <w:color w:val="B03060"/>
+                <w:sz w:val="19"/>
+              </w:rPr>
+              <w:t>[FR-006] US2: filtra…</w:t>
+            </w:r>
+            <w:r>
+              <w:rPr>
+                <w:b w:val="0"/>
+                <w:i w:val="0"/>
+                <w:sz w:val="19"/>
+              </w:rPr>
+              <w:t xml:space="preserve">, </w:t>
+            </w:r>
+            <w:r>
+              <w:rPr>
+                <w:rFonts w:ascii="Consolas" w:hAnsi="Consolas"/>
+                <w:b w:val="0"/>
+                <w:i w:val="0"/>
+                <w:color w:val="B03060"/>
+                <w:sz w:val="19"/>
+              </w:rPr>
+              <w:t>[FR-006][FR-004]…</w:t>
+            </w:r>
+            <w:r>
+              <w:rPr>
+                <w:b w:val="0"/>
+                <w:i w:val="0"/>
+                <w:sz w:val="19"/>
+              </w:rPr>
+              <w:t xml:space="preserve">, </w:t>
+            </w:r>
+            <w:r>
+              <w:rPr>
+                <w:rFonts w:ascii="Consolas" w:hAnsi="Consolas"/>
+                <w:b w:val="0"/>
+                <w:i w:val="0"/>
+                <w:color w:val="B03060"/>
+                <w:sz w:val="19"/>
+              </w:rPr>
+              <w:t>[FR-006] 400 con filtro inválido</w:t>
+            </w:r>
+          </w:p>
+        </w:tc>
+        <w:tc>
+          <w:tcPr>
+            <w:tcW w:type="dxa" w:w="1624"/>
             <w:shd w:val="clear" w:color="auto" w:fill="EEF2F7"/>
           </w:tcPr>
           <w:p>
@@ -1904,7 +1934,7 @@
       <w:tr>
         <w:tc>
           <w:tcPr>
-            <w:tcW w:type="dxa" w:w="1949"/>
+            <w:tcW w:type="dxa" w:w="1624"/>
           </w:tcPr>
           <w:p>
             <w:r>
@@ -1919,7 +1949,7 @@
         </w:tc>
         <w:tc>
           <w:tcPr>
-            <w:tcW w:type="dxa" w:w="1949"/>
+            <w:tcW w:type="dxa" w:w="1624"/>
           </w:tcPr>
           <w:p>
             <w:r>
@@ -1928,65 +1958,39 @@
                 <w:i w:val="0"/>
                 <w:sz w:val="19"/>
               </w:rPr>
-              <w:t>Máquina de estados, 409</w:t>
+              <w:t>ADR-03</w:t>
             </w:r>
           </w:p>
         </w:tc>
         <w:tc>
           <w:tcPr>
-            <w:tcW w:type="dxa" w:w="1949"/>
+            <w:tcW w:type="dxa" w:w="1624"/>
           </w:tcPr>
           <w:p>
             <w:r>
               <w:rPr>
-                <w:rFonts w:ascii="Consolas" w:hAnsi="Consolas"/>
-                <w:b w:val="0"/>
-                <w:i w:val="0"/>
-                <w:color w:val="B03060"/>
-                <w:sz w:val="19"/>
-              </w:rPr>
-              <w:t>canTransition</w:t>
-            </w:r>
-            <w:r>
-              <w:rPr>
-                <w:b w:val="0"/>
-                <w:i w:val="0"/>
-                <w:sz w:val="19"/>
-              </w:rPr>
-              <w:t xml:space="preserve">, </w:t>
-            </w:r>
-            <w:r>
-              <w:rPr>
-                <w:rFonts w:ascii="Consolas" w:hAnsi="Consolas"/>
-                <w:b w:val="0"/>
-                <w:i w:val="0"/>
-                <w:color w:val="B03060"/>
-                <w:sz w:val="19"/>
-              </w:rPr>
-              <w:t>changeStatus</w:t>
+                <w:b w:val="0"/>
+                <w:i w:val="0"/>
+                <w:sz w:val="19"/>
+              </w:rPr>
+              <w:t>T016, T018, T019</w:t>
             </w:r>
           </w:p>
         </w:tc>
         <w:tc>
           <w:tcPr>
-            <w:tcW w:type="dxa" w:w="1949"/>
+            <w:tcW w:type="dxa" w:w="1624"/>
           </w:tcPr>
           <w:p>
             <w:r>
               <w:rPr>
-                <w:b w:val="0"/>
-                <w:i w:val="0"/>
-                <w:sz w:val="19"/>
-              </w:rPr>
-              <w:t xml:space="preserve">domain: </w:t>
-            </w:r>
-            <w:r>
-              <w:rPr>
-                <w:b w:val="0"/>
-                <w:i/>
-                <w:sz w:val="19"/>
-              </w:rPr>
-              <w:t>permite transiciones válidas</w:t>
+                <w:rFonts w:ascii="Consolas" w:hAnsi="Consolas"/>
+                <w:b w:val="0"/>
+                <w:i w:val="0"/>
+                <w:color w:val="B03060"/>
+                <w:sz w:val="19"/>
+              </w:rPr>
+              <w:t>canTransition</w:t>
             </w:r>
             <w:r>
               <w:rPr>
@@ -1998,49 +2002,44 @@
             </w:r>
             <w:r>
               <w:rPr>
-                <w:b w:val="0"/>
-                <w:i/>
-                <w:sz w:val="19"/>
-              </w:rPr>
-              <w:t>bloquea transiciones…</w:t>
-            </w:r>
-            <w:r>
-              <w:rPr>
-                <w:b w:val="0"/>
-                <w:i w:val="0"/>
-                <w:sz w:val="19"/>
-              </w:rPr>
-              <w:t xml:space="preserve">; service: </w:t>
-            </w:r>
-            <w:r>
-              <w:rPr>
-                <w:b w:val="0"/>
-                <w:i/>
-                <w:sz w:val="19"/>
-              </w:rPr>
-              <w:t>US3: cambia estado…</w:t>
-            </w:r>
-            <w:r>
-              <w:rPr>
-                <w:b w:val="0"/>
-                <w:i w:val="0"/>
-                <w:sz w:val="19"/>
-              </w:rPr>
-              <w:t xml:space="preserve">; api: </w:t>
-            </w:r>
-            <w:r>
-              <w:rPr>
-                <w:b w:val="0"/>
-                <w:i/>
-                <w:sz w:val="19"/>
-              </w:rPr>
-              <w:t>409 ante transición…</w:t>
+                <w:rFonts w:ascii="Consolas" w:hAnsi="Consolas"/>
+                <w:b w:val="0"/>
+                <w:i w:val="0"/>
+                <w:color w:val="B03060"/>
+                <w:sz w:val="19"/>
+              </w:rPr>
+              <w:t>changeStatus</w:t>
             </w:r>
           </w:p>
         </w:tc>
         <w:tc>
           <w:tcPr>
-            <w:tcW w:type="dxa" w:w="1949"/>
+            <w:tcW w:type="dxa" w:w="1624"/>
+          </w:tcPr>
+          <w:p>
+            <w:r>
+              <w:rPr>
+                <w:b w:val="0"/>
+                <w:i w:val="0"/>
+                <w:sz w:val="19"/>
+              </w:rPr>
+              <w:t xml:space="preserve">4 pruebas </w:t>
+            </w:r>
+            <w:r>
+              <w:rPr>
+                <w:rFonts w:ascii="Consolas" w:hAnsi="Consolas"/>
+                <w:b w:val="0"/>
+                <w:i w:val="0"/>
+                <w:color w:val="B03060"/>
+                <w:sz w:val="19"/>
+              </w:rPr>
+              <w:t>[FR-007]</w:t>
+            </w:r>
+          </w:p>
+        </w:tc>
+        <w:tc>
+          <w:tcPr>
+            <w:tcW w:type="dxa" w:w="1624"/>
           </w:tcPr>
           <w:p>
             <w:r>
@@ -2057,7 +2056,7 @@
       <w:tr>
         <w:tc>
           <w:tcPr>
-            <w:tcW w:type="dxa" w:w="1949"/>
+            <w:tcW w:type="dxa" w:w="1624"/>
             <w:shd w:val="clear" w:color="auto" w:fill="EEF2F7"/>
           </w:tcPr>
           <w:p>
@@ -2073,7 +2072,7 @@
         </w:tc>
         <w:tc>
           <w:tcPr>
-            <w:tcW w:type="dxa" w:w="1949"/>
+            <w:tcW w:type="dxa" w:w="1624"/>
             <w:shd w:val="clear" w:color="auto" w:fill="EEF2F7"/>
           </w:tcPr>
           <w:p>
@@ -2083,103 +2082,73 @@
                 <w:i w:val="0"/>
                 <w:sz w:val="19"/>
               </w:rPr>
-              <w:t>Edición parcial</w:t>
+              <w:t>ADR-03</w:t>
             </w:r>
           </w:p>
         </w:tc>
         <w:tc>
           <w:tcPr>
-            <w:tcW w:type="dxa" w:w="1949"/>
+            <w:tcW w:type="dxa" w:w="1624"/>
             <w:shd w:val="clear" w:color="auto" w:fill="EEF2F7"/>
           </w:tcPr>
           <w:p>
             <w:r>
               <w:rPr>
-                <w:rFonts w:ascii="Consolas" w:hAnsi="Consolas"/>
-                <w:b w:val="0"/>
-                <w:i w:val="0"/>
-                <w:color w:val="B03060"/>
-                <w:sz w:val="19"/>
-              </w:rPr>
-              <w:t>taskService.update</w:t>
+                <w:b w:val="0"/>
+                <w:i w:val="0"/>
+                <w:sz w:val="19"/>
+              </w:rPr>
+              <w:t>T016, T017</w:t>
             </w:r>
           </w:p>
         </w:tc>
         <w:tc>
           <w:tcPr>
-            <w:tcW w:type="dxa" w:w="1949"/>
+            <w:tcW w:type="dxa" w:w="1624"/>
             <w:shd w:val="clear" w:color="auto" w:fill="EEF2F7"/>
           </w:tcPr>
           <w:p>
             <w:r>
               <w:rPr>
-                <w:b w:val="0"/>
-                <w:i w:val="0"/>
-                <w:sz w:val="19"/>
-              </w:rPr>
-              <w:t xml:space="preserve">service: </w:t>
-            </w:r>
-            <w:r>
-              <w:rPr>
-                <w:b w:val="0"/>
-                <w:i/>
-                <w:sz w:val="19"/>
-              </w:rPr>
-              <w:t>US3: edita campos…</w:t>
-            </w:r>
-            <w:r>
-              <w:rPr>
-                <w:b w:val="0"/>
-                <w:i w:val="0"/>
-                <w:sz w:val="19"/>
-              </w:rPr>
-              <w:t xml:space="preserve">, </w:t>
-            </w:r>
-            <w:r>
-              <w:rPr>
-                <w:b w:val="0"/>
-                <w:i/>
-                <w:sz w:val="19"/>
-              </w:rPr>
-              <w:t>US3: rechaza edición inválida</w:t>
-            </w:r>
-            <w:r>
-              <w:rPr>
-                <w:b w:val="0"/>
-                <w:i w:val="0"/>
-                <w:sz w:val="19"/>
-              </w:rPr>
-              <w:t xml:space="preserve">; domain: </w:t>
-            </w:r>
-            <w:r>
-              <w:rPr>
-                <w:b w:val="0"/>
-                <w:i/>
-                <w:sz w:val="19"/>
-              </w:rPr>
-              <w:t>en modo parcial…</w:t>
-            </w:r>
-            <w:r>
-              <w:rPr>
-                <w:b w:val="0"/>
-                <w:i w:val="0"/>
-                <w:sz w:val="19"/>
-              </w:rPr>
-              <w:t xml:space="preserve">, </w:t>
-            </w:r>
-            <w:r>
-              <w:rPr>
-                <w:b w:val="0"/>
-                <w:i/>
-                <w:sz w:val="19"/>
-              </w:rPr>
-              <w:t>no permite fijar status</w:t>
+                <w:rFonts w:ascii="Consolas" w:hAnsi="Consolas"/>
+                <w:b w:val="0"/>
+                <w:i w:val="0"/>
+                <w:color w:val="B03060"/>
+                <w:sz w:val="19"/>
+              </w:rPr>
+              <w:t>update()</w:t>
             </w:r>
           </w:p>
         </w:tc>
         <w:tc>
           <w:tcPr>
-            <w:tcW w:type="dxa" w:w="1949"/>
+            <w:tcW w:type="dxa" w:w="1624"/>
+            <w:shd w:val="clear" w:color="auto" w:fill="EEF2F7"/>
+          </w:tcPr>
+          <w:p>
+            <w:r>
+              <w:rPr>
+                <w:b w:val="0"/>
+                <w:i w:val="0"/>
+                <w:sz w:val="19"/>
+              </w:rPr>
+              <w:t xml:space="preserve">4 pruebas </w:t>
+            </w:r>
+            <w:r>
+              <w:rPr>
+                <w:rFonts w:ascii="Consolas" w:hAnsi="Consolas"/>
+                <w:b w:val="0"/>
+                <w:i w:val="0"/>
+                <w:color w:val="B03060"/>
+                <w:sz w:val="19"/>
+              </w:rPr>
+              <w:t>[FR-008]</w:t>
+            </w:r>
+          </w:p>
+        </w:tc>
+        <w:tc>
+          <w:tcPr>
+            <w:tcW w:type="dxa" w:w="1624"/>
             <w:shd w:val="clear" w:color="auto" w:fill="EEF2F7"/>
           </w:tcPr>
           <w:p>
@@ -2197,7 +2166,7 @@
       <w:tr>
         <w:tc>
           <w:tcPr>
-            <w:tcW w:type="dxa" w:w="1949"/>
+            <w:tcW w:type="dxa" w:w="1624"/>
           </w:tcPr>
           <w:p>
             <w:r>
@@ -2212,7 +2181,7 @@
         </w:tc>
         <w:tc>
           <w:tcPr>
-            <w:tcW w:type="dxa" w:w="1949"/>
+            <w:tcW w:type="dxa" w:w="1624"/>
           </w:tcPr>
           <w:p>
             <w:r>
@@ -2221,87 +2190,80 @@
                 <w:i w:val="0"/>
                 <w:sz w:val="19"/>
               </w:rPr>
-              <w:t>Eliminar</w:t>
+              <w:t>§6</w:t>
             </w:r>
           </w:p>
         </w:tc>
         <w:tc>
           <w:tcPr>
-            <w:tcW w:type="dxa" w:w="1949"/>
+            <w:tcW w:type="dxa" w:w="1624"/>
           </w:tcPr>
           <w:p>
             <w:r>
               <w:rPr>
-                <w:rFonts w:ascii="Consolas" w:hAnsi="Consolas"/>
-                <w:b w:val="0"/>
-                <w:i w:val="0"/>
-                <w:color w:val="B03060"/>
-                <w:sz w:val="19"/>
-              </w:rPr>
-              <w:t>taskService.remove</w:t>
-            </w:r>
-            <w:r>
-              <w:rPr>
-                <w:b w:val="0"/>
-                <w:i w:val="0"/>
-                <w:sz w:val="19"/>
-              </w:rPr>
-              <w:t xml:space="preserve">, </w:t>
-            </w:r>
-            <w:r>
-              <w:rPr>
-                <w:rFonts w:ascii="Consolas" w:hAnsi="Consolas"/>
-                <w:b w:val="0"/>
-                <w:i w:val="0"/>
-                <w:color w:val="B03060"/>
-                <w:sz w:val="19"/>
-              </w:rPr>
-              <w:t>DELETE</w:t>
+                <w:b w:val="0"/>
+                <w:i w:val="0"/>
+                <w:sz w:val="19"/>
+              </w:rPr>
+              <w:t>T020, T021</w:t>
             </w:r>
           </w:p>
         </w:tc>
         <w:tc>
           <w:tcPr>
-            <w:tcW w:type="dxa" w:w="1949"/>
+            <w:tcW w:type="dxa" w:w="1624"/>
           </w:tcPr>
           <w:p>
             <w:r>
               <w:rPr>
-                <w:b w:val="0"/>
-                <w:i w:val="0"/>
-                <w:sz w:val="19"/>
-              </w:rPr>
-              <w:t xml:space="preserve">service: </w:t>
-            </w:r>
-            <w:r>
-              <w:rPr>
-                <w:b w:val="0"/>
-                <w:i/>
-                <w:sz w:val="19"/>
-              </w:rPr>
-              <w:t>US4: elimina tarea…</w:t>
-            </w:r>
-            <w:r>
-              <w:rPr>
-                <w:b w:val="0"/>
-                <w:i w:val="0"/>
-                <w:sz w:val="19"/>
-              </w:rPr>
-              <w:t xml:space="preserve">; api: </w:t>
-            </w:r>
-            <w:r>
-              <w:rPr>
-                <w:b w:val="0"/>
-                <w:i/>
-                <w:sz w:val="19"/>
-              </w:rPr>
-              <w:t>flujo completo</w:t>
+                <w:rFonts w:ascii="Consolas" w:hAnsi="Consolas"/>
+                <w:b w:val="0"/>
+                <w:i w:val="0"/>
+                <w:color w:val="B03060"/>
+                <w:sz w:val="19"/>
+              </w:rPr>
+              <w:t>remove()</w:t>
             </w:r>
           </w:p>
         </w:tc>
         <w:tc>
           <w:tcPr>
-            <w:tcW w:type="dxa" w:w="1949"/>
+            <w:tcW w:type="dxa" w:w="1624"/>
+          </w:tcPr>
+          <w:p>
+            <w:r>
+              <w:rPr>
+                <w:rFonts w:ascii="Consolas" w:hAnsi="Consolas"/>
+                <w:b w:val="0"/>
+                <w:i w:val="0"/>
+                <w:color w:val="B03060"/>
+                <w:sz w:val="19"/>
+              </w:rPr>
+              <w:t>[FR-009][FR-011] US4…</w:t>
+            </w:r>
+            <w:r>
+              <w:rPr>
+                <w:b w:val="0"/>
+                <w:i w:val="0"/>
+                <w:sz w:val="19"/>
+              </w:rPr>
+              <w:t xml:space="preserve"> + flujo </w:t>
+            </w:r>
+            <w:r>
+              <w:rPr>
+                <w:rFonts w:ascii="Consolas" w:hAnsi="Consolas"/>
+                <w:b w:val="0"/>
+                <w:i w:val="0"/>
+                <w:color w:val="B03060"/>
+                <w:sz w:val="19"/>
+              </w:rPr>
+              <w:t>[US1-US4]</w:t>
+            </w:r>
+          </w:p>
+        </w:tc>
+        <w:tc>
+          <w:tcPr>
+            <w:tcW w:type="dxa" w:w="1624"/>
           </w:tcPr>
           <w:p>
             <w:r>
@@ -2318,7 +2280,7 @@
       <w:tr>
         <w:tc>
           <w:tcPr>
-            <w:tcW w:type="dxa" w:w="1949"/>
+            <w:tcW w:type="dxa" w:w="1624"/>
             <w:shd w:val="clear" w:color="auto" w:fill="EEF2F7"/>
           </w:tcPr>
           <w:p>
@@ -2334,7 +2296,7 @@
         </w:tc>
         <w:tc>
           <w:tcPr>
-            <w:tcW w:type="dxa" w:w="1949"/>
+            <w:tcW w:type="dxa" w:w="1624"/>
             <w:shd w:val="clear" w:color="auto" w:fill="EEF2F7"/>
           </w:tcPr>
           <w:p>
@@ -2344,71 +2306,101 @@
                 <w:i w:val="0"/>
                 <w:sz w:val="19"/>
               </w:rPr>
-              <w:t>Persistencia entre reinicios</w:t>
+              <w:t>ADR-02</w:t>
             </w:r>
           </w:p>
         </w:tc>
         <w:tc>
           <w:tcPr>
-            <w:tcW w:type="dxa" w:w="1949"/>
+            <w:tcW w:type="dxa" w:w="1624"/>
             <w:shd w:val="clear" w:color="auto" w:fill="EEF2F7"/>
           </w:tcPr>
           <w:p>
             <w:r>
               <w:rPr>
-                <w:rFonts w:ascii="Consolas" w:hAnsi="Consolas"/>
-                <w:b w:val="0"/>
-                <w:i w:val="0"/>
-                <w:color w:val="B03060"/>
-                <w:sz w:val="19"/>
-              </w:rPr>
-              <w:t>TaskRepository.persist/load</w:t>
+                <w:b w:val="0"/>
+                <w:i w:val="0"/>
+                <w:sz w:val="19"/>
+              </w:rPr>
+              <w:t>T022</w:t>
             </w:r>
           </w:p>
         </w:tc>
         <w:tc>
           <w:tcPr>
-            <w:tcW w:type="dxa" w:w="1949"/>
+            <w:tcW w:type="dxa" w:w="1624"/>
             <w:shd w:val="clear" w:color="auto" w:fill="EEF2F7"/>
           </w:tcPr>
           <w:p>
             <w:r>
               <w:rPr>
-                <w:b w:val="0"/>
-                <w:i w:val="0"/>
-                <w:sz w:val="19"/>
-              </w:rPr>
-              <w:t xml:space="preserve">service: </w:t>
-            </w:r>
-            <w:r>
-              <w:rPr>
-                <w:b w:val="0"/>
-                <w:i/>
-                <w:sz w:val="19"/>
-              </w:rPr>
-              <w:t>persiste y recarga tareas desde disco</w:t>
-            </w:r>
-            <w:r>
-              <w:rPr>
-                <w:b w:val="0"/>
-                <w:i w:val="0"/>
-                <w:sz w:val="19"/>
-              </w:rPr>
-              <w:t xml:space="preserve">, </w:t>
-            </w:r>
-            <w:r>
-              <w:rPr>
-                <w:b w:val="0"/>
-                <w:i/>
-                <w:sz w:val="19"/>
-              </w:rPr>
-              <w:t>tolera un archivo vacío</w:t>
+                <w:rFonts w:ascii="Consolas" w:hAnsi="Consolas"/>
+                <w:b w:val="0"/>
+                <w:i w:val="0"/>
+                <w:color w:val="B03060"/>
+                <w:sz w:val="19"/>
+              </w:rPr>
+              <w:t>persist()</w:t>
+            </w:r>
+            <w:r>
+              <w:rPr>
+                <w:b w:val="0"/>
+                <w:i w:val="0"/>
+                <w:sz w:val="19"/>
+              </w:rPr>
+              <w:t xml:space="preserve"> / </w:t>
+            </w:r>
+            <w:r>
+              <w:rPr>
+                <w:rFonts w:ascii="Consolas" w:hAnsi="Consolas"/>
+                <w:b w:val="0"/>
+                <w:i w:val="0"/>
+                <w:color w:val="B03060"/>
+                <w:sz w:val="19"/>
+              </w:rPr>
+              <w:t>load()</w:t>
             </w:r>
           </w:p>
         </w:tc>
         <w:tc>
           <w:tcPr>
-            <w:tcW w:type="dxa" w:w="1949"/>
+            <w:tcW w:type="dxa" w:w="1624"/>
+            <w:shd w:val="clear" w:color="auto" w:fill="EEF2F7"/>
+          </w:tcPr>
+          <w:p>
+            <w:r>
+              <w:rPr>
+                <w:rFonts w:ascii="Consolas" w:hAnsi="Consolas"/>
+                <w:b w:val="0"/>
+                <w:i w:val="0"/>
+                <w:color w:val="B03060"/>
+                <w:sz w:val="19"/>
+              </w:rPr>
+              <w:t>[FR-010] persiste y recarga…</w:t>
+            </w:r>
+            <w:r>
+              <w:rPr>
+                <w:b w:val="0"/>
+                <w:i w:val="0"/>
+                <w:sz w:val="19"/>
+              </w:rPr>
+              <w:t xml:space="preserve">, </w:t>
+            </w:r>
+            <w:r>
+              <w:rPr>
+                <w:rFonts w:ascii="Consolas" w:hAnsi="Consolas"/>
+                <w:b w:val="0"/>
+                <w:i w:val="0"/>
+                <w:color w:val="B03060"/>
+                <w:sz w:val="19"/>
+              </w:rPr>
+              <w:t>[FR-010] tolera un archivo vacío</w:t>
+            </w:r>
+          </w:p>
+        </w:tc>
+        <w:tc>
+          <w:tcPr>
+            <w:tcW w:type="dxa" w:w="1624"/>
             <w:shd w:val="clear" w:color="auto" w:fill="EEF2F7"/>
           </w:tcPr>
           <w:p>
@@ -2426,7 +2418,7 @@
       <w:tr>
         <w:tc>
           <w:tcPr>
-            <w:tcW w:type="dxa" w:w="1949"/>
+            <w:tcW w:type="dxa" w:w="1624"/>
           </w:tcPr>
           <w:p>
             <w:r>
@@ -2441,7 +2433,7 @@
         </w:tc>
         <w:tc>
           <w:tcPr>
-            <w:tcW w:type="dxa" w:w="1949"/>
+            <w:tcW w:type="dxa" w:w="1624"/>
           </w:tcPr>
           <w:p>
             <w:r>
@@ -2450,77 +2442,770 @@
                 <w:i w:val="0"/>
                 <w:sz w:val="19"/>
               </w:rPr>
-              <w:t>404 para id inexistente</w:t>
+              <w:t>ADR-04</w:t>
             </w:r>
           </w:p>
         </w:tc>
         <w:tc>
           <w:tcPr>
-            <w:tcW w:type="dxa" w:w="1949"/>
+            <w:tcW w:type="dxa" w:w="1624"/>
           </w:tcPr>
           <w:p>
             <w:r>
               <w:rPr>
-                <w:rFonts w:ascii="Consolas" w:hAnsi="Consolas"/>
-                <w:b w:val="0"/>
-                <w:i w:val="0"/>
-                <w:color w:val="B03060"/>
-                <w:sz w:val="19"/>
-              </w:rPr>
-              <w:t>NotFoundError</w:t>
+                <w:b w:val="0"/>
+                <w:i w:val="0"/>
+                <w:sz w:val="19"/>
+              </w:rPr>
+              <w:t>T014, T020</w:t>
             </w:r>
           </w:p>
         </w:tc>
         <w:tc>
           <w:tcPr>
-            <w:tcW w:type="dxa" w:w="1949"/>
+            <w:tcW w:type="dxa" w:w="1624"/>
           </w:tcPr>
           <w:p>
             <w:r>
               <w:rPr>
-                <w:b w:val="0"/>
-                <w:i w:val="0"/>
-                <w:sz w:val="19"/>
-              </w:rPr>
-              <w:t xml:space="preserve">service: </w:t>
-            </w:r>
-            <w:r>
-              <w:rPr>
-                <w:b w:val="0"/>
-                <w:i/>
-                <w:sz w:val="19"/>
-              </w:rPr>
-              <w:t>US4: elimina…</w:t>
-            </w:r>
-            <w:r>
-              <w:rPr>
-                <w:b w:val="0"/>
-                <w:i w:val="0"/>
-                <w:sz w:val="19"/>
-              </w:rPr>
-              <w:t xml:space="preserve"> (get/remove); api: </w:t>
-            </w:r>
-            <w:r>
-              <w:rPr>
-                <w:b w:val="0"/>
-                <w:i/>
-                <w:sz w:val="19"/>
-              </w:rPr>
-              <w:t>flujo completo</w:t>
-            </w:r>
-            <w:r>
-              <w:rPr>
-                <w:b w:val="0"/>
-                <w:i w:val="0"/>
-                <w:sz w:val="19"/>
-              </w:rPr>
-              <w:t xml:space="preserve"> (GET tras DELETE)</w:t>
+                <w:rFonts w:ascii="Consolas" w:hAnsi="Consolas"/>
+                <w:b w:val="0"/>
+                <w:i w:val="0"/>
+                <w:color w:val="B03060"/>
+                <w:sz w:val="19"/>
+              </w:rPr>
+              <w:t>NotFoundError</w:t>
+            </w:r>
+            <w:r>
+              <w:rPr>
+                <w:b w:val="0"/>
+                <w:i w:val="0"/>
+                <w:sz w:val="19"/>
+              </w:rPr>
+              <w:t xml:space="preserve"> → 404</w:t>
             </w:r>
           </w:p>
         </w:tc>
         <w:tc>
           <w:tcPr>
-            <w:tcW w:type="dxa" w:w="1949"/>
+            <w:tcW w:type="dxa" w:w="1624"/>
+          </w:tcPr>
+          <w:p>
+            <w:r>
+              <w:rPr>
+                <w:rFonts w:ascii="Consolas" w:hAnsi="Consolas"/>
+                <w:b w:val="0"/>
+                <w:i w:val="0"/>
+                <w:color w:val="B03060"/>
+                <w:sz w:val="19"/>
+              </w:rPr>
+              <w:t>[FR-009][FR-011]…</w:t>
+            </w:r>
+            <w:r>
+              <w:rPr>
+                <w:b w:val="0"/>
+                <w:i w:val="0"/>
+                <w:sz w:val="19"/>
+              </w:rPr>
+              <w:t xml:space="preserve"> + flujo </w:t>
+            </w:r>
+            <w:r>
+              <w:rPr>
+                <w:rFonts w:ascii="Consolas" w:hAnsi="Consolas"/>
+                <w:b w:val="0"/>
+                <w:i w:val="0"/>
+                <w:color w:val="B03060"/>
+                <w:sz w:val="19"/>
+              </w:rPr>
+              <w:t>[US1-US4]</w:t>
+            </w:r>
+          </w:p>
+        </w:tc>
+        <w:tc>
+          <w:tcPr>
+            <w:tcW w:type="dxa" w:w="1624"/>
+          </w:tcPr>
+          <w:p>
+            <w:r>
+              <w:rPr>
+                <w:b w:val="0"/>
+                <w:i w:val="0"/>
+                <w:sz w:val="19"/>
+              </w:rPr>
+              <w:t>✅</w:t>
+            </w:r>
+          </w:p>
+        </w:tc>
+      </w:tr>
+      <w:tr>
+        <w:tc>
+          <w:tcPr>
+            <w:tcW w:type="dxa" w:w="1624"/>
+            <w:shd w:val="clear" w:color="auto" w:fill="EEF2F7"/>
+          </w:tcPr>
+          <w:p>
+            <w:r>
+              <w:rPr>
+                <w:b w:val="0"/>
+                <w:i w:val="0"/>
+                <w:sz w:val="19"/>
+              </w:rPr>
+              <w:t>FR-012</w:t>
+            </w:r>
+          </w:p>
+        </w:tc>
+        <w:tc>
+          <w:tcPr>
+            <w:tcW w:type="dxa" w:w="1624"/>
+            <w:shd w:val="clear" w:color="auto" w:fill="EEF2F7"/>
+          </w:tcPr>
+          <w:p>
+            <w:r>
+              <w:rPr>
+                <w:b w:val="0"/>
+                <w:i w:val="0"/>
+                <w:sz w:val="19"/>
+              </w:rPr>
+              <w:t>§6</w:t>
+            </w:r>
+          </w:p>
+        </w:tc>
+        <w:tc>
+          <w:tcPr>
+            <w:tcW w:type="dxa" w:w="1624"/>
+            <w:shd w:val="clear" w:color="auto" w:fill="EEF2F7"/>
+          </w:tcPr>
+          <w:p>
+            <w:r>
+              <w:rPr>
+                <w:b w:val="0"/>
+                <w:i w:val="0"/>
+                <w:sz w:val="19"/>
+              </w:rPr>
+              <w:t>T007, T023</w:t>
+            </w:r>
+          </w:p>
+        </w:tc>
+        <w:tc>
+          <w:tcPr>
+            <w:tcW w:type="dxa" w:w="1624"/>
+            <w:shd w:val="clear" w:color="auto" w:fill="EEF2F7"/>
+          </w:tcPr>
+          <w:p>
+            <w:r>
+              <w:rPr>
+                <w:b w:val="0"/>
+                <w:i w:val="0"/>
+                <w:sz w:val="19"/>
+              </w:rPr>
+              <w:t>enrutador → 404/405</w:t>
+            </w:r>
+          </w:p>
+        </w:tc>
+        <w:tc>
+          <w:tcPr>
+            <w:tcW w:type="dxa" w:w="1624"/>
+            <w:shd w:val="clear" w:color="auto" w:fill="EEF2F7"/>
+          </w:tcPr>
+          <w:p>
+            <w:r>
+              <w:rPr>
+                <w:rFonts w:ascii="Consolas" w:hAnsi="Consolas"/>
+                <w:b w:val="0"/>
+                <w:i w:val="0"/>
+                <w:color w:val="B03060"/>
+                <w:sz w:val="19"/>
+              </w:rPr>
+              <w:t>[FR-012] 404 en rutas desconocidas y 405…</w:t>
+            </w:r>
+          </w:p>
+        </w:tc>
+        <w:tc>
+          <w:tcPr>
+            <w:tcW w:type="dxa" w:w="1624"/>
+            <w:shd w:val="clear" w:color="auto" w:fill="EEF2F7"/>
+          </w:tcPr>
+          <w:p>
+            <w:r>
+              <w:rPr>
+                <w:b w:val="0"/>
+                <w:i w:val="0"/>
+                <w:sz w:val="19"/>
+              </w:rPr>
+              <w:t>✅</w:t>
+            </w:r>
+          </w:p>
+        </w:tc>
+      </w:tr>
+      <w:tr>
+        <w:tc>
+          <w:tcPr>
+            <w:tcW w:type="dxa" w:w="1624"/>
+          </w:tcPr>
+          <w:p>
+            <w:r>
+              <w:rPr>
+                <w:b w:val="0"/>
+                <w:i w:val="0"/>
+                <w:sz w:val="19"/>
+              </w:rPr>
+              <w:t>NFR-001</w:t>
+            </w:r>
+          </w:p>
+        </w:tc>
+        <w:tc>
+          <w:tcPr>
+            <w:tcW w:type="dxa" w:w="1624"/>
+          </w:tcPr>
+          <w:p>
+            <w:r>
+              <w:rPr>
+                <w:b w:val="0"/>
+                <w:i w:val="0"/>
+                <w:sz w:val="19"/>
+              </w:rPr>
+              <w:t>§6</w:t>
+            </w:r>
+          </w:p>
+        </w:tc>
+        <w:tc>
+          <w:tcPr>
+            <w:tcW w:type="dxa" w:w="1624"/>
+          </w:tcPr>
+          <w:p>
+            <w:r>
+              <w:rPr>
+                <w:b w:val="0"/>
+                <w:i w:val="0"/>
+                <w:sz w:val="19"/>
+              </w:rPr>
+              <w:t>T007</w:t>
+            </w:r>
+          </w:p>
+        </w:tc>
+        <w:tc>
+          <w:tcPr>
+            <w:tcW w:type="dxa" w:w="1624"/>
+          </w:tcPr>
+          <w:p>
+            <w:r>
+              <w:rPr>
+                <w:rFonts w:ascii="Consolas" w:hAnsi="Consolas"/>
+                <w:b w:val="0"/>
+                <w:i w:val="0"/>
+                <w:color w:val="B03060"/>
+                <w:sz w:val="19"/>
+              </w:rPr>
+              <w:t>send()</w:t>
+            </w:r>
+            <w:r>
+              <w:rPr>
+                <w:b w:val="0"/>
+                <w:i w:val="0"/>
+                <w:sz w:val="19"/>
+              </w:rPr>
+              <w:t xml:space="preserve"> UTF-8</w:t>
+            </w:r>
+          </w:p>
+        </w:tc>
+        <w:tc>
+          <w:tcPr>
+            <w:tcW w:type="dxa" w:w="1624"/>
+          </w:tcPr>
+          <w:p>
+            <w:r>
+              <w:rPr>
+                <w:rFonts w:ascii="Consolas" w:hAnsi="Consolas"/>
+                <w:b w:val="0"/>
+                <w:i w:val="0"/>
+                <w:color w:val="B03060"/>
+                <w:sz w:val="19"/>
+              </w:rPr>
+              <w:t>[NFR-001][NFR-004] GET /health…</w:t>
+            </w:r>
+          </w:p>
+        </w:tc>
+        <w:tc>
+          <w:tcPr>
+            <w:tcW w:type="dxa" w:w="1624"/>
+          </w:tcPr>
+          <w:p>
+            <w:r>
+              <w:rPr>
+                <w:b w:val="0"/>
+                <w:i w:val="0"/>
+                <w:sz w:val="19"/>
+              </w:rPr>
+              <w:t>✅</w:t>
+            </w:r>
+          </w:p>
+        </w:tc>
+      </w:tr>
+      <w:tr>
+        <w:tc>
+          <w:tcPr>
+            <w:tcW w:type="dxa" w:w="1624"/>
+            <w:shd w:val="clear" w:color="auto" w:fill="EEF2F7"/>
+          </w:tcPr>
+          <w:p>
+            <w:r>
+              <w:rPr>
+                <w:b w:val="0"/>
+                <w:i w:val="0"/>
+                <w:sz w:val="19"/>
+              </w:rPr>
+              <w:t>NFR-002</w:t>
+            </w:r>
+          </w:p>
+        </w:tc>
+        <w:tc>
+          <w:tcPr>
+            <w:tcW w:type="dxa" w:w="1624"/>
+            <w:shd w:val="clear" w:color="auto" w:fill="EEF2F7"/>
+          </w:tcPr>
+          <w:p>
+            <w:r>
+              <w:rPr>
+                <w:b w:val="0"/>
+                <w:i w:val="0"/>
+                <w:sz w:val="19"/>
+              </w:rPr>
+              <w:t>ADR-07</w:t>
+            </w:r>
+          </w:p>
+        </w:tc>
+        <w:tc>
+          <w:tcPr>
+            <w:tcW w:type="dxa" w:w="1624"/>
+            <w:shd w:val="clear" w:color="auto" w:fill="EEF2F7"/>
+          </w:tcPr>
+          <w:p>
+            <w:r>
+              <w:rPr>
+                <w:b w:val="0"/>
+                <w:i w:val="0"/>
+                <w:sz w:val="19"/>
+              </w:rPr>
+              <w:t>T024</w:t>
+            </w:r>
+          </w:p>
+        </w:tc>
+        <w:tc>
+          <w:tcPr>
+            <w:tcW w:type="dxa" w:w="1624"/>
+            <w:shd w:val="clear" w:color="auto" w:fill="EEF2F7"/>
+          </w:tcPr>
+          <w:p>
+            <w:r>
+              <w:rPr>
+                <w:b w:val="0"/>
+                <w:i w:val="0"/>
+                <w:sz w:val="19"/>
+              </w:rPr>
+              <w:t>filtro/orden en memoria</w:t>
+            </w:r>
+          </w:p>
+        </w:tc>
+        <w:tc>
+          <w:tcPr>
+            <w:tcW w:type="dxa" w:w="1624"/>
+            <w:shd w:val="clear" w:color="auto" w:fill="EEF2F7"/>
+          </w:tcPr>
+          <w:p>
+            <w:r>
+              <w:rPr>
+                <w:rFonts w:ascii="Consolas" w:hAnsi="Consolas"/>
+                <w:b w:val="0"/>
+                <w:i w:val="0"/>
+                <w:color w:val="B03060"/>
+                <w:sz w:val="19"/>
+              </w:rPr>
+              <w:t>[NFR-002] lista 1 000 tareas…</w:t>
+            </w:r>
+            <w:r>
+              <w:rPr>
+                <w:b w:val="0"/>
+                <w:i w:val="0"/>
+                <w:sz w:val="19"/>
+              </w:rPr>
+              <w:t xml:space="preserve"> → p95 &lt; 200 ms ✅</w:t>
+            </w:r>
+          </w:p>
+        </w:tc>
+        <w:tc>
+          <w:tcPr>
+            <w:tcW w:type="dxa" w:w="1624"/>
+            <w:shd w:val="clear" w:color="auto" w:fill="EEF2F7"/>
+          </w:tcPr>
+          <w:p>
+            <w:r>
+              <w:rPr>
+                <w:b w:val="0"/>
+                <w:i w:val="0"/>
+                <w:sz w:val="19"/>
+              </w:rPr>
+              <w:t>✅</w:t>
+            </w:r>
+          </w:p>
+        </w:tc>
+      </w:tr>
+      <w:tr>
+        <w:tc>
+          <w:tcPr>
+            <w:tcW w:type="dxa" w:w="1624"/>
+          </w:tcPr>
+          <w:p>
+            <w:r>
+              <w:rPr>
+                <w:b w:val="0"/>
+                <w:i w:val="0"/>
+                <w:sz w:val="19"/>
+              </w:rPr>
+              <w:t>NFR-003</w:t>
+            </w:r>
+          </w:p>
+        </w:tc>
+        <w:tc>
+          <w:tcPr>
+            <w:tcW w:type="dxa" w:w="1624"/>
+          </w:tcPr>
+          <w:p>
+            <w:r>
+              <w:rPr>
+                <w:b w:val="0"/>
+                <w:i w:val="0"/>
+                <w:sz w:val="19"/>
+              </w:rPr>
+              <w:t>§8</w:t>
+            </w:r>
+          </w:p>
+        </w:tc>
+        <w:tc>
+          <w:tcPr>
+            <w:tcW w:type="dxa" w:w="1624"/>
+          </w:tcPr>
+          <w:p>
+            <w:r>
+              <w:rPr>
+                <w:b w:val="0"/>
+                <w:i w:val="0"/>
+                <w:sz w:val="19"/>
+              </w:rPr>
+              <w:t>T025</w:t>
+            </w:r>
+          </w:p>
+        </w:tc>
+        <w:tc>
+          <w:tcPr>
+            <w:tcW w:type="dxa" w:w="1624"/>
+          </w:tcPr>
+          <w:p>
+            <w:r>
+              <w:rPr>
+                <w:b w:val="0"/>
+                <w:i w:val="0"/>
+                <w:sz w:val="19"/>
+              </w:rPr>
+              <w:t>—</w:t>
+            </w:r>
+          </w:p>
+        </w:tc>
+        <w:tc>
+          <w:tcPr>
+            <w:tcW w:type="dxa" w:w="1624"/>
+          </w:tcPr>
+          <w:p>
+            <w:r>
+              <w:rPr>
+                <w:rFonts w:ascii="Consolas" w:hAnsi="Consolas"/>
+                <w:b w:val="0"/>
+                <w:i w:val="0"/>
+                <w:color w:val="B03060"/>
+                <w:sz w:val="19"/>
+              </w:rPr>
+              <w:t>npm run coverage</w:t>
+            </w:r>
+            <w:r>
+              <w:rPr>
+                <w:b w:val="0"/>
+                <w:i w:val="0"/>
+                <w:sz w:val="19"/>
+              </w:rPr>
+              <w:t xml:space="preserve"> → 100 %</w:t>
+            </w:r>
+          </w:p>
+        </w:tc>
+        <w:tc>
+          <w:tcPr>
+            <w:tcW w:type="dxa" w:w="1624"/>
+          </w:tcPr>
+          <w:p>
+            <w:r>
+              <w:rPr>
+                <w:b w:val="0"/>
+                <w:i w:val="0"/>
+                <w:sz w:val="19"/>
+              </w:rPr>
+              <w:t>✅</w:t>
+            </w:r>
+          </w:p>
+        </w:tc>
+      </w:tr>
+      <w:tr>
+        <w:tc>
+          <w:tcPr>
+            <w:tcW w:type="dxa" w:w="1624"/>
+            <w:shd w:val="clear" w:color="auto" w:fill="EEF2F7"/>
+          </w:tcPr>
+          <w:p>
+            <w:r>
+              <w:rPr>
+                <w:b w:val="0"/>
+                <w:i w:val="0"/>
+                <w:sz w:val="19"/>
+              </w:rPr>
+              <w:t>NFR-004</w:t>
+            </w:r>
+          </w:p>
+        </w:tc>
+        <w:tc>
+          <w:tcPr>
+            <w:tcW w:type="dxa" w:w="1624"/>
+            <w:shd w:val="clear" w:color="auto" w:fill="EEF2F7"/>
+          </w:tcPr>
+          <w:p>
+            <w:r>
+              <w:rPr>
+                <w:b w:val="0"/>
+                <w:i w:val="0"/>
+                <w:sz w:val="19"/>
+              </w:rPr>
+              <w:t>ADR-06</w:t>
+            </w:r>
+          </w:p>
+        </w:tc>
+        <w:tc>
+          <w:tcPr>
+            <w:tcW w:type="dxa" w:w="1624"/>
+            <w:shd w:val="clear" w:color="auto" w:fill="EEF2F7"/>
+          </w:tcPr>
+          <w:p>
+            <w:r>
+              <w:rPr>
+                <w:b w:val="0"/>
+                <w:i w:val="0"/>
+                <w:sz w:val="19"/>
+              </w:rPr>
+              <w:t>T007, T023</w:t>
+            </w:r>
+          </w:p>
+        </w:tc>
+        <w:tc>
+          <w:tcPr>
+            <w:tcW w:type="dxa" w:w="1624"/>
+            <w:shd w:val="clear" w:color="auto" w:fill="EEF2F7"/>
+          </w:tcPr>
+          <w:p>
+            <w:r>
+              <w:rPr>
+                <w:rFonts w:ascii="Consolas" w:hAnsi="Consolas"/>
+                <w:b w:val="0"/>
+                <w:i w:val="0"/>
+                <w:color w:val="B03060"/>
+                <w:sz w:val="19"/>
+              </w:rPr>
+              <w:t>readJson</w:t>
+            </w:r>
+            <w:r>
+              <w:rPr>
+                <w:b w:val="0"/>
+                <w:i w:val="0"/>
+                <w:sz w:val="19"/>
+              </w:rPr>
+              <w:t xml:space="preserve">, </w:t>
+            </w:r>
+            <w:r>
+              <w:rPr>
+                <w:rFonts w:ascii="Consolas" w:hAnsi="Consolas"/>
+                <w:b w:val="0"/>
+                <w:i w:val="0"/>
+                <w:color w:val="B03060"/>
+                <w:sz w:val="19"/>
+              </w:rPr>
+              <w:t>errorResponse</w:t>
+            </w:r>
+          </w:p>
+        </w:tc>
+        <w:tc>
+          <w:tcPr>
+            <w:tcW w:type="dxa" w:w="1624"/>
+            <w:shd w:val="clear" w:color="auto" w:fill="EEF2F7"/>
+          </w:tcPr>
+          <w:p>
+            <w:r>
+              <w:rPr>
+                <w:rFonts w:ascii="Consolas" w:hAnsi="Consolas"/>
+                <w:b w:val="0"/>
+                <w:i w:val="0"/>
+                <w:color w:val="B03060"/>
+                <w:sz w:val="19"/>
+              </w:rPr>
+              <w:t>[NFR-004] 413…</w:t>
+            </w:r>
+            <w:r>
+              <w:rPr>
+                <w:b w:val="0"/>
+                <w:i w:val="0"/>
+                <w:sz w:val="19"/>
+              </w:rPr>
+              <w:t xml:space="preserve">, </w:t>
+            </w:r>
+            <w:r>
+              <w:rPr>
+                <w:rFonts w:ascii="Consolas" w:hAnsi="Consolas"/>
+                <w:b w:val="0"/>
+                <w:i w:val="0"/>
+                <w:color w:val="B03060"/>
+                <w:sz w:val="19"/>
+              </w:rPr>
+              <w:t>[NFR-004] 500…</w:t>
+            </w:r>
+            <w:r>
+              <w:rPr>
+                <w:b w:val="0"/>
+                <w:i w:val="0"/>
+                <w:sz w:val="19"/>
+              </w:rPr>
+              <w:t xml:space="preserve">, </w:t>
+            </w:r>
+            <w:r>
+              <w:rPr>
+                <w:rFonts w:ascii="Consolas" w:hAnsi="Consolas"/>
+                <w:b w:val="0"/>
+                <w:i w:val="0"/>
+                <w:color w:val="B03060"/>
+                <w:sz w:val="19"/>
+              </w:rPr>
+              <w:t>[NFR-001][NFR-004]…</w:t>
+            </w:r>
+          </w:p>
+        </w:tc>
+        <w:tc>
+          <w:tcPr>
+            <w:tcW w:type="dxa" w:w="1624"/>
+            <w:shd w:val="clear" w:color="auto" w:fill="EEF2F7"/>
+          </w:tcPr>
+          <w:p>
+            <w:r>
+              <w:rPr>
+                <w:b w:val="0"/>
+                <w:i w:val="0"/>
+                <w:sz w:val="19"/>
+              </w:rPr>
+              <w:t>✅</w:t>
+            </w:r>
+          </w:p>
+        </w:tc>
+      </w:tr>
+      <w:tr>
+        <w:tc>
+          <w:tcPr>
+            <w:tcW w:type="dxa" w:w="1624"/>
+          </w:tcPr>
+          <w:p>
+            <w:r>
+              <w:rPr>
+                <w:b w:val="0"/>
+                <w:i w:val="0"/>
+                <w:sz w:val="19"/>
+              </w:rPr>
+              <w:t>NFR-005</w:t>
+            </w:r>
+          </w:p>
+        </w:tc>
+        <w:tc>
+          <w:tcPr>
+            <w:tcW w:type="dxa" w:w="1624"/>
+          </w:tcPr>
+          <w:p>
+            <w:r>
+              <w:rPr>
+                <w:b w:val="0"/>
+                <w:i w:val="0"/>
+                <w:sz w:val="19"/>
+              </w:rPr>
+              <w:t>ADR-01</w:t>
+            </w:r>
+          </w:p>
+        </w:tc>
+        <w:tc>
+          <w:tcPr>
+            <w:tcW w:type="dxa" w:w="1624"/>
+          </w:tcPr>
+          <w:p>
+            <w:r>
+              <w:rPr>
+                <w:b w:val="0"/>
+                <w:i w:val="0"/>
+                <w:sz w:val="19"/>
+              </w:rPr>
+              <w:t>T002</w:t>
+            </w:r>
+          </w:p>
+        </w:tc>
+        <w:tc>
+          <w:tcPr>
+            <w:tcW w:type="dxa" w:w="1624"/>
+          </w:tcPr>
+          <w:p>
+            <w:r>
+              <w:rPr>
+                <w:rFonts w:ascii="Consolas" w:hAnsi="Consolas"/>
+                <w:b w:val="0"/>
+                <w:i w:val="0"/>
+                <w:color w:val="B03060"/>
+                <w:sz w:val="19"/>
+              </w:rPr>
+              <w:t>package.json</w:t>
+            </w:r>
+            <w:r>
+              <w:rPr>
+                <w:b w:val="0"/>
+                <w:i w:val="0"/>
+                <w:sz w:val="19"/>
+              </w:rPr>
+              <w:t xml:space="preserve"> sin </w:t>
+            </w:r>
+            <w:r>
+              <w:rPr>
+                <w:rFonts w:ascii="Consolas" w:hAnsi="Consolas"/>
+                <w:b w:val="0"/>
+                <w:i w:val="0"/>
+                <w:color w:val="B03060"/>
+                <w:sz w:val="19"/>
+              </w:rPr>
+              <w:t>dependencies</w:t>
+            </w:r>
+          </w:p>
+        </w:tc>
+        <w:tc>
+          <w:tcPr>
+            <w:tcW w:type="dxa" w:w="1624"/>
+          </w:tcPr>
+          <w:p>
+            <w:r>
+              <w:rPr>
+                <w:b w:val="0"/>
+                <w:i w:val="0"/>
+                <w:sz w:val="19"/>
+              </w:rPr>
+              <w:t>inspección</w:t>
+            </w:r>
+          </w:p>
+        </w:tc>
+        <w:tc>
+          <w:tcPr>
+            <w:tcW w:type="dxa" w:w="1624"/>
           </w:tcPr>
           <w:p>
             <w:r>
@@ -2546,541 +3231,7 @@
           <w:i w:val="0"/>
           <w:color w:val="1F3A5F"/>
         </w:rPr>
-        <w:t>Requisitos no funcionales</w:t>
-      </w:r>
-    </w:p>
-    <w:tbl>
-      <w:tblPr>
-        <w:tblStyle w:val="TableGrid"/>
-        <w:tblW w:type="auto" w:w="0"/>
-        <w:jc w:val="center"/>
-        <w:tblLook w:firstColumn="1" w:firstRow="1" w:lastColumn="0" w:lastRow="0" w:noHBand="0" w:noVBand="1" w:val="04A0"/>
-      </w:tblPr>
-      <w:tblGrid>
-        <w:gridCol w:w="2436"/>
-        <w:gridCol w:w="2436"/>
-        <w:gridCol w:w="2436"/>
-        <w:gridCol w:w="2436"/>
-      </w:tblGrid>
-      <w:tr>
-        <w:tc>
-          <w:tcPr>
-            <w:tcW w:type="dxa" w:w="2436"/>
-            <w:shd w:val="clear" w:color="auto" w:fill="1F3A5F"/>
-          </w:tcPr>
-          <w:p>
-            <w:r>
-              <w:rPr>
-                <w:b/>
-                <w:i w:val="0"/>
-                <w:color w:val="FFFFFF"/>
-                <w:sz w:val="19"/>
-              </w:rPr>
-              <w:t>Req.</w:t>
-            </w:r>
-          </w:p>
-        </w:tc>
-        <w:tc>
-          <w:tcPr>
-            <w:tcW w:type="dxa" w:w="2436"/>
-            <w:shd w:val="clear" w:color="auto" w:fill="1F3A5F"/>
-          </w:tcPr>
-          <w:p>
-            <w:r>
-              <w:rPr>
-                <w:b/>
-                <w:i w:val="0"/>
-                <w:color w:val="FFFFFF"/>
-                <w:sz w:val="19"/>
-              </w:rPr>
-              <w:t>Verificación</w:t>
-            </w:r>
-          </w:p>
-        </w:tc>
-        <w:tc>
-          <w:tcPr>
-            <w:tcW w:type="dxa" w:w="2436"/>
-            <w:shd w:val="clear" w:color="auto" w:fill="1F3A5F"/>
-          </w:tcPr>
-          <w:p>
-            <w:r>
-              <w:rPr>
-                <w:b/>
-                <w:i w:val="0"/>
-                <w:color w:val="FFFFFF"/>
-                <w:sz w:val="19"/>
-              </w:rPr>
-              <w:t>Evidencia</w:t>
-            </w:r>
-          </w:p>
-        </w:tc>
-        <w:tc>
-          <w:tcPr>
-            <w:tcW w:type="dxa" w:w="2436"/>
-            <w:shd w:val="clear" w:color="auto" w:fill="1F3A5F"/>
-          </w:tcPr>
-          <w:p>
-            <w:r>
-              <w:rPr>
-                <w:b/>
-                <w:i w:val="0"/>
-                <w:color w:val="FFFFFF"/>
-                <w:sz w:val="19"/>
-              </w:rPr>
-              <w:t>Estado</w:t>
-            </w:r>
-          </w:p>
-        </w:tc>
-      </w:tr>
-      <w:tr>
-        <w:tc>
-          <w:tcPr>
-            <w:tcW w:type="dxa" w:w="2436"/>
-          </w:tcPr>
-          <w:p>
-            <w:r>
-              <w:rPr>
-                <w:b w:val="0"/>
-                <w:i w:val="0"/>
-                <w:sz w:val="19"/>
-              </w:rPr>
-              <w:t>NFR-001 JSON UTF-8</w:t>
-            </w:r>
-          </w:p>
-        </w:tc>
-        <w:tc>
-          <w:tcPr>
-            <w:tcW w:type="dxa" w:w="2436"/>
-          </w:tcPr>
-          <w:p>
-            <w:r>
-              <w:rPr>
-                <w:b w:val="0"/>
-                <w:i w:val="0"/>
-                <w:sz w:val="19"/>
-              </w:rPr>
-              <w:t xml:space="preserve">Cabecera </w:t>
-            </w:r>
-            <w:r>
-              <w:rPr>
-                <w:rFonts w:ascii="Consolas" w:hAnsi="Consolas"/>
-                <w:b w:val="0"/>
-                <w:i w:val="0"/>
-                <w:color w:val="B03060"/>
-                <w:sz w:val="19"/>
-              </w:rPr>
-              <w:t>application/json; charset=utf-8</w:t>
-            </w:r>
-            <w:r>
-              <w:rPr>
-                <w:b w:val="0"/>
-                <w:i w:val="0"/>
-                <w:sz w:val="19"/>
-              </w:rPr>
-              <w:t xml:space="preserve"> en </w:t>
-            </w:r>
-            <w:r>
-              <w:rPr>
-                <w:rFonts w:ascii="Consolas" w:hAnsi="Consolas"/>
-                <w:b w:val="0"/>
-                <w:i w:val="0"/>
-                <w:color w:val="B03060"/>
-                <w:sz w:val="19"/>
-              </w:rPr>
-              <w:t>send()</w:t>
-            </w:r>
-          </w:p>
-        </w:tc>
-        <w:tc>
-          <w:tcPr>
-            <w:tcW w:type="dxa" w:w="2436"/>
-          </w:tcPr>
-          <w:p>
-            <w:r>
-              <w:rPr>
-                <w:b w:val="0"/>
-                <w:i w:val="0"/>
-                <w:sz w:val="19"/>
-              </w:rPr>
-              <w:t>api: todas las respuestas se parsean como JSON</w:t>
-            </w:r>
-          </w:p>
-        </w:tc>
-        <w:tc>
-          <w:tcPr>
-            <w:tcW w:type="dxa" w:w="2436"/>
-          </w:tcPr>
-          <w:p>
-            <w:r>
-              <w:rPr>
-                <w:b w:val="0"/>
-                <w:i w:val="0"/>
-                <w:sz w:val="19"/>
-              </w:rPr>
-              <w:t>✅</w:t>
-            </w:r>
-          </w:p>
-        </w:tc>
-      </w:tr>
-      <w:tr>
-        <w:tc>
-          <w:tcPr>
-            <w:tcW w:type="dxa" w:w="2436"/>
-            <w:shd w:val="clear" w:color="auto" w:fill="EEF2F7"/>
-          </w:tcPr>
-          <w:p>
-            <w:r>
-              <w:rPr>
-                <w:b w:val="0"/>
-                <w:i w:val="0"/>
-                <w:sz w:val="19"/>
-              </w:rPr>
-              <w:t>NFR-002 &lt; 200 ms con 1 000 tareas</w:t>
-            </w:r>
-          </w:p>
-        </w:tc>
-        <w:tc>
-          <w:tcPr>
-            <w:tcW w:type="dxa" w:w="2436"/>
-            <w:shd w:val="clear" w:color="auto" w:fill="EEF2F7"/>
-          </w:tcPr>
-          <w:p>
-            <w:r>
-              <w:rPr>
-                <w:b w:val="0"/>
-                <w:i w:val="0"/>
-                <w:sz w:val="19"/>
-              </w:rPr>
-              <w:t xml:space="preserve">Prueba de carga: 1 000 tareas, 50 peticiones </w:t>
-            </w:r>
-            <w:r>
-              <w:rPr>
-                <w:rFonts w:ascii="Consolas" w:hAnsi="Consolas"/>
-                <w:b w:val="0"/>
-                <w:i w:val="0"/>
-                <w:color w:val="B03060"/>
-                <w:sz w:val="19"/>
-              </w:rPr>
-              <w:t>GET /tasks?subject=redes</w:t>
-            </w:r>
-          </w:p>
-        </w:tc>
-        <w:tc>
-          <w:tcPr>
-            <w:tcW w:type="dxa" w:w="2436"/>
-            <w:shd w:val="clear" w:color="auto" w:fill="EEF2F7"/>
-          </w:tcPr>
-          <w:p>
-            <w:r>
-              <w:rPr>
-                <w:b/>
-                <w:i w:val="0"/>
-                <w:sz w:val="19"/>
-              </w:rPr>
-              <w:t>p50 = 15,1 ms · p95 = 17,9 ms · máx = 51,0 ms</w:t>
-            </w:r>
-          </w:p>
-        </w:tc>
-        <w:tc>
-          <w:tcPr>
-            <w:tcW w:type="dxa" w:w="2436"/>
-            <w:shd w:val="clear" w:color="auto" w:fill="EEF2F7"/>
-          </w:tcPr>
-          <w:p>
-            <w:r>
-              <w:rPr>
-                <w:b w:val="0"/>
-                <w:i w:val="0"/>
-                <w:sz w:val="19"/>
-              </w:rPr>
-              <w:t>✅</w:t>
-            </w:r>
-          </w:p>
-        </w:tc>
-      </w:tr>
-      <w:tr>
-        <w:tc>
-          <w:tcPr>
-            <w:tcW w:type="dxa" w:w="2436"/>
-          </w:tcPr>
-          <w:p>
-            <w:r>
-              <w:rPr>
-                <w:b w:val="0"/>
-                <w:i w:val="0"/>
-                <w:sz w:val="19"/>
-              </w:rPr>
-              <w:t>NFR-003 Cobertura</w:t>
-            </w:r>
-          </w:p>
-        </w:tc>
-        <w:tc>
-          <w:tcPr>
-            <w:tcW w:type="dxa" w:w="2436"/>
-          </w:tcPr>
-          <w:p>
-            <w:r>
-              <w:rPr>
-                <w:rFonts w:ascii="Consolas" w:hAnsi="Consolas"/>
-                <w:b w:val="0"/>
-                <w:i w:val="0"/>
-                <w:color w:val="B03060"/>
-                <w:sz w:val="19"/>
-              </w:rPr>
-              <w:t>npm run coverage</w:t>
-            </w:r>
-          </w:p>
-        </w:tc>
-        <w:tc>
-          <w:tcPr>
-            <w:tcW w:type="dxa" w:w="2436"/>
-          </w:tcPr>
-          <w:p>
-            <w:r>
-              <w:rPr>
-                <w:b w:val="0"/>
-                <w:i w:val="0"/>
-                <w:sz w:val="19"/>
-              </w:rPr>
-              <w:t>§2 (100 %)</w:t>
-            </w:r>
-          </w:p>
-        </w:tc>
-        <w:tc>
-          <w:tcPr>
-            <w:tcW w:type="dxa" w:w="2436"/>
-          </w:tcPr>
-          <w:p>
-            <w:r>
-              <w:rPr>
-                <w:b w:val="0"/>
-                <w:i w:val="0"/>
-                <w:sz w:val="19"/>
-              </w:rPr>
-              <w:t>✅</w:t>
-            </w:r>
-          </w:p>
-        </w:tc>
-      </w:tr>
-      <w:tr>
-        <w:tc>
-          <w:tcPr>
-            <w:tcW w:type="dxa" w:w="2436"/>
-            <w:shd w:val="clear" w:color="auto" w:fill="EEF2F7"/>
-          </w:tcPr>
-          <w:p>
-            <w:r>
-              <w:rPr>
-                <w:b w:val="0"/>
-                <w:i w:val="0"/>
-                <w:sz w:val="19"/>
-              </w:rPr>
-              <w:t>NFR-004 Seguridad</w:t>
-            </w:r>
-          </w:p>
-        </w:tc>
-        <w:tc>
-          <w:tcPr>
-            <w:tcW w:type="dxa" w:w="2436"/>
-            <w:shd w:val="clear" w:color="auto" w:fill="EEF2F7"/>
-          </w:tcPr>
-          <w:p>
-            <w:r>
-              <w:rPr>
-                <w:b w:val="0"/>
-                <w:i w:val="0"/>
-                <w:sz w:val="19"/>
-              </w:rPr>
-              <w:t xml:space="preserve">413, 500 genérico, </w:t>
-            </w:r>
-            <w:r>
-              <w:rPr>
-                <w:rFonts w:ascii="Consolas" w:hAnsi="Consolas"/>
-                <w:b w:val="0"/>
-                <w:i w:val="0"/>
-                <w:color w:val="B03060"/>
-                <w:sz w:val="19"/>
-              </w:rPr>
-              <w:t>nosniff</w:t>
-            </w:r>
-          </w:p>
-        </w:tc>
-        <w:tc>
-          <w:tcPr>
-            <w:tcW w:type="dxa" w:w="2436"/>
-            <w:shd w:val="clear" w:color="auto" w:fill="EEF2F7"/>
-          </w:tcPr>
-          <w:p>
-            <w:r>
-              <w:rPr>
-                <w:b w:val="0"/>
-                <w:i w:val="0"/>
-                <w:sz w:val="19"/>
-              </w:rPr>
-              <w:t xml:space="preserve">api: </w:t>
-            </w:r>
-            <w:r>
-              <w:rPr>
-                <w:b w:val="0"/>
-                <w:i/>
-                <w:sz w:val="19"/>
-              </w:rPr>
-              <w:t>413 si el cuerpo excede el límite</w:t>
-            </w:r>
-            <w:r>
-              <w:rPr>
-                <w:b w:val="0"/>
-                <w:i w:val="0"/>
-                <w:sz w:val="19"/>
-              </w:rPr>
-              <w:t xml:space="preserve">, </w:t>
-            </w:r>
-            <w:r>
-              <w:rPr>
-                <w:b w:val="0"/>
-                <w:i/>
-                <w:sz w:val="19"/>
-              </w:rPr>
-              <w:t>500 genérico sin filtrar detalles internos</w:t>
-            </w:r>
-            <w:r>
-              <w:rPr>
-                <w:b w:val="0"/>
-                <w:i w:val="0"/>
-                <w:sz w:val="19"/>
-              </w:rPr>
-              <w:t xml:space="preserve">, </w:t>
-            </w:r>
-            <w:r>
-              <w:rPr>
-                <w:b w:val="0"/>
-                <w:i/>
-                <w:sz w:val="19"/>
-              </w:rPr>
-              <w:t>GET /health</w:t>
-            </w:r>
-            <w:r>
-              <w:rPr>
-                <w:b w:val="0"/>
-                <w:i w:val="0"/>
-                <w:sz w:val="19"/>
-              </w:rPr>
-              <w:t xml:space="preserve"> (nosniff)</w:t>
-            </w:r>
-          </w:p>
-        </w:tc>
-        <w:tc>
-          <w:tcPr>
-            <w:tcW w:type="dxa" w:w="2436"/>
-            <w:shd w:val="clear" w:color="auto" w:fill="EEF2F7"/>
-          </w:tcPr>
-          <w:p>
-            <w:r>
-              <w:rPr>
-                <w:b w:val="0"/>
-                <w:i w:val="0"/>
-                <w:sz w:val="19"/>
-              </w:rPr>
-              <w:t>✅</w:t>
-            </w:r>
-          </w:p>
-        </w:tc>
-      </w:tr>
-      <w:tr>
-        <w:tc>
-          <w:tcPr>
-            <w:tcW w:type="dxa" w:w="2436"/>
-          </w:tcPr>
-          <w:p>
-            <w:r>
-              <w:rPr>
-                <w:b w:val="0"/>
-                <w:i w:val="0"/>
-                <w:sz w:val="19"/>
-              </w:rPr>
-              <w:t>NFR-005 Sin dependencias</w:t>
-            </w:r>
-          </w:p>
-        </w:tc>
-        <w:tc>
-          <w:tcPr>
-            <w:tcW w:type="dxa" w:w="2436"/>
-          </w:tcPr>
-          <w:p>
-            <w:r>
-              <w:rPr>
-                <w:rFonts w:ascii="Consolas" w:hAnsi="Consolas"/>
-                <w:b w:val="0"/>
-                <w:i w:val="0"/>
-                <w:color w:val="B03060"/>
-                <w:sz w:val="19"/>
-              </w:rPr>
-              <w:t>package.json</w:t>
-            </w:r>
-            <w:r>
-              <w:rPr>
-                <w:b w:val="0"/>
-                <w:i w:val="0"/>
-                <w:sz w:val="19"/>
-              </w:rPr>
-              <w:t xml:space="preserve"> sin </w:t>
-            </w:r>
-            <w:r>
-              <w:rPr>
-                <w:rFonts w:ascii="Consolas" w:hAnsi="Consolas"/>
-                <w:b w:val="0"/>
-                <w:i w:val="0"/>
-                <w:color w:val="B03060"/>
-                <w:sz w:val="19"/>
-              </w:rPr>
-              <w:t>dependencies</w:t>
-            </w:r>
-          </w:p>
-        </w:tc>
-        <w:tc>
-          <w:tcPr>
-            <w:tcW w:type="dxa" w:w="2436"/>
-          </w:tcPr>
-          <w:p>
-            <w:r>
-              <w:rPr>
-                <w:b w:val="0"/>
-                <w:i w:val="0"/>
-                <w:sz w:val="19"/>
-              </w:rPr>
-              <w:t>inspección</w:t>
-            </w:r>
-          </w:p>
-        </w:tc>
-        <w:tc>
-          <w:tcPr>
-            <w:tcW w:type="dxa" w:w="2436"/>
-          </w:tcPr>
-          <w:p>
-            <w:r>
-              <w:rPr>
-                <w:b w:val="0"/>
-                <w:i w:val="0"/>
-                <w:sz w:val="19"/>
-              </w:rPr>
-              <w:t>✅</w:t>
-            </w:r>
-          </w:p>
-        </w:tc>
-      </w:tr>
-    </w:tbl>
-    <w:p/>
-    <w:p>
-      <w:pPr>
-        <w:pStyle w:val="Heading3"/>
-      </w:pPr>
-      <w:r>
-        <w:rPr>
-          <w:b w:val="0"/>
-          <w:i w:val="0"/>
-          <w:color w:val="1F3A5F"/>
-        </w:rPr>
-        <w:t>Escenarios de aceptación (spec §2)</w:t>
+        <w:t>Criterios de aceptación</w:t>
       </w:r>
     </w:p>
     <w:tbl>
@@ -3109,7 +3260,7 @@
                 <w:color w:val="FFFFFF"/>
                 <w:sz w:val="19"/>
               </w:rPr>
-              <w:t>Historia</w:t>
+              <w:t>CA</w:t>
             </w:r>
           </w:p>
         </w:tc>
@@ -3126,7 +3277,7 @@
                 <w:color w:val="FFFFFF"/>
                 <w:sz w:val="19"/>
               </w:rPr>
-              <w:t>Escenarios</w:t>
+              <w:t>Prueba que lo verifica</w:t>
             </w:r>
           </w:p>
         </w:tc>
@@ -3143,7 +3294,7 @@
                 <w:color w:val="FFFFFF"/>
                 <w:sz w:val="19"/>
               </w:rPr>
-              <w:t>Cubiertos</w:t>
+              <w:t>✔</w:t>
             </w:r>
           </w:p>
         </w:tc>
@@ -3160,7 +3311,7 @@
                 <w:i w:val="0"/>
                 <w:sz w:val="19"/>
               </w:rPr>
-              <w:t>US1 Registrar</w:t>
+              <w:t>CA-01</w:t>
             </w:r>
           </w:p>
         </w:tc>
@@ -3171,11 +3322,39 @@
           <w:p>
             <w:r>
               <w:rPr>
-                <w:b w:val="0"/>
-                <w:i w:val="0"/>
-                <w:sz w:val="19"/>
-              </w:rPr>
-              <w:t>4</w:t>
+                <w:rFonts w:ascii="Consolas" w:hAnsi="Consolas"/>
+                <w:b w:val="0"/>
+                <w:i w:val="0"/>
+                <w:color w:val="B03060"/>
+                <w:sz w:val="19"/>
+              </w:rPr>
+              <w:t>[FR-001][FR-002] US1: crea y recupera una tarea</w:t>
+            </w:r>
+            <w:r>
+              <w:rPr>
+                <w:b w:val="0"/>
+                <w:i w:val="0"/>
+                <w:sz w:val="19"/>
+              </w:rPr>
+              <w:t xml:space="preserve"> · </w:t>
+            </w:r>
+            <w:r>
+              <w:rPr>
+                <w:rFonts w:ascii="Consolas" w:hAnsi="Consolas"/>
+                <w:b w:val="0"/>
+                <w:i w:val="0"/>
+                <w:color w:val="B03060"/>
+                <w:sz w:val="19"/>
+              </w:rPr>
+              <w:t>[US1-US4] flujo completo</w:t>
+            </w:r>
+            <w:r>
+              <w:rPr>
+                <w:b w:val="0"/>
+                <w:i w:val="0"/>
+                <w:sz w:val="19"/>
+              </w:rPr>
+              <w:t xml:space="preserve"> (201)</w:t>
             </w:r>
           </w:p>
         </w:tc>
@@ -3190,7 +3369,7 @@
                 <w:i w:val="0"/>
                 <w:sz w:val="19"/>
               </w:rPr>
-              <w:t>4 ✅</w:t>
+              <w:t>✅</w:t>
             </w:r>
           </w:p>
         </w:tc>
@@ -3208,7 +3387,7 @@
                 <w:i w:val="0"/>
                 <w:sz w:val="19"/>
               </w:rPr>
-              <w:t>US2 Consultar</w:t>
+              <w:t>CA-02</w:t>
             </w:r>
           </w:p>
         </w:tc>
@@ -3220,11 +3399,13 @@
           <w:p>
             <w:r>
               <w:rPr>
-                <w:b w:val="0"/>
-                <w:i w:val="0"/>
-                <w:sz w:val="19"/>
-              </w:rPr>
-              <w:t>5</w:t>
+                <w:rFonts w:ascii="Consolas" w:hAnsi="Consolas"/>
+                <w:b w:val="0"/>
+                <w:i w:val="0"/>
+                <w:color w:val="B03060"/>
+                <w:sz w:val="19"/>
+              </w:rPr>
+              <w:t>[FR-002][FR-003] asigna id, valores por defecto y timestamps</w:t>
             </w:r>
           </w:p>
         </w:tc>
@@ -3240,7 +3421,7 @@
                 <w:i w:val="0"/>
                 <w:sz w:val="19"/>
               </w:rPr>
-              <w:t>5 ✅</w:t>
+              <w:t>✅</w:t>
             </w:r>
           </w:p>
         </w:tc>
@@ -3257,7 +3438,7 @@
                 <w:i w:val="0"/>
                 <w:sz w:val="19"/>
               </w:rPr>
-              <w:t>US3 Editar/Estado</w:t>
+              <w:t>CA-03</w:t>
             </w:r>
           </w:p>
         </w:tc>
@@ -3268,11 +3449,49 @@
           <w:p>
             <w:r>
               <w:rPr>
-                <w:b w:val="0"/>
-                <w:i w:val="0"/>
-                <w:sz w:val="19"/>
-              </w:rPr>
-              <w:t>4</w:t>
+                <w:rFonts w:ascii="Consolas" w:hAnsi="Consolas"/>
+                <w:b w:val="0"/>
+                <w:i w:val="0"/>
+                <w:color w:val="B03060"/>
+                <w:sz w:val="19"/>
+              </w:rPr>
+              <w:t>[FR-001] exige title…</w:t>
+            </w:r>
+            <w:r>
+              <w:rPr>
+                <w:b w:val="0"/>
+                <w:i w:val="0"/>
+                <w:sz w:val="19"/>
+              </w:rPr>
+              <w:t xml:space="preserve"> · </w:t>
+            </w:r>
+            <w:r>
+              <w:rPr>
+                <w:rFonts w:ascii="Consolas" w:hAnsi="Consolas"/>
+                <w:b w:val="0"/>
+                <w:i w:val="0"/>
+                <w:color w:val="B03060"/>
+                <w:sz w:val="19"/>
+              </w:rPr>
+              <w:t>[FR-001] rechaza fechas inexistentes…</w:t>
+            </w:r>
+            <w:r>
+              <w:rPr>
+                <w:b w:val="0"/>
+                <w:i w:val="0"/>
+                <w:sz w:val="19"/>
+              </w:rPr>
+              <w:t xml:space="preserve"> · </w:t>
+            </w:r>
+            <w:r>
+              <w:rPr>
+                <w:rFonts w:ascii="Consolas" w:hAnsi="Consolas"/>
+                <w:b w:val="0"/>
+                <w:i w:val="0"/>
+                <w:color w:val="B03060"/>
+                <w:sz w:val="19"/>
+              </w:rPr>
+              <w:t>[FR-004] 400 con detalles…</w:t>
             </w:r>
           </w:p>
         </w:tc>
@@ -3287,7 +3506,7 @@
                 <w:i w:val="0"/>
                 <w:sz w:val="19"/>
               </w:rPr>
-              <w:t>4 ✅</w:t>
+              <w:t>✅</w:t>
             </w:r>
           </w:p>
         </w:tc>
@@ -3305,7 +3524,7 @@
                 <w:i w:val="0"/>
                 <w:sz w:val="19"/>
               </w:rPr>
-              <w:t>US4 Eliminar</w:t>
+              <w:t>CA-04</w:t>
             </w:r>
           </w:p>
         </w:tc>
@@ -3317,11 +3536,13 @@
           <w:p>
             <w:r>
               <w:rPr>
-                <w:b w:val="0"/>
-                <w:i w:val="0"/>
-                <w:sz w:val="19"/>
-              </w:rPr>
-              <w:t>2</w:t>
+                <w:rFonts w:ascii="Consolas" w:hAnsi="Consolas"/>
+                <w:b w:val="0"/>
+                <w:i w:val="0"/>
+                <w:color w:val="B03060"/>
+                <w:sz w:val="19"/>
+              </w:rPr>
+              <w:t>[FR-004] 400 con JSON mal formado</w:t>
             </w:r>
           </w:p>
         </w:tc>
@@ -3337,7 +3558,7 @@
                 <w:i w:val="0"/>
                 <w:sz w:val="19"/>
               </w:rPr>
-              <w:t>2 ✅</w:t>
+              <w:t>✅</w:t>
             </w:r>
           </w:p>
         </w:tc>
@@ -3350,11 +3571,11 @@
           <w:p>
             <w:r>
               <w:rPr>
-                <w:b/>
-                <w:i w:val="0"/>
-                <w:sz w:val="19"/>
-              </w:rPr>
-              <w:t>Total</w:t>
+                <w:b w:val="0"/>
+                <w:i w:val="0"/>
+                <w:sz w:val="19"/>
+              </w:rPr>
+              <w:t>CA-05, CA-06</w:t>
             </w:r>
           </w:p>
         </w:tc>
@@ -3365,11 +3586,13 @@
           <w:p>
             <w:r>
               <w:rPr>
-                <w:b/>
-                <w:i w:val="0"/>
-                <w:sz w:val="19"/>
-              </w:rPr>
-              <w:t>15</w:t>
+                <w:rFonts w:ascii="Consolas" w:hAnsi="Consolas"/>
+                <w:b w:val="0"/>
+                <w:i w:val="0"/>
+                <w:color w:val="B03060"/>
+                <w:sz w:val="19"/>
+              </w:rPr>
+              <w:t>[FR-005] US2: lista ordenada por fecha de entrega y prioridad</w:t>
             </w:r>
           </w:p>
         </w:tc>
@@ -3380,11 +3603,459 @@
           <w:p>
             <w:r>
               <w:rPr>
-                <w:b/>
-                <w:i w:val="0"/>
-                <w:sz w:val="19"/>
-              </w:rPr>
-              <w:t>15</w:t>
+                <w:b w:val="0"/>
+                <w:i w:val="0"/>
+                <w:sz w:val="19"/>
+              </w:rPr>
+              <w:t>✅</w:t>
+            </w:r>
+          </w:p>
+        </w:tc>
+      </w:tr>
+      <w:tr>
+        <w:tc>
+          <w:tcPr>
+            <w:tcW w:type="dxa" w:w="3249"/>
+            <w:shd w:val="clear" w:color="auto" w:fill="EEF2F7"/>
+          </w:tcPr>
+          <w:p>
+            <w:r>
+              <w:rPr>
+                <w:b w:val="0"/>
+                <w:i w:val="0"/>
+                <w:sz w:val="19"/>
+              </w:rPr>
+              <w:t>CA-07</w:t>
+            </w:r>
+          </w:p>
+        </w:tc>
+        <w:tc>
+          <w:tcPr>
+            <w:tcW w:type="dxa" w:w="3249"/>
+            <w:shd w:val="clear" w:color="auto" w:fill="EEF2F7"/>
+          </w:tcPr>
+          <w:p>
+            <w:r>
+              <w:rPr>
+                <w:rFonts w:ascii="Consolas" w:hAnsi="Consolas"/>
+                <w:b w:val="0"/>
+                <w:i w:val="0"/>
+                <w:color w:val="B03060"/>
+                <w:sz w:val="19"/>
+              </w:rPr>
+              <w:t>[FR-006] US2: filtra por estado, prioridad y materia…</w:t>
+            </w:r>
+          </w:p>
+        </w:tc>
+        <w:tc>
+          <w:tcPr>
+            <w:tcW w:type="dxa" w:w="3249"/>
+            <w:shd w:val="clear" w:color="auto" w:fill="EEF2F7"/>
+          </w:tcPr>
+          <w:p>
+            <w:r>
+              <w:rPr>
+                <w:b w:val="0"/>
+                <w:i w:val="0"/>
+                <w:sz w:val="19"/>
+              </w:rPr>
+              <w:t>✅</w:t>
+            </w:r>
+          </w:p>
+        </w:tc>
+      </w:tr>
+      <w:tr>
+        <w:tc>
+          <w:tcPr>
+            <w:tcW w:type="dxa" w:w="3249"/>
+          </w:tcPr>
+          <w:p>
+            <w:r>
+              <w:rPr>
+                <w:b w:val="0"/>
+                <w:i w:val="0"/>
+                <w:sz w:val="19"/>
+              </w:rPr>
+              <w:t>CA-08</w:t>
+            </w:r>
+          </w:p>
+        </w:tc>
+        <w:tc>
+          <w:tcPr>
+            <w:tcW w:type="dxa" w:w="3249"/>
+          </w:tcPr>
+          <w:p>
+            <w:r>
+              <w:rPr>
+                <w:rFonts w:ascii="Consolas" w:hAnsi="Consolas"/>
+                <w:b w:val="0"/>
+                <w:i w:val="0"/>
+                <w:color w:val="B03060"/>
+                <w:sz w:val="19"/>
+              </w:rPr>
+              <w:t>[FR-006] 400 con filtro inválido</w:t>
+            </w:r>
+          </w:p>
+        </w:tc>
+        <w:tc>
+          <w:tcPr>
+            <w:tcW w:type="dxa" w:w="3249"/>
+          </w:tcPr>
+          <w:p>
+            <w:r>
+              <w:rPr>
+                <w:b w:val="0"/>
+                <w:i w:val="0"/>
+                <w:sz w:val="19"/>
+              </w:rPr>
+              <w:t>✅</w:t>
+            </w:r>
+          </w:p>
+        </w:tc>
+      </w:tr>
+      <w:tr>
+        <w:tc>
+          <w:tcPr>
+            <w:tcW w:type="dxa" w:w="3249"/>
+            <w:shd w:val="clear" w:color="auto" w:fill="EEF2F7"/>
+          </w:tcPr>
+          <w:p>
+            <w:r>
+              <w:rPr>
+                <w:b w:val="0"/>
+                <w:i w:val="0"/>
+                <w:sz w:val="19"/>
+              </w:rPr>
+              <w:t>CA-09</w:t>
+            </w:r>
+          </w:p>
+        </w:tc>
+        <w:tc>
+          <w:tcPr>
+            <w:tcW w:type="dxa" w:w="3249"/>
+            <w:shd w:val="clear" w:color="auto" w:fill="EEF2F7"/>
+          </w:tcPr>
+          <w:p>
+            <w:r>
+              <w:rPr>
+                <w:rFonts w:ascii="Consolas" w:hAnsi="Consolas"/>
+                <w:b w:val="0"/>
+                <w:i w:val="0"/>
+                <w:color w:val="B03060"/>
+                <w:sz w:val="19"/>
+              </w:rPr>
+              <w:t>[FR-008] US3: edita campos y actualiza updatedAt</w:t>
+            </w:r>
+          </w:p>
+        </w:tc>
+        <w:tc>
+          <w:tcPr>
+            <w:tcW w:type="dxa" w:w="3249"/>
+            <w:shd w:val="clear" w:color="auto" w:fill="EEF2F7"/>
+          </w:tcPr>
+          <w:p>
+            <w:r>
+              <w:rPr>
+                <w:b w:val="0"/>
+                <w:i w:val="0"/>
+                <w:sz w:val="19"/>
+              </w:rPr>
+              <w:t>✅</w:t>
+            </w:r>
+          </w:p>
+        </w:tc>
+      </w:tr>
+      <w:tr>
+        <w:tc>
+          <w:tcPr>
+            <w:tcW w:type="dxa" w:w="3249"/>
+          </w:tcPr>
+          <w:p>
+            <w:r>
+              <w:rPr>
+                <w:b w:val="0"/>
+                <w:i w:val="0"/>
+                <w:sz w:val="19"/>
+              </w:rPr>
+              <w:t>CA-10, CA-11</w:t>
+            </w:r>
+          </w:p>
+        </w:tc>
+        <w:tc>
+          <w:tcPr>
+            <w:tcW w:type="dxa" w:w="3249"/>
+          </w:tcPr>
+          <w:p>
+            <w:r>
+              <w:rPr>
+                <w:rFonts w:ascii="Consolas" w:hAnsi="Consolas"/>
+                <w:b w:val="0"/>
+                <w:i w:val="0"/>
+                <w:color w:val="B03060"/>
+                <w:sz w:val="19"/>
+              </w:rPr>
+              <w:t>[FR-007] US3: cambia estado respetando transiciones</w:t>
+            </w:r>
+            <w:r>
+              <w:rPr>
+                <w:b w:val="0"/>
+                <w:i w:val="0"/>
+                <w:sz w:val="19"/>
+              </w:rPr>
+              <w:t xml:space="preserve"> · </w:t>
+            </w:r>
+            <w:r>
+              <w:rPr>
+                <w:rFonts w:ascii="Consolas" w:hAnsi="Consolas"/>
+                <w:b w:val="0"/>
+                <w:i w:val="0"/>
+                <w:color w:val="B03060"/>
+                <w:sz w:val="19"/>
+              </w:rPr>
+              <w:t>[FR-007] 409…</w:t>
+            </w:r>
+          </w:p>
+        </w:tc>
+        <w:tc>
+          <w:tcPr>
+            <w:tcW w:type="dxa" w:w="3249"/>
+          </w:tcPr>
+          <w:p>
+            <w:r>
+              <w:rPr>
+                <w:b w:val="0"/>
+                <w:i w:val="0"/>
+                <w:sz w:val="19"/>
+              </w:rPr>
+              <w:t>✅</w:t>
+            </w:r>
+          </w:p>
+        </w:tc>
+      </w:tr>
+      <w:tr>
+        <w:tc>
+          <w:tcPr>
+            <w:tcW w:type="dxa" w:w="3249"/>
+            <w:shd w:val="clear" w:color="auto" w:fill="EEF2F7"/>
+          </w:tcPr>
+          <w:p>
+            <w:r>
+              <w:rPr>
+                <w:b w:val="0"/>
+                <w:i w:val="0"/>
+                <w:sz w:val="19"/>
+              </w:rPr>
+              <w:t>CA-12</w:t>
+            </w:r>
+          </w:p>
+        </w:tc>
+        <w:tc>
+          <w:tcPr>
+            <w:tcW w:type="dxa" w:w="3249"/>
+            <w:shd w:val="clear" w:color="auto" w:fill="EEF2F7"/>
+          </w:tcPr>
+          <w:p>
+            <w:r>
+              <w:rPr>
+                <w:rFonts w:ascii="Consolas" w:hAnsi="Consolas"/>
+                <w:b w:val="0"/>
+                <w:i w:val="0"/>
+                <w:color w:val="B03060"/>
+                <w:sz w:val="19"/>
+              </w:rPr>
+              <w:t>[FR-008] no permite fijar status al crear/editar</w:t>
+            </w:r>
+          </w:p>
+        </w:tc>
+        <w:tc>
+          <w:tcPr>
+            <w:tcW w:type="dxa" w:w="3249"/>
+            <w:shd w:val="clear" w:color="auto" w:fill="EEF2F7"/>
+          </w:tcPr>
+          <w:p>
+            <w:r>
+              <w:rPr>
+                <w:b w:val="0"/>
+                <w:i w:val="0"/>
+                <w:sz w:val="19"/>
+              </w:rPr>
+              <w:t>✅</w:t>
+            </w:r>
+          </w:p>
+        </w:tc>
+      </w:tr>
+      <w:tr>
+        <w:tc>
+          <w:tcPr>
+            <w:tcW w:type="dxa" w:w="3249"/>
+          </w:tcPr>
+          <w:p>
+            <w:r>
+              <w:rPr>
+                <w:b w:val="0"/>
+                <w:i w:val="0"/>
+                <w:sz w:val="19"/>
+              </w:rPr>
+              <w:t>CA-13</w:t>
+            </w:r>
+          </w:p>
+        </w:tc>
+        <w:tc>
+          <w:tcPr>
+            <w:tcW w:type="dxa" w:w="3249"/>
+          </w:tcPr>
+          <w:p>
+            <w:r>
+              <w:rPr>
+                <w:rFonts w:ascii="Consolas" w:hAnsi="Consolas"/>
+                <w:b w:val="0"/>
+                <w:i w:val="0"/>
+                <w:color w:val="B03060"/>
+                <w:sz w:val="19"/>
+              </w:rPr>
+              <w:t>[US1-US4] flujo completo</w:t>
+            </w:r>
+            <w:r>
+              <w:rPr>
+                <w:b w:val="0"/>
+                <w:i w:val="0"/>
+                <w:sz w:val="19"/>
+              </w:rPr>
+              <w:t xml:space="preserve"> (204) · </w:t>
+            </w:r>
+            <w:r>
+              <w:rPr>
+                <w:rFonts w:ascii="Consolas" w:hAnsi="Consolas"/>
+                <w:b w:val="0"/>
+                <w:i w:val="0"/>
+                <w:color w:val="B03060"/>
+                <w:sz w:val="19"/>
+              </w:rPr>
+              <w:t>[FR-009][FR-011] US4…</w:t>
+            </w:r>
+          </w:p>
+        </w:tc>
+        <w:tc>
+          <w:tcPr>
+            <w:tcW w:type="dxa" w:w="3249"/>
+          </w:tcPr>
+          <w:p>
+            <w:r>
+              <w:rPr>
+                <w:b w:val="0"/>
+                <w:i w:val="0"/>
+                <w:sz w:val="19"/>
+              </w:rPr>
+              <w:t>✅</w:t>
+            </w:r>
+          </w:p>
+        </w:tc>
+      </w:tr>
+      <w:tr>
+        <w:tc>
+          <w:tcPr>
+            <w:tcW w:type="dxa" w:w="3249"/>
+            <w:shd w:val="clear" w:color="auto" w:fill="EEF2F7"/>
+          </w:tcPr>
+          <w:p>
+            <w:r>
+              <w:rPr>
+                <w:b w:val="0"/>
+                <w:i w:val="0"/>
+                <w:sz w:val="19"/>
+              </w:rPr>
+              <w:t>CA-14</w:t>
+            </w:r>
+          </w:p>
+        </w:tc>
+        <w:tc>
+          <w:tcPr>
+            <w:tcW w:type="dxa" w:w="3249"/>
+            <w:shd w:val="clear" w:color="auto" w:fill="EEF2F7"/>
+          </w:tcPr>
+          <w:p>
+            <w:r>
+              <w:rPr>
+                <w:rFonts w:ascii="Consolas" w:hAnsi="Consolas"/>
+                <w:b w:val="0"/>
+                <w:i w:val="0"/>
+                <w:color w:val="B03060"/>
+                <w:sz w:val="19"/>
+              </w:rPr>
+              <w:t>[FR-009][FR-011] US4: elimina tarea y luego no existe</w:t>
+            </w:r>
+          </w:p>
+        </w:tc>
+        <w:tc>
+          <w:tcPr>
+            <w:tcW w:type="dxa" w:w="3249"/>
+            <w:shd w:val="clear" w:color="auto" w:fill="EEF2F7"/>
+          </w:tcPr>
+          <w:p>
+            <w:r>
+              <w:rPr>
+                <w:b w:val="0"/>
+                <w:i w:val="0"/>
+                <w:sz w:val="19"/>
+              </w:rPr>
+              <w:t>✅</w:t>
+            </w:r>
+          </w:p>
+        </w:tc>
+      </w:tr>
+      <w:tr>
+        <w:tc>
+          <w:tcPr>
+            <w:tcW w:type="dxa" w:w="3249"/>
+          </w:tcPr>
+          <w:p>
+            <w:r>
+              <w:rPr>
+                <w:b w:val="0"/>
+                <w:i w:val="0"/>
+                <w:sz w:val="19"/>
+              </w:rPr>
+              <w:t>CA-15</w:t>
+            </w:r>
+          </w:p>
+        </w:tc>
+        <w:tc>
+          <w:tcPr>
+            <w:tcW w:type="dxa" w:w="3249"/>
+          </w:tcPr>
+          <w:p>
+            <w:r>
+              <w:rPr>
+                <w:rFonts w:ascii="Consolas" w:hAnsi="Consolas"/>
+                <w:b w:val="0"/>
+                <w:i w:val="0"/>
+                <w:color w:val="B03060"/>
+                <w:sz w:val="19"/>
+              </w:rPr>
+              <w:t>[FR-010] persiste y recarga tareas desde disco</w:t>
+            </w:r>
+            <w:r>
+              <w:rPr>
+                <w:b w:val="0"/>
+                <w:i w:val="0"/>
+                <w:sz w:val="19"/>
+              </w:rPr>
+              <w:t xml:space="preserve"> + validación manual</w:t>
+            </w:r>
+          </w:p>
+        </w:tc>
+        <w:tc>
+          <w:tcPr>
+            <w:tcW w:type="dxa" w:w="3249"/>
+          </w:tcPr>
+          <w:p>
+            <w:r>
+              <w:rPr>
+                <w:b w:val="0"/>
+                <w:i w:val="0"/>
+                <w:sz w:val="19"/>
+              </w:rPr>
+              <w:t>✅</w:t>
             </w:r>
           </w:p>
         </w:tc>
@@ -3447,7 +4118,7 @@
                 <w:color w:val="FFFFFF"/>
                 <w:sz w:val="19"/>
               </w:rPr>
-              <w:t>Verificación realizada</w:t>
+              <w:t>Verificación</w:t>
             </w:r>
           </w:p>
         </w:tc>
@@ -3477,11 +4148,11 @@
           <w:p>
             <w:r>
               <w:rPr>
-                <w:b/>
-                <w:i w:val="0"/>
-                <w:sz w:val="19"/>
-              </w:rPr>
-              <w:t>I. Especificación antes que código</w:t>
+                <w:b w:val="0"/>
+                <w:i w:val="0"/>
+                <w:sz w:val="19"/>
+              </w:rPr>
+              <w:t>I. La spec es la fuente de verdad</w:t>
             </w:r>
           </w:p>
         </w:tc>
@@ -3496,133 +4167,39 @@
                 <w:i w:val="0"/>
                 <w:sz w:val="19"/>
               </w:rPr>
-              <w:t xml:space="preserve">Existen </w:t>
-            </w:r>
-            <w:r>
-              <w:rPr>
-                <w:rFonts w:ascii="Consolas" w:hAnsi="Consolas"/>
-                <w:b w:val="0"/>
-                <w:i w:val="0"/>
-                <w:color w:val="B03060"/>
-                <w:sz w:val="19"/>
-              </w:rPr>
-              <w:t>spec.md</w:t>
-            </w:r>
-            <w:r>
-              <w:rPr>
-                <w:b w:val="0"/>
-                <w:i w:val="0"/>
-                <w:sz w:val="19"/>
-              </w:rPr>
-              <w:t xml:space="preserve">, </w:t>
-            </w:r>
-            <w:r>
-              <w:rPr>
-                <w:rFonts w:ascii="Consolas" w:hAnsi="Consolas"/>
-                <w:b w:val="0"/>
-                <w:i w:val="0"/>
-                <w:color w:val="B03060"/>
-                <w:sz w:val="19"/>
-              </w:rPr>
-              <w:t>plan.md</w:t>
-            </w:r>
-            <w:r>
-              <w:rPr>
-                <w:b w:val="0"/>
-                <w:i w:val="0"/>
-                <w:sz w:val="19"/>
-              </w:rPr>
-              <w:t xml:space="preserve"> y </w:t>
-            </w:r>
-            <w:r>
-              <w:rPr>
-                <w:rFonts w:ascii="Consolas" w:hAnsi="Consolas"/>
-                <w:b w:val="0"/>
-                <w:i w:val="0"/>
-                <w:color w:val="B03060"/>
-                <w:sz w:val="19"/>
-              </w:rPr>
-              <w:t>tasks.md</w:t>
-            </w:r>
-            <w:r>
-              <w:rPr>
-                <w:b w:val="0"/>
-                <w:i w:val="0"/>
-                <w:sz w:val="19"/>
-              </w:rPr>
-              <w:t xml:space="preserve"> previos al código; los módulos de </w:t>
-            </w:r>
-            <w:r>
-              <w:rPr>
-                <w:rFonts w:ascii="Consolas" w:hAnsi="Consolas"/>
-                <w:b w:val="0"/>
-                <w:i w:val="0"/>
-                <w:color w:val="B03060"/>
-                <w:sz w:val="19"/>
-              </w:rPr>
-              <w:t>src/</w:t>
-            </w:r>
-            <w:r>
-              <w:rPr>
-                <w:b w:val="0"/>
-                <w:i w:val="0"/>
-                <w:sz w:val="19"/>
-              </w:rPr>
-              <w:t xml:space="preserve"> referencian </w:t>
-            </w:r>
-            <w:r>
-              <w:rPr>
-                <w:rFonts w:ascii="Consolas" w:hAnsi="Consolas"/>
-                <w:b w:val="0"/>
-                <w:i w:val="0"/>
-                <w:color w:val="B03060"/>
-                <w:sz w:val="19"/>
-              </w:rPr>
-              <w:t>spec.md</w:t>
-            </w:r>
-            <w:r>
-              <w:rPr>
-                <w:b w:val="0"/>
-                <w:i w:val="0"/>
-                <w:sz w:val="19"/>
-              </w:rPr>
-              <w:t xml:space="preserve">, </w:t>
-            </w:r>
-            <w:r>
-              <w:rPr>
-                <w:rFonts w:ascii="Consolas" w:hAnsi="Consolas"/>
-                <w:b w:val="0"/>
-                <w:i w:val="0"/>
-                <w:color w:val="B03060"/>
-                <w:sz w:val="19"/>
-              </w:rPr>
-              <w:t>plan.md</w:t>
-            </w:r>
-            <w:r>
-              <w:rPr>
-                <w:b w:val="0"/>
-                <w:i w:val="0"/>
-                <w:sz w:val="19"/>
-              </w:rPr>
-              <w:t xml:space="preserve"> o </w:t>
-            </w:r>
-            <w:r>
-              <w:rPr>
-                <w:rFonts w:ascii="Consolas" w:hAnsi="Consolas"/>
-                <w:b w:val="0"/>
-                <w:i w:val="0"/>
-                <w:color w:val="B03060"/>
-                <w:sz w:val="19"/>
-              </w:rPr>
-              <w:t>constitution.md</w:t>
-            </w:r>
-            <w:r>
-              <w:rPr>
-                <w:b w:val="0"/>
-                <w:i w:val="0"/>
-                <w:sz w:val="19"/>
-              </w:rPr>
-              <w:t xml:space="preserve"> en sus comentarios</w:t>
+              <w:t xml:space="preserve">El </w:t>
+            </w:r>
+            <w:r>
+              <w:rPr>
+                <w:b w:val="0"/>
+                <w:i/>
+                <w:sz w:val="19"/>
+              </w:rPr>
+              <w:t>spec drift</w:t>
+            </w:r>
+            <w:r>
+              <w:rPr>
+                <w:b w:val="0"/>
+                <w:i w:val="0"/>
+                <w:sz w:val="19"/>
+              </w:rPr>
+              <w:t xml:space="preserve"> detectado (404/405) se resolvió </w:t>
+            </w:r>
+            <w:r>
+              <w:rPr>
+                <w:b/>
+                <w:i w:val="0"/>
+                <w:sz w:val="19"/>
+              </w:rPr>
+              <w:t>editando la spec</w:t>
+            </w:r>
+            <w:r>
+              <w:rPr>
+                <w:b w:val="0"/>
+                <w:i w:val="0"/>
+                <w:sz w:val="19"/>
+              </w:rPr>
+              <w:t xml:space="preserve"> (FR-012)</w:t>
             </w:r>
           </w:p>
         </w:tc>
@@ -3637,7 +4214,7 @@
                 <w:i w:val="0"/>
                 <w:sz w:val="19"/>
               </w:rPr>
-              <w:t>✅ Cumple</w:t>
+              <w:t>✅</w:t>
             </w:r>
           </w:p>
         </w:tc>
@@ -3651,7 +4228,7 @@
           <w:p>
             <w:r>
               <w:rPr>
-                <w:b/>
+                <w:b w:val="0"/>
                 <w:i w:val="0"/>
                 <w:sz w:val="19"/>
               </w:rPr>
@@ -3673,7 +4250,7 @@
                 <w:color w:val="B03060"/>
                 <w:sz w:val="19"/>
               </w:rPr>
-              <w:t>domain/task.js</w:t>
+              <w:t>domain</w:t>
             </w:r>
             <w:r>
               <w:rPr>
@@ -3699,97 +4276,7 @@
                 <w:i w:val="0"/>
                 <w:sz w:val="19"/>
               </w:rPr>
-              <w:t xml:space="preserve">; </w:t>
-            </w:r>
-            <w:r>
-              <w:rPr>
-                <w:rFonts w:ascii="Consolas" w:hAnsi="Consolas"/>
-                <w:b w:val="0"/>
-                <w:i w:val="0"/>
-                <w:color w:val="B03060"/>
-                <w:sz w:val="19"/>
-              </w:rPr>
-              <w:t>services</w:t>
-            </w:r>
-            <w:r>
-              <w:rPr>
-                <w:b w:val="0"/>
-                <w:i w:val="0"/>
-                <w:sz w:val="19"/>
-              </w:rPr>
-              <w:t xml:space="preserve"> importa </w:t>
-            </w:r>
-            <w:r>
-              <w:rPr>
-                <w:rFonts w:ascii="Consolas" w:hAnsi="Consolas"/>
-                <w:b w:val="0"/>
-                <w:i w:val="0"/>
-                <w:color w:val="B03060"/>
-                <w:sz w:val="19"/>
-              </w:rPr>
-              <w:t>domain</w:t>
-            </w:r>
-            <w:r>
-              <w:rPr>
-                <w:b w:val="0"/>
-                <w:i w:val="0"/>
-                <w:sz w:val="19"/>
-              </w:rPr>
-              <w:t xml:space="preserve">; </w:t>
-            </w:r>
-            <w:r>
-              <w:rPr>
-                <w:rFonts w:ascii="Consolas" w:hAnsi="Consolas"/>
-                <w:b w:val="0"/>
-                <w:i w:val="0"/>
-                <w:color w:val="B03060"/>
-                <w:sz w:val="19"/>
-              </w:rPr>
-              <w:t>http</w:t>
-            </w:r>
-            <w:r>
-              <w:rPr>
-                <w:b w:val="0"/>
-                <w:i w:val="0"/>
-                <w:sz w:val="19"/>
-              </w:rPr>
-              <w:t xml:space="preserve"> importa </w:t>
-            </w:r>
-            <w:r>
-              <w:rPr>
-                <w:rFonts w:ascii="Consolas" w:hAnsi="Consolas"/>
-                <w:b w:val="0"/>
-                <w:i w:val="0"/>
-                <w:color w:val="B03060"/>
-                <w:sz w:val="19"/>
-              </w:rPr>
-              <w:t>services</w:t>
-            </w:r>
-            <w:r>
-              <w:rPr>
-                <w:b w:val="0"/>
-                <w:i w:val="0"/>
-                <w:sz w:val="19"/>
-              </w:rPr>
-              <w:t xml:space="preserve"> y </w:t>
-            </w:r>
-            <w:r>
-              <w:rPr>
-                <w:rFonts w:ascii="Consolas" w:hAnsi="Consolas"/>
-                <w:b w:val="0"/>
-                <w:i w:val="0"/>
-                <w:color w:val="B03060"/>
-                <w:sz w:val="19"/>
-              </w:rPr>
-              <w:t>domain</w:t>
-            </w:r>
-            <w:r>
-              <w:rPr>
-                <w:b w:val="0"/>
-                <w:i w:val="0"/>
-                <w:sz w:val="19"/>
-              </w:rPr>
-              <w:t xml:space="preserve"> (solo tipos de error). No hay dependencias inversas</w:t>
+              <w:t>; no hay dependencias inversas; errores tipados</w:t>
             </w:r>
           </w:p>
         </w:tc>
@@ -3805,7 +4292,7 @@
                 <w:i w:val="0"/>
                 <w:sz w:val="19"/>
               </w:rPr>
-              <w:t>✅ Cumple</w:t>
+              <w:t>✅</w:t>
             </w:r>
           </w:p>
         </w:tc>
@@ -3818,11 +4305,11 @@
           <w:p>
             <w:r>
               <w:rPr>
-                <w:b/>
-                <w:i w:val="0"/>
-                <w:sz w:val="19"/>
-              </w:rPr>
-              <w:t>III. Pruebas y cobertura</w:t>
+                <w:b w:val="0"/>
+                <w:i w:val="0"/>
+                <w:sz w:val="19"/>
+              </w:rPr>
+              <w:t>III. Requisitos verificables</w:t>
             </w:r>
           </w:p>
         </w:tc>
@@ -3837,7 +4324,7 @@
                 <w:i w:val="0"/>
                 <w:sz w:val="19"/>
               </w:rPr>
-              <w:t>35 pruebas en tres niveles; cobertura del 100 % (&gt; umbrales)</w:t>
+              <w:t>36/36 pruebas llevan el ID en el nombre; cobertura del 100 %</w:t>
             </w:r>
           </w:p>
         </w:tc>
@@ -3852,7 +4339,7 @@
                 <w:i w:val="0"/>
                 <w:sz w:val="19"/>
               </w:rPr>
-              <w:t>✅ Cumple</w:t>
+              <w:t>✅</w:t>
             </w:r>
           </w:p>
         </w:tc>
@@ -3866,11 +4353,11 @@
           <w:p>
             <w:r>
               <w:rPr>
-                <w:b/>
-                <w:i w:val="0"/>
-                <w:sz w:val="19"/>
-              </w:rPr>
-              <w:t>IV. Mínimas dependencias</w:t>
+                <w:b w:val="0"/>
+                <w:i w:val="0"/>
+                <w:sz w:val="19"/>
+              </w:rPr>
+              <w:t>IV. Incrementos pequeños</w:t>
             </w:r>
           </w:p>
         </w:tc>
@@ -3886,17 +4373,15 @@
                 <w:i w:val="0"/>
                 <w:sz w:val="19"/>
               </w:rPr>
-              <w:t xml:space="preserve">0 dependencias, solo módulos </w:t>
-            </w:r>
-            <w:r>
-              <w:rPr>
-                <w:rFonts w:ascii="Consolas" w:hAnsi="Consolas"/>
-                <w:b w:val="0"/>
-                <w:i w:val="0"/>
-                <w:color w:val="B03060"/>
-                <w:sz w:val="19"/>
-              </w:rPr>
-              <w:t>node:*</w:t>
+              <w:t xml:space="preserve">26 tareas atómicas con "Hecho cuando…" </w:t>
+            </w:r>
+            <w:r>
+              <w:rPr>
+                <w:b w:val="0"/>
+                <w:i/>
+                <w:sz w:val="19"/>
+              </w:rPr>
+              <w:t>(ver la observación AUD-05)</w:t>
             </w:r>
           </w:p>
         </w:tc>
@@ -3912,7 +4397,7 @@
                 <w:i w:val="0"/>
                 <w:sz w:val="19"/>
               </w:rPr>
-              <w:t>✅ Cumple</w:t>
+              <w:t>✅ con observación</w:t>
             </w:r>
           </w:p>
         </w:tc>
@@ -3925,11 +4410,11 @@
           <w:p>
             <w:r>
               <w:rPr>
-                <w:b/>
-                <w:i w:val="0"/>
-                <w:sz w:val="19"/>
-              </w:rPr>
-              <w:t>V. Seguridad por diseño</w:t>
+                <w:b w:val="0"/>
+                <w:i w:val="0"/>
+                <w:sz w:val="19"/>
+              </w:rPr>
+              <w:t>V. Seguridad</w:t>
             </w:r>
           </w:p>
         </w:tc>
@@ -3944,7 +4429,7 @@
                 <w:i w:val="0"/>
                 <w:sz w:val="19"/>
               </w:rPr>
-              <w:t xml:space="preserve">Validación en el dominio; límite de 10 KB; 500 sin detalles; </w:t>
+              <w:t xml:space="preserve">Validación, 10 KB → 413, 500 genérico, </w:t>
             </w:r>
             <w:r>
               <w:rPr>
@@ -3962,7 +4447,7 @@
                 <w:i w:val="0"/>
                 <w:sz w:val="19"/>
               </w:rPr>
-              <w:t>; configuración por variables de entorno; sin secretos</w:t>
+              <w:t>, configuración por variables de entorno</w:t>
             </w:r>
           </w:p>
         </w:tc>
@@ -3977,7 +4462,7 @@
                 <w:i w:val="0"/>
                 <w:sz w:val="19"/>
               </w:rPr>
-              <w:t>✅ Cumple</w:t>
+              <w:t>✅</w:t>
             </w:r>
           </w:p>
         </w:tc>
@@ -3991,11 +4476,11 @@
           <w:p>
             <w:r>
               <w:rPr>
-                <w:b/>
-                <w:i w:val="0"/>
-                <w:sz w:val="19"/>
-              </w:rPr>
-              <w:t>VI. Contratos y errores consistentes</w:t>
+                <w:b w:val="0"/>
+                <w:i w:val="0"/>
+                <w:sz w:val="19"/>
+              </w:rPr>
+              <w:t>VI. Contratos</w:t>
             </w:r>
           </w:p>
         </w:tc>
@@ -4011,7 +4496,7 @@
                 <w:i w:val="0"/>
                 <w:sz w:val="19"/>
               </w:rPr>
-              <w:t xml:space="preserve">Los 7 endpoints coinciden con la tabla de </w:t>
+              <w:t xml:space="preserve">7/7 rutas coinciden con </w:t>
             </w:r>
             <w:r>
               <w:rPr>
@@ -4029,25 +4514,7 @@
                 <w:i w:val="0"/>
                 <w:sz w:val="19"/>
               </w:rPr>
-              <w:t xml:space="preserve"> §6; formato </w:t>
-            </w:r>
-            <w:r>
-              <w:rPr>
-                <w:rFonts w:ascii="Consolas" w:hAnsi="Consolas"/>
-                <w:b w:val="0"/>
-                <w:i w:val="0"/>
-                <w:color w:val="B03060"/>
-                <w:sz w:val="19"/>
-              </w:rPr>
-              <w:t>{error, details?}</w:t>
-            </w:r>
-            <w:r>
-              <w:rPr>
-                <w:b w:val="0"/>
-                <w:i w:val="0"/>
-                <w:sz w:val="19"/>
-              </w:rPr>
-              <w:t xml:space="preserve"> uniforme</w:t>
+              <w:t xml:space="preserve"> §6; formato de error uniforme</w:t>
             </w:r>
           </w:p>
         </w:tc>
@@ -4063,7 +4530,7 @@
                 <w:i w:val="0"/>
                 <w:sz w:val="19"/>
               </w:rPr>
-              <w:t>✅ Cumple</w:t>
+              <w:t>✅</w:t>
             </w:r>
           </w:p>
         </w:tc>
@@ -4076,11 +4543,11 @@
           <w:p>
             <w:r>
               <w:rPr>
-                <w:b/>
-                <w:i w:val="0"/>
-                <w:sz w:val="19"/>
-              </w:rPr>
-              <w:t>VII. Documentación viva</w:t>
+                <w:b w:val="0"/>
+                <w:i w:val="0"/>
+                <w:sz w:val="19"/>
+              </w:rPr>
+              <w:t>VII. Todo versionado</w:t>
             </w:r>
           </w:p>
         </w:tc>
@@ -4095,35 +4562,7 @@
                 <w:i w:val="0"/>
                 <w:sz w:val="19"/>
               </w:rPr>
-              <w:t xml:space="preserve">Seis artefactos versionados junto al código; </w:t>
-            </w:r>
-            <w:r>
-              <w:rPr>
-                <w:rFonts w:ascii="Consolas" w:hAnsi="Consolas"/>
-                <w:b w:val="0"/>
-                <w:i w:val="0"/>
-                <w:color w:val="B03060"/>
-                <w:sz w:val="19"/>
-              </w:rPr>
-              <w:t>tasks.md</w:t>
-            </w:r>
-            <w:r>
-              <w:rPr>
-                <w:b w:val="0"/>
-                <w:i w:val="0"/>
-                <w:sz w:val="19"/>
-              </w:rPr>
-              <w:t xml:space="preserve"> marcado con </w:t>
-            </w:r>
-            <w:r>
-              <w:rPr>
-                <w:rFonts w:ascii="Consolas" w:hAnsi="Consolas"/>
-                <w:b w:val="0"/>
-                <w:i w:val="0"/>
-                <w:color w:val="B03060"/>
-                <w:sz w:val="19"/>
-              </w:rPr>
-              <w:t>[X]</w:t>
+              <w:t>Specs y código en el mismo repositorio y en el mismo commit</w:t>
             </w:r>
           </w:p>
         </w:tc>
@@ -4138,7 +4577,7 @@
                 <w:i w:val="0"/>
                 <w:sz w:val="19"/>
               </w:rPr>
-              <w:t>✅ Cumple</w:t>
+              <w:t>✅</w:t>
             </w:r>
           </w:p>
         </w:tc>
@@ -4155,7 +4594,30 @@
           <w:i w:val="0"/>
           <w:color w:val="1F3A5F"/>
         </w:rPr>
-        <w:t>5. Conformidad con el plan técnico</w:t>
+        <w:t>5. Validación más allá de las pruebas</w:t>
+      </w:r>
+    </w:p>
+    <w:p>
+      <w:r>
+        <w:rPr>
+          <w:b w:val="0"/>
+          <w:i w:val="0"/>
+        </w:rPr>
+        <w:t xml:space="preserve">La guía advierte sobre la </w:t>
+      </w:r>
+      <w:r>
+        <w:rPr>
+          <w:b/>
+          <w:i w:val="0"/>
+        </w:rPr>
+        <w:t>falsa sensación de verificación</w:t>
+      </w:r>
+      <w:r>
+        <w:rPr>
+          <w:b w:val="0"/>
+          <w:i w:val="0"/>
+        </w:rPr>
+        <w:t xml:space="preserve"> ("pasan los tests, así que funciona"). Por eso también se validó a mano:</w:t>
       </w:r>
     </w:p>
     <w:tbl>
@@ -4183,7 +4645,7 @@
                 <w:color w:val="FFFFFF"/>
                 <w:sz w:val="19"/>
               </w:rPr>
-              <w:t>Elemento del plan</w:t>
+              <w:t>Validación</w:t>
             </w:r>
           </w:p>
         </w:tc>
@@ -4200,7 +4662,7 @@
                 <w:color w:val="FFFFFF"/>
                 <w:sz w:val="19"/>
               </w:rPr>
-              <w:t>¿Implementado según el plan?</w:t>
+              <w:t>Resultado</w:t>
             </w:r>
           </w:p>
         </w:tc>
@@ -4217,7 +4679,25 @@
                 <w:i w:val="0"/>
                 <w:sz w:val="19"/>
               </w:rPr>
-              <w:t>Estructura de carpetas (§4)</w:t>
+              <w:t>Arranque real (</w:t>
+            </w:r>
+            <w:r>
+              <w:rPr>
+                <w:rFonts w:ascii="Consolas" w:hAnsi="Consolas"/>
+                <w:b w:val="0"/>
+                <w:i w:val="0"/>
+                <w:color w:val="B03060"/>
+                <w:sz w:val="19"/>
+              </w:rPr>
+              <w:t>npm start</w:t>
+            </w:r>
+            <w:r>
+              <w:rPr>
+                <w:b w:val="0"/>
+                <w:i w:val="0"/>
+                <w:sz w:val="19"/>
+              </w:rPr>
+              <w:t>)</w:t>
             </w:r>
           </w:p>
         </w:tc>
@@ -4232,7 +4712,7 @@
                 <w:i w:val="0"/>
                 <w:sz w:val="19"/>
               </w:rPr>
-              <w:t>✅ Idéntica</w:t>
+              <w:t>✅ "TaskFlow API escuchando…"</w:t>
             </w:r>
           </w:p>
         </w:tc>
@@ -4250,7 +4730,25 @@
                 <w:i w:val="0"/>
                 <w:sz w:val="19"/>
               </w:rPr>
-              <w:t>Modelo de datos (§5)</w:t>
+              <w:t xml:space="preserve">Flujo real con </w:t>
+            </w:r>
+            <w:r>
+              <w:rPr>
+                <w:rFonts w:ascii="Consolas" w:hAnsi="Consolas"/>
+                <w:b w:val="0"/>
+                <w:i w:val="0"/>
+                <w:color w:val="B03060"/>
+                <w:sz w:val="19"/>
+              </w:rPr>
+              <w:t>curl</w:t>
+            </w:r>
+            <w:r>
+              <w:rPr>
+                <w:b w:val="0"/>
+                <w:i w:val="0"/>
+                <w:sz w:val="19"/>
+              </w:rPr>
+              <w:t>: registrar una tarea</w:t>
             </w:r>
           </w:p>
         </w:tc>
@@ -4266,7 +4764,17 @@
                 <w:i w:val="0"/>
                 <w:sz w:val="19"/>
               </w:rPr>
-              <w:t>✅ Mismos 9 atributos</w:t>
+              <w:t xml:space="preserve">✅ 201 con UUID, </w:t>
+            </w:r>
+            <w:r>
+              <w:rPr>
+                <w:rFonts w:ascii="Consolas" w:hAnsi="Consolas"/>
+                <w:b w:val="0"/>
+                <w:i w:val="0"/>
+                <w:color w:val="B03060"/>
+                <w:sz w:val="19"/>
+              </w:rPr>
+              <w:t>pendiente</w:t>
             </w:r>
           </w:p>
         </w:tc>
@@ -4283,7 +4791,17 @@
                 <w:i w:val="0"/>
                 <w:sz w:val="19"/>
               </w:rPr>
-              <w:t>Máquina de estados (§5)</w:t>
+              <w:t xml:space="preserve">Persistencia real en </w:t>
+            </w:r>
+            <w:r>
+              <w:rPr>
+                <w:rFonts w:ascii="Consolas" w:hAnsi="Consolas"/>
+                <w:b w:val="0"/>
+                <w:i w:val="0"/>
+                <w:color w:val="B03060"/>
+                <w:sz w:val="19"/>
+              </w:rPr>
+              <w:t>data/tasks.json</w:t>
             </w:r>
           </w:p>
         </w:tc>
@@ -4298,25 +4816,7 @@
                 <w:i w:val="0"/>
                 <w:sz w:val="19"/>
               </w:rPr>
-              <w:t xml:space="preserve">✅ </w:t>
-            </w:r>
-            <w:r>
-              <w:rPr>
-                <w:rFonts w:ascii="Consolas" w:hAnsi="Consolas"/>
-                <w:b w:val="0"/>
-                <w:i w:val="0"/>
-                <w:color w:val="B03060"/>
-                <w:sz w:val="19"/>
-              </w:rPr>
-              <w:t>TRANSITIONS</w:t>
-            </w:r>
-            <w:r>
-              <w:rPr>
-                <w:b w:val="0"/>
-                <w:i w:val="0"/>
-                <w:sz w:val="19"/>
-              </w:rPr>
-              <w:t xml:space="preserve"> coincide con el diagrama</w:t>
+              <w:t>✅ La tarea está en el archivo</w:t>
             </w:r>
           </w:p>
         </w:tc>
@@ -4334,7 +4834,7 @@
                 <w:i w:val="0"/>
                 <w:sz w:val="19"/>
               </w:rPr>
-              <w:t>Contrato de API (§6)</w:t>
+              <w:t>Medición de rendimiento con 1 000 tareas (50 peticiones)</w:t>
             </w:r>
           </w:p>
         </w:tc>
@@ -4350,75 +4850,7 @@
                 <w:i w:val="0"/>
                 <w:sz w:val="19"/>
               </w:rPr>
-              <w:t>✅ 7/7 rutas y códigos</w:t>
-            </w:r>
-          </w:p>
-        </w:tc>
-      </w:tr>
-      <w:tr>
-        <w:tc>
-          <w:tcPr>
-            <w:tcW w:type="dxa" w:w="4873"/>
-          </w:tcPr>
-          <w:p>
-            <w:r>
-              <w:rPr>
-                <w:b w:val="0"/>
-                <w:i w:val="0"/>
-                <w:sz w:val="19"/>
-              </w:rPr>
-              <w:t xml:space="preserve">Decisiones (§7): </w:t>
-            </w:r>
-            <w:r>
-              <w:rPr>
-                <w:rFonts w:ascii="Consolas" w:hAnsi="Consolas"/>
-                <w:b w:val="0"/>
-                <w:i w:val="0"/>
-                <w:color w:val="B03060"/>
-                <w:sz w:val="19"/>
-              </w:rPr>
-              <w:t>node:http</w:t>
-            </w:r>
-            <w:r>
-              <w:rPr>
-                <w:b w:val="0"/>
-                <w:i w:val="0"/>
-                <w:sz w:val="19"/>
-              </w:rPr>
-              <w:t xml:space="preserve">, JSON atómico, </w:t>
-            </w:r>
-            <w:r>
-              <w:rPr>
-                <w:rFonts w:ascii="Consolas" w:hAnsi="Consolas"/>
-                <w:b w:val="0"/>
-                <w:i w:val="0"/>
-                <w:color w:val="B03060"/>
-                <w:sz w:val="19"/>
-              </w:rPr>
-              <w:t>node:test</w:t>
-            </w:r>
-            <w:r>
-              <w:rPr>
-                <w:b w:val="0"/>
-                <w:i w:val="0"/>
-                <w:sz w:val="19"/>
-              </w:rPr>
-              <w:t>, endpoint de estado separado, copias defensivas</w:t>
-            </w:r>
-          </w:p>
-        </w:tc>
-        <w:tc>
-          <w:tcPr>
-            <w:tcW w:type="dxa" w:w="4873"/>
-          </w:tcPr>
-          <w:p>
-            <w:r>
-              <w:rPr>
-                <w:b w:val="0"/>
-                <w:i w:val="0"/>
-                <w:sz w:val="19"/>
-              </w:rPr>
-              <w:t>✅ 5/5</w:t>
+              <w:t>✅ p50 = 15,1 ms · p95 = 17,9 ms · máx = 51,0 ms</w:t>
             </w:r>
           </w:p>
         </w:tc>
@@ -4435,7 +4867,485 @@
           <w:i w:val="0"/>
           <w:color w:val="1F3A5F"/>
         </w:rPr>
-        <w:t>6. Hallazgos</w:t>
+        <w:t>6. Revisión de antipatrones (guía SDD §12)</w:t>
+      </w:r>
+    </w:p>
+    <w:tbl>
+      <w:tblPr>
+        <w:tblStyle w:val="TableGrid"/>
+        <w:tblW w:type="auto" w:w="0"/>
+        <w:jc w:val="center"/>
+        <w:tblLook w:firstColumn="1" w:firstRow="1" w:lastColumn="0" w:lastRow="0" w:noHBand="0" w:noVBand="1" w:val="04A0"/>
+      </w:tblPr>
+      <w:tblGrid>
+        <w:gridCol w:w="3249"/>
+        <w:gridCol w:w="3249"/>
+        <w:gridCol w:w="3249"/>
+      </w:tblGrid>
+      <w:tr>
+        <w:tc>
+          <w:tcPr>
+            <w:tcW w:type="dxa" w:w="3249"/>
+            <w:shd w:val="clear" w:color="auto" w:fill="1F3A5F"/>
+          </w:tcPr>
+          <w:p>
+            <w:r>
+              <w:rPr>
+                <w:b/>
+                <w:i w:val="0"/>
+                <w:color w:val="FFFFFF"/>
+                <w:sz w:val="19"/>
+              </w:rPr>
+              <w:t>Antipatrón</w:t>
+            </w:r>
+          </w:p>
+        </w:tc>
+        <w:tc>
+          <w:tcPr>
+            <w:tcW w:type="dxa" w:w="3249"/>
+            <w:shd w:val="clear" w:color="auto" w:fill="1F3A5F"/>
+          </w:tcPr>
+          <w:p>
+            <w:r>
+              <w:rPr>
+                <w:b/>
+                <w:i w:val="0"/>
+                <w:color w:val="FFFFFF"/>
+                <w:sz w:val="19"/>
+              </w:rPr>
+              <w:t>¿Presente?</w:t>
+            </w:r>
+          </w:p>
+        </w:tc>
+        <w:tc>
+          <w:tcPr>
+            <w:tcW w:type="dxa" w:w="3249"/>
+            <w:shd w:val="clear" w:color="auto" w:fill="1F3A5F"/>
+          </w:tcPr>
+          <w:p>
+            <w:r>
+              <w:rPr>
+                <w:b/>
+                <w:i w:val="0"/>
+                <w:color w:val="FFFFFF"/>
+                <w:sz w:val="19"/>
+              </w:rPr>
+              <w:t>Evidencia</w:t>
+            </w:r>
+          </w:p>
+        </w:tc>
+      </w:tr>
+      <w:tr>
+        <w:tc>
+          <w:tcPr>
+            <w:tcW w:type="dxa" w:w="3249"/>
+          </w:tcPr>
+          <w:p>
+            <w:r>
+              <w:rPr>
+                <w:b w:val="0"/>
+                <w:i w:val="0"/>
+                <w:sz w:val="19"/>
+              </w:rPr>
+              <w:t>Deriva de la spec (</w:t>
+            </w:r>
+            <w:r>
+              <w:rPr>
+                <w:b w:val="0"/>
+                <w:i/>
+                <w:sz w:val="19"/>
+              </w:rPr>
+              <w:t>spec drift</w:t>
+            </w:r>
+            <w:r>
+              <w:rPr>
+                <w:b w:val="0"/>
+                <w:i w:val="0"/>
+                <w:sz w:val="19"/>
+              </w:rPr>
+              <w:t>)</w:t>
+            </w:r>
+          </w:p>
+        </w:tc>
+        <w:tc>
+          <w:tcPr>
+            <w:tcW w:type="dxa" w:w="3249"/>
+          </w:tcPr>
+          <w:p>
+            <w:r>
+              <w:rPr>
+                <w:b w:val="0"/>
+                <w:i w:val="0"/>
+                <w:sz w:val="19"/>
+              </w:rPr>
+              <w:t xml:space="preserve">⚠️ Se detectó y se </w:t>
+            </w:r>
+            <w:r>
+              <w:rPr>
+                <w:b/>
+                <w:i w:val="0"/>
+                <w:sz w:val="19"/>
+              </w:rPr>
+              <w:t>corrigió</w:t>
+            </w:r>
+          </w:p>
+        </w:tc>
+        <w:tc>
+          <w:tcPr>
+            <w:tcW w:type="dxa" w:w="3249"/>
+          </w:tcPr>
+          <w:p>
+            <w:r>
+              <w:rPr>
+                <w:b w:val="0"/>
+                <w:i w:val="0"/>
+                <w:sz w:val="19"/>
+              </w:rPr>
+              <w:t>Faltaba FR-012 en la spec; se agregó</w:t>
+            </w:r>
+          </w:p>
+        </w:tc>
+      </w:tr>
+      <w:tr>
+        <w:tc>
+          <w:tcPr>
+            <w:tcW w:type="dxa" w:w="3249"/>
+            <w:shd w:val="clear" w:color="auto" w:fill="EEF2F7"/>
+          </w:tcPr>
+          <w:p>
+            <w:r>
+              <w:rPr>
+                <w:b w:val="0"/>
+                <w:i w:val="0"/>
+                <w:sz w:val="19"/>
+              </w:rPr>
+              <w:t>Sobre-especificación</w:t>
+            </w:r>
+          </w:p>
+        </w:tc>
+        <w:tc>
+          <w:tcPr>
+            <w:tcW w:type="dxa" w:w="3249"/>
+            <w:shd w:val="clear" w:color="auto" w:fill="EEF2F7"/>
+          </w:tcPr>
+          <w:p>
+            <w:r>
+              <w:rPr>
+                <w:b w:val="0"/>
+                <w:i w:val="0"/>
+                <w:sz w:val="19"/>
+              </w:rPr>
+              <w:t>❌ No</w:t>
+            </w:r>
+          </w:p>
+        </w:tc>
+        <w:tc>
+          <w:tcPr>
+            <w:tcW w:type="dxa" w:w="3249"/>
+            <w:shd w:val="clear" w:color="auto" w:fill="EEF2F7"/>
+          </w:tcPr>
+          <w:p>
+            <w:r>
+              <w:rPr>
+                <w:b w:val="0"/>
+                <w:i w:val="0"/>
+                <w:sz w:val="19"/>
+              </w:rPr>
+              <w:t>Las specs son proporcionales a 4 historias</w:t>
+            </w:r>
+          </w:p>
+        </w:tc>
+      </w:tr>
+      <w:tr>
+        <w:tc>
+          <w:tcPr>
+            <w:tcW w:type="dxa" w:w="3249"/>
+          </w:tcPr>
+          <w:p>
+            <w:r>
+              <w:rPr>
+                <w:b w:val="0"/>
+                <w:i w:val="0"/>
+                <w:sz w:val="19"/>
+              </w:rPr>
+              <w:t>Spec que es código disfrazado</w:t>
+            </w:r>
+          </w:p>
+        </w:tc>
+        <w:tc>
+          <w:tcPr>
+            <w:tcW w:type="dxa" w:w="3249"/>
+          </w:tcPr>
+          <w:p>
+            <w:r>
+              <w:rPr>
+                <w:b w:val="0"/>
+                <w:i w:val="0"/>
+                <w:sz w:val="19"/>
+              </w:rPr>
+              <w:t>❌ No</w:t>
+            </w:r>
+          </w:p>
+        </w:tc>
+        <w:tc>
+          <w:tcPr>
+            <w:tcW w:type="dxa" w:w="3249"/>
+          </w:tcPr>
+          <w:p>
+            <w:r>
+              <w:rPr>
+                <w:rFonts w:ascii="Consolas" w:hAnsi="Consolas"/>
+                <w:b w:val="0"/>
+                <w:i w:val="0"/>
+                <w:color w:val="B03060"/>
+                <w:sz w:val="19"/>
+              </w:rPr>
+              <w:t>spec.md</w:t>
+            </w:r>
+            <w:r>
+              <w:rPr>
+                <w:b w:val="0"/>
+                <w:i w:val="0"/>
+                <w:sz w:val="19"/>
+              </w:rPr>
+              <w:t xml:space="preserve"> no menciona tecnología; el </w:t>
+            </w:r>
+            <w:r>
+              <w:rPr>
+                <w:b w:val="0"/>
+                <w:i/>
+                <w:sz w:val="19"/>
+              </w:rPr>
+              <w:t>cómo</w:t>
+            </w:r>
+            <w:r>
+              <w:rPr>
+                <w:b w:val="0"/>
+                <w:i w:val="0"/>
+                <w:sz w:val="19"/>
+              </w:rPr>
+              <w:t xml:space="preserve"> está en </w:t>
+            </w:r>
+            <w:r>
+              <w:rPr>
+                <w:rFonts w:ascii="Consolas" w:hAnsi="Consolas"/>
+                <w:b w:val="0"/>
+                <w:i w:val="0"/>
+                <w:color w:val="B03060"/>
+                <w:sz w:val="19"/>
+              </w:rPr>
+              <w:t>plan.md</w:t>
+            </w:r>
+          </w:p>
+        </w:tc>
+      </w:tr>
+      <w:tr>
+        <w:tc>
+          <w:tcPr>
+            <w:tcW w:type="dxa" w:w="3249"/>
+            <w:shd w:val="clear" w:color="auto" w:fill="EEF2F7"/>
+          </w:tcPr>
+          <w:p>
+            <w:r>
+              <w:rPr>
+                <w:b w:val="0"/>
+                <w:i w:val="0"/>
+                <w:sz w:val="19"/>
+              </w:rPr>
+              <w:t>Aprobar sin leer</w:t>
+            </w:r>
+          </w:p>
+        </w:tc>
+        <w:tc>
+          <w:tcPr>
+            <w:tcW w:type="dxa" w:w="3249"/>
+            <w:shd w:val="clear" w:color="auto" w:fill="EEF2F7"/>
+          </w:tcPr>
+          <w:p>
+            <w:r>
+              <w:rPr>
+                <w:b w:val="0"/>
+                <w:i w:val="0"/>
+                <w:sz w:val="19"/>
+              </w:rPr>
+              <w:t>❌ No</w:t>
+            </w:r>
+          </w:p>
+        </w:tc>
+        <w:tc>
+          <w:tcPr>
+            <w:tcW w:type="dxa" w:w="3249"/>
+            <w:shd w:val="clear" w:color="auto" w:fill="EEF2F7"/>
+          </w:tcPr>
+          <w:p>
+            <w:r>
+              <w:rPr>
+                <w:b w:val="0"/>
+                <w:i w:val="0"/>
+                <w:sz w:val="19"/>
+              </w:rPr>
+              <w:t>Cada puerta tiene su checklist completada</w:t>
+            </w:r>
+          </w:p>
+        </w:tc>
+      </w:tr>
+      <w:tr>
+        <w:tc>
+          <w:tcPr>
+            <w:tcW w:type="dxa" w:w="3249"/>
+          </w:tcPr>
+          <w:p>
+            <w:r>
+              <w:rPr>
+                <w:b w:val="0"/>
+                <w:i w:val="0"/>
+                <w:sz w:val="19"/>
+              </w:rPr>
+              <w:t>Falsa sensación de verificación</w:t>
+            </w:r>
+          </w:p>
+        </w:tc>
+        <w:tc>
+          <w:tcPr>
+            <w:tcW w:type="dxa" w:w="3249"/>
+          </w:tcPr>
+          <w:p>
+            <w:r>
+              <w:rPr>
+                <w:b w:val="0"/>
+                <w:i w:val="0"/>
+                <w:sz w:val="19"/>
+              </w:rPr>
+              <w:t>❌ No</w:t>
+            </w:r>
+          </w:p>
+        </w:tc>
+        <w:tc>
+          <w:tcPr>
+            <w:tcW w:type="dxa" w:w="3249"/>
+          </w:tcPr>
+          <w:p>
+            <w:r>
+              <w:rPr>
+                <w:b w:val="0"/>
+                <w:i w:val="0"/>
+                <w:sz w:val="19"/>
+              </w:rPr>
+              <w:t>Validación manual en §5</w:t>
+            </w:r>
+          </w:p>
+        </w:tc>
+      </w:tr>
+      <w:tr>
+        <w:tc>
+          <w:tcPr>
+            <w:tcW w:type="dxa" w:w="3249"/>
+            <w:shd w:val="clear" w:color="auto" w:fill="EEF2F7"/>
+          </w:tcPr>
+          <w:p>
+            <w:r>
+              <w:rPr>
+                <w:b w:val="0"/>
+                <w:i w:val="0"/>
+                <w:sz w:val="19"/>
+              </w:rPr>
+              <w:t>Waterfall encubierto</w:t>
+            </w:r>
+          </w:p>
+        </w:tc>
+        <w:tc>
+          <w:tcPr>
+            <w:tcW w:type="dxa" w:w="3249"/>
+            <w:shd w:val="clear" w:color="auto" w:fill="EEF2F7"/>
+          </w:tcPr>
+          <w:p>
+            <w:r>
+              <w:rPr>
+                <w:b w:val="0"/>
+                <w:i w:val="0"/>
+                <w:sz w:val="19"/>
+              </w:rPr>
+              <w:t>❌ No</w:t>
+            </w:r>
+          </w:p>
+        </w:tc>
+        <w:tc>
+          <w:tcPr>
+            <w:tcW w:type="dxa" w:w="3249"/>
+            <w:shd w:val="clear" w:color="auto" w:fill="EEF2F7"/>
+          </w:tcPr>
+          <w:p>
+            <w:r>
+              <w:rPr>
+                <w:b w:val="0"/>
+                <w:i w:val="0"/>
+                <w:sz w:val="19"/>
+              </w:rPr>
+              <w:t>Solo se especificó la funcionalidad 001; los usuarios van en la iteración 2</w:t>
+            </w:r>
+          </w:p>
+        </w:tc>
+      </w:tr>
+      <w:tr>
+        <w:tc>
+          <w:tcPr>
+            <w:tcW w:type="dxa" w:w="3249"/>
+          </w:tcPr>
+          <w:p>
+            <w:r>
+              <w:rPr>
+                <w:b w:val="0"/>
+                <w:i w:val="0"/>
+                <w:sz w:val="19"/>
+              </w:rPr>
+              <w:t>Specs huérfanas</w:t>
+            </w:r>
+          </w:p>
+        </w:tc>
+        <w:tc>
+          <w:tcPr>
+            <w:tcW w:type="dxa" w:w="3249"/>
+          </w:tcPr>
+          <w:p>
+            <w:r>
+              <w:rPr>
+                <w:b w:val="0"/>
+                <w:i w:val="0"/>
+                <w:sz w:val="19"/>
+              </w:rPr>
+              <w:t>❌ No</w:t>
+            </w:r>
+          </w:p>
+        </w:tc>
+        <w:tc>
+          <w:tcPr>
+            <w:tcW w:type="dxa" w:w="3249"/>
+          </w:tcPr>
+          <w:p>
+            <w:r>
+              <w:rPr>
+                <w:b w:val="0"/>
+                <w:i w:val="0"/>
+                <w:sz w:val="19"/>
+              </w:rPr>
+              <w:t>Una sola carpeta de spec, vigente</w:t>
+            </w:r>
+          </w:p>
+        </w:tc>
+      </w:tr>
+    </w:tbl>
+    <w:p/>
+    <w:p>
+      <w:pPr>
+        <w:pStyle w:val="Heading2"/>
+      </w:pPr>
+      <w:r>
+        <w:rPr>
+          <w:b w:val="0"/>
+          <w:i w:val="0"/>
+          <w:color w:val="1F3A5F"/>
+        </w:rPr>
+        <w:t>7. Hallazgos</w:t>
       </w:r>
     </w:p>
     <w:tbl>
@@ -4563,7 +5473,7 @@
                 <w:i w:val="0"/>
                 <w:sz w:val="19"/>
               </w:rPr>
-              <w:t>Cuerpos &gt; 10 KB cortaban la conexión en lugar de responder 413 (violaba los Principios V y VI).</w:t>
+              <w:t>Cuerpos &gt; 10 KB cortaban la conexión en lugar de responder 413.</w:t>
             </w:r>
           </w:p>
         </w:tc>
@@ -4578,41 +5488,7 @@
                 <w:i w:val="0"/>
                 <w:sz w:val="19"/>
               </w:rPr>
-              <w:t xml:space="preserve">✅ </w:t>
-            </w:r>
-            <w:r>
-              <w:rPr>
-                <w:b/>
-                <w:i w:val="0"/>
-                <w:sz w:val="19"/>
-              </w:rPr>
-              <w:t>Corregido</w:t>
-            </w:r>
-            <w:r>
-              <w:rPr>
-                <w:b w:val="0"/>
-                <w:i w:val="0"/>
-                <w:sz w:val="19"/>
-              </w:rPr>
-              <w:t xml:space="preserve"> en la iteración (ver </w:t>
-            </w:r>
-            <w:r>
-              <w:rPr>
-                <w:rFonts w:ascii="Consolas" w:hAnsi="Consolas"/>
-                <w:b w:val="0"/>
-                <w:i w:val="0"/>
-                <w:color w:val="B03060"/>
-                <w:sz w:val="19"/>
-              </w:rPr>
-              <w:t>implement-report.md</w:t>
-            </w:r>
-            <w:r>
-              <w:rPr>
-                <w:b w:val="0"/>
-                <w:i w:val="0"/>
-                <w:sz w:val="19"/>
-              </w:rPr>
-              <w:t xml:space="preserve"> §4)</w:t>
+              <w:t>✅ Corregido (ADR-06)</w:t>
             </w:r>
           </w:p>
         </w:tc>
@@ -4672,7 +5548,7 @@
                 <w:color w:val="B03060"/>
                 <w:sz w:val="19"/>
               </w:rPr>
-              <w:t>taskService.update</w:t>
+              <w:t>update()</w:t>
             </w:r>
             <w:r>
               <w:rPr>
@@ -4696,15 +5572,7 @@
                 <w:i w:val="0"/>
                 <w:sz w:val="19"/>
               </w:rPr>
-              <w:t xml:space="preserve">✅ </w:t>
-            </w:r>
-            <w:r>
-              <w:rPr>
-                <w:b/>
-                <w:i w:val="0"/>
-                <w:sz w:val="19"/>
-              </w:rPr>
-              <w:t>Corregido</w:t>
+              <w:t>✅ Corregido</w:t>
             </w:r>
           </w:p>
         </w:tc>
@@ -4736,7 +5604,7 @@
                 <w:i w:val="0"/>
                 <w:sz w:val="19"/>
               </w:rPr>
-              <w:t>🟢 Observación</w:t>
+              <w:t>🟡 Menor</w:t>
             </w:r>
           </w:p>
         </w:tc>
@@ -4748,28 +5616,18 @@
             <w:r>
               <w:rPr>
                 <w:b w:val="0"/>
-                <w:i w:val="0"/>
-                <w:sz w:val="19"/>
-              </w:rPr>
-              <w:t xml:space="preserve">La escritura en archivo JSON no soporta varios procesos a la vez. Es aceptable para el alcance de un usuario (riesgo documentado en </w:t>
-            </w:r>
-            <w:r>
-              <w:rPr>
-                <w:rFonts w:ascii="Consolas" w:hAnsi="Consolas"/>
-                <w:b w:val="0"/>
-                <w:i w:val="0"/>
-                <w:color w:val="B03060"/>
-                <w:sz w:val="19"/>
-              </w:rPr>
-              <w:t>plan.md</w:t>
-            </w:r>
-            <w:r>
-              <w:rPr>
-                <w:b w:val="0"/>
-                <w:i w:val="0"/>
-                <w:sz w:val="19"/>
-              </w:rPr>
-              <w:t xml:space="preserve"> §9).</w:t>
+                <w:i/>
+                <w:sz w:val="19"/>
+              </w:rPr>
+              <w:t>Spec drift</w:t>
+            </w:r>
+            <w:r>
+              <w:rPr>
+                <w:b w:val="0"/>
+                <w:i w:val="0"/>
+                <w:sz w:val="19"/>
+              </w:rPr>
+              <w:t>: 404/405 implementados sin requisito.</w:t>
             </w:r>
           </w:p>
         </w:tc>
@@ -4784,7 +5642,7 @@
                 <w:i w:val="0"/>
                 <w:sz w:val="19"/>
               </w:rPr>
-              <w:t>Aceptado – iteración 2</w:t>
+              <w:t>✅ Corregido (FR-012)</w:t>
             </w:r>
           </w:p>
         </w:tc>
@@ -4818,7 +5676,7 @@
                 <w:i w:val="0"/>
                 <w:sz w:val="19"/>
               </w:rPr>
-              <w:t>🟢 Observación</w:t>
+              <w:t>🟡 Menor</w:t>
             </w:r>
           </w:p>
         </w:tc>
@@ -4834,23 +5692,7 @@
                 <w:i w:val="0"/>
                 <w:sz w:val="19"/>
               </w:rPr>
-              <w:t xml:space="preserve">La cobertura de Node es </w:t>
-            </w:r>
-            <w:r>
-              <w:rPr>
-                <w:b w:val="0"/>
-                <w:i/>
-                <w:sz w:val="19"/>
-              </w:rPr>
-              <w:t>experimental</w:t>
-            </w:r>
-            <w:r>
-              <w:rPr>
-                <w:b w:val="0"/>
-                <w:i w:val="0"/>
-                <w:sz w:val="19"/>
-              </w:rPr>
-              <w:t>. Se recomienda fijar la versión de Node en CI.</w:t>
+              <w:t>NFR-002 solo se verificaba a mano.</w:t>
             </w:r>
           </w:p>
         </w:tc>
@@ -4866,7 +5708,171 @@
                 <w:i w:val="0"/>
                 <w:sz w:val="19"/>
               </w:rPr>
-              <w:t>Aceptado</w:t>
+              <w:t xml:space="preserve">✅ Corregido (prueba </w:t>
+            </w:r>
+            <w:r>
+              <w:rPr>
+                <w:rFonts w:ascii="Consolas" w:hAnsi="Consolas"/>
+                <w:b w:val="0"/>
+                <w:i w:val="0"/>
+                <w:color w:val="B03060"/>
+                <w:sz w:val="19"/>
+              </w:rPr>
+              <w:t>[NFR-002]</w:t>
+            </w:r>
+            <w:r>
+              <w:rPr>
+                <w:b w:val="0"/>
+                <w:i w:val="0"/>
+                <w:sz w:val="19"/>
+              </w:rPr>
+              <w:t>, T024)</w:t>
+            </w:r>
+          </w:p>
+        </w:tc>
+      </w:tr>
+      <w:tr>
+        <w:tc>
+          <w:tcPr>
+            <w:tcW w:type="dxa" w:w="2436"/>
+          </w:tcPr>
+          <w:p>
+            <w:r>
+              <w:rPr>
+                <w:b w:val="0"/>
+                <w:i w:val="0"/>
+                <w:sz w:val="19"/>
+              </w:rPr>
+              <w:t>AUD-05</w:t>
+            </w:r>
+          </w:p>
+        </w:tc>
+        <w:tc>
+          <w:tcPr>
+            <w:tcW w:type="dxa" w:w="2436"/>
+          </w:tcPr>
+          <w:p>
+            <w:r>
+              <w:rPr>
+                <w:b w:val="0"/>
+                <w:i w:val="0"/>
+                <w:sz w:val="19"/>
+              </w:rPr>
+              <w:t>🟢 Observación</w:t>
+            </w:r>
+          </w:p>
+        </w:tc>
+        <w:tc>
+          <w:tcPr>
+            <w:tcW w:type="dxa" w:w="2436"/>
+          </w:tcPr>
+          <w:p>
+            <w:r>
+              <w:rPr>
+                <w:b w:val="0"/>
+                <w:i w:val="0"/>
+                <w:sz w:val="19"/>
+              </w:rPr>
+              <w:t>El código se subió en un solo commit, no en uno por tarea.</w:t>
+            </w:r>
+          </w:p>
+        </w:tc>
+        <w:tc>
+          <w:tcPr>
+            <w:tcW w:type="dxa" w:w="2436"/>
+          </w:tcPr>
+          <w:p>
+            <w:r>
+              <w:rPr>
+                <w:b w:val="0"/>
+                <w:i w:val="0"/>
+                <w:sz w:val="19"/>
+              </w:rPr>
+              <w:t>Aceptado; se exige en la iteración 2</w:t>
+            </w:r>
+          </w:p>
+        </w:tc>
+      </w:tr>
+      <w:tr>
+        <w:tc>
+          <w:tcPr>
+            <w:tcW w:type="dxa" w:w="2436"/>
+            <w:shd w:val="clear" w:color="auto" w:fill="EEF2F7"/>
+          </w:tcPr>
+          <w:p>
+            <w:r>
+              <w:rPr>
+                <w:b w:val="0"/>
+                <w:i w:val="0"/>
+                <w:sz w:val="19"/>
+              </w:rPr>
+              <w:t>AUD-06</w:t>
+            </w:r>
+          </w:p>
+        </w:tc>
+        <w:tc>
+          <w:tcPr>
+            <w:tcW w:type="dxa" w:w="2436"/>
+            <w:shd w:val="clear" w:color="auto" w:fill="EEF2F7"/>
+          </w:tcPr>
+          <w:p>
+            <w:r>
+              <w:rPr>
+                <w:b w:val="0"/>
+                <w:i w:val="0"/>
+                <w:sz w:val="19"/>
+              </w:rPr>
+              <w:t>🟢 Observación</w:t>
+            </w:r>
+          </w:p>
+        </w:tc>
+        <w:tc>
+          <w:tcPr>
+            <w:tcW w:type="dxa" w:w="2436"/>
+            <w:shd w:val="clear" w:color="auto" w:fill="EEF2F7"/>
+          </w:tcPr>
+          <w:p>
+            <w:r>
+              <w:rPr>
+                <w:b w:val="0"/>
+                <w:i w:val="0"/>
+                <w:sz w:val="19"/>
+              </w:rPr>
+              <w:t xml:space="preserve">El JSON no soporta varios procesos escribiendo a la vez (riesgo de </w:t>
+            </w:r>
+            <w:r>
+              <w:rPr>
+                <w:rFonts w:ascii="Consolas" w:hAnsi="Consolas"/>
+                <w:b w:val="0"/>
+                <w:i w:val="0"/>
+                <w:color w:val="B03060"/>
+                <w:sz w:val="19"/>
+              </w:rPr>
+              <w:t>plan.md</w:t>
+            </w:r>
+            <w:r>
+              <w:rPr>
+                <w:b w:val="0"/>
+                <w:i w:val="0"/>
+                <w:sz w:val="19"/>
+              </w:rPr>
+              <w:t xml:space="preserve"> §9).</w:t>
+            </w:r>
+          </w:p>
+        </w:tc>
+        <w:tc>
+          <w:tcPr>
+            <w:tcW w:type="dxa" w:w="2436"/>
+            <w:shd w:val="clear" w:color="auto" w:fill="EEF2F7"/>
+          </w:tcPr>
+          <w:p>
+            <w:r>
+              <w:rPr>
+                <w:b w:val="0"/>
+                <w:i w:val="0"/>
+                <w:sz w:val="19"/>
+              </w:rPr>
+              <w:t>Aceptado; BD en la iteración 2</w:t>
             </w:r>
           </w:p>
         </w:tc>
@@ -4892,7 +5898,7 @@
           <w:i w:val="0"/>
           <w:color w:val="1F3A5F"/>
         </w:rPr>
-        <w:t>7. Historial del ciclo de convergencia</w:t>
+        <w:t>8. Historial del ciclo de convergencia</w:t>
       </w:r>
     </w:p>
     <w:tbl>
@@ -4987,7 +5993,7 @@
                 <w:i w:val="0"/>
                 <w:sz w:val="19"/>
               </w:rPr>
-              <w:t>❌ Fallo de convergencia</w:t>
+              <w:t>❌ No converge</w:t>
             </w:r>
           </w:p>
         </w:tc>
@@ -5002,7 +6008,7 @@
                 <w:i w:val="0"/>
                 <w:sz w:val="19"/>
               </w:rPr>
-              <w:t>1 prueba fallaba (413) y la cobertura de ramas era &lt; 100 %</w:t>
+              <w:t>Prueba 413 en rojo; cobertura de ramas &lt; 100 %</w:t>
             </w:r>
           </w:p>
         </w:tc>
@@ -5036,15 +6042,7 @@
                 <w:i w:val="0"/>
                 <w:sz w:val="19"/>
               </w:rPr>
-              <w:t xml:space="preserve">✅ </w:t>
-            </w:r>
-            <w:r>
-              <w:rPr>
-                <w:b/>
-                <w:i w:val="0"/>
-                <w:sz w:val="19"/>
-              </w:rPr>
-              <w:t>CONVERGED</w:t>
+              <w:t>✅ Converge (contra Spec Kit)</w:t>
             </w:r>
           </w:p>
         </w:tc>
@@ -5060,7 +6058,120 @@
                 <w:i w:val="0"/>
                 <w:sz w:val="19"/>
               </w:rPr>
-              <w:t>35/35 pruebas pasan, 100 % de cobertura y 0 hallazgos abiertos de severidad mayor</w:t>
+              <w:t>35/35 pruebas, 100 % de cobertura</w:t>
+            </w:r>
+          </w:p>
+        </w:tc>
+      </w:tr>
+      <w:tr>
+        <w:tc>
+          <w:tcPr>
+            <w:tcW w:type="dxa" w:w="3249"/>
+          </w:tcPr>
+          <w:p>
+            <w:r>
+              <w:rPr>
+                <w:b w:val="0"/>
+                <w:i w:val="0"/>
+                <w:sz w:val="19"/>
+              </w:rPr>
+              <w:t>3</w:t>
+            </w:r>
+          </w:p>
+        </w:tc>
+        <w:tc>
+          <w:tcPr>
+            <w:tcW w:type="dxa" w:w="3249"/>
+          </w:tcPr>
+          <w:p>
+            <w:r>
+              <w:rPr>
+                <w:b w:val="0"/>
+                <w:i w:val="0"/>
+                <w:sz w:val="19"/>
+              </w:rPr>
+              <w:t>❌ No converge (contra la guía SDD)</w:t>
+            </w:r>
+          </w:p>
+        </w:tc>
+        <w:tc>
+          <w:tcPr>
+            <w:tcW w:type="dxa" w:w="3249"/>
+          </w:tcPr>
+          <w:p>
+            <w:r>
+              <w:rPr>
+                <w:b w:val="0"/>
+                <w:i/>
+                <w:sz w:val="19"/>
+              </w:rPr>
+              <w:t>Spec drift</w:t>
+            </w:r>
+            <w:r>
+              <w:rPr>
+                <w:b w:val="0"/>
+                <w:i w:val="0"/>
+                <w:sz w:val="19"/>
+              </w:rPr>
+              <w:t xml:space="preserve"> (FR-012), NFR-002 no automatizado y pruebas sin ID</w:t>
+            </w:r>
+          </w:p>
+        </w:tc>
+      </w:tr>
+      <w:tr>
+        <w:tc>
+          <w:tcPr>
+            <w:tcW w:type="dxa" w:w="3249"/>
+            <w:shd w:val="clear" w:color="auto" w:fill="EEF2F7"/>
+          </w:tcPr>
+          <w:p>
+            <w:r>
+              <w:rPr>
+                <w:b w:val="0"/>
+                <w:i w:val="0"/>
+                <w:sz w:val="19"/>
+              </w:rPr>
+              <w:t>4</w:t>
+            </w:r>
+          </w:p>
+        </w:tc>
+        <w:tc>
+          <w:tcPr>
+            <w:tcW w:type="dxa" w:w="3249"/>
+            <w:shd w:val="clear" w:color="auto" w:fill="EEF2F7"/>
+          </w:tcPr>
+          <w:p>
+            <w:r>
+              <w:rPr>
+                <w:b w:val="0"/>
+                <w:i w:val="0"/>
+                <w:sz w:val="19"/>
+              </w:rPr>
+              <w:t xml:space="preserve">✅ </w:t>
+            </w:r>
+            <w:r>
+              <w:rPr>
+                <w:b/>
+                <w:i w:val="0"/>
+                <w:sz w:val="19"/>
+              </w:rPr>
+              <w:t>CONVERGED</w:t>
+            </w:r>
+          </w:p>
+        </w:tc>
+        <w:tc>
+          <w:tcPr>
+            <w:tcW w:type="dxa" w:w="3249"/>
+            <w:shd w:val="clear" w:color="auto" w:fill="EEF2F7"/>
+          </w:tcPr>
+          <w:p>
+            <w:r>
+              <w:rPr>
+                <w:b w:val="0"/>
+                <w:i w:val="0"/>
+                <w:sz w:val="19"/>
+              </w:rPr>
+              <w:t>36/36 pruebas con ID, 100 % de cobertura, spec actualizada y puertas completas</w:t>
             </w:r>
           </w:p>
         </w:tc>
@@ -5077,7 +6188,84 @@
           <w:i w:val="0"/>
           <w:color w:val="1F3A5F"/>
         </w:rPr>
-        <w:t>8. Recomendaciones para la iteración 2</w:t>
+        <w:t>✅ Puerta G5 — Checklist antes de cerrar la funcionalidad</w:t>
+      </w:r>
+    </w:p>
+    <w:p>
+      <w:pPr>
+        <w:pStyle w:val="ListBullet"/>
+      </w:pPr>
+      <w:r>
+        <w:rPr>
+          <w:b w:val="0"/>
+          <w:i w:val="0"/>
+        </w:rPr>
+        <w:t>☑ Todos los criterios de aceptación se verificaron (§3: 15/15).</w:t>
+      </w:r>
+    </w:p>
+    <w:p>
+      <w:pPr>
+        <w:pStyle w:val="ListBullet"/>
+      </w:pPr>
+      <w:r>
+        <w:rPr>
+          <w:b w:val="0"/>
+          <w:i w:val="0"/>
+        </w:rPr>
+        <w:t>☑ La spec refleja el comportamiento final (FR-012 agregado y ADR-06 documentado).</w:t>
+      </w:r>
+    </w:p>
+    <w:p>
+      <w:pPr>
+        <w:pStyle w:val="ListBullet"/>
+      </w:pPr>
+      <w:r>
+        <w:rPr>
+          <w:b w:val="0"/>
+          <w:i w:val="0"/>
+        </w:rPr>
+        <w:t>☑ Las pruebas tienen nombres trazados a requisitos (36/36).</w:t>
+      </w:r>
+    </w:p>
+    <w:p>
+      <w:pPr>
+        <w:pStyle w:val="ListBullet"/>
+      </w:pPr>
+      <w:r>
+        <w:rPr>
+          <w:b w:val="0"/>
+          <w:i w:val="0"/>
+        </w:rPr>
+        <w:t>☑ La spec y el código se revisaron en el mismo commit.</w:t>
+      </w:r>
+    </w:p>
+    <w:p>
+      <w:r>
+        <w:rPr>
+          <w:b/>
+          <w:i w:val="0"/>
+        </w:rPr>
+        <w:t>Aprobado por:</w:t>
+      </w:r>
+      <w:r>
+        <w:rPr>
+          <w:b w:val="0"/>
+          <w:i w:val="0"/>
+        </w:rPr>
+        <w:t xml:space="preserve"> Product Owner + QA, 2026-10-22.</w:t>
+      </w:r>
+    </w:p>
+    <w:p>
+      <w:pPr>
+        <w:pStyle w:val="Heading2"/>
+      </w:pPr>
+      <w:r>
+        <w:rPr>
+          <w:b w:val="0"/>
+          <w:i w:val="0"/>
+          <w:color w:val="1F3A5F"/>
+        </w:rPr>
+        <w:t>9. Recomendaciones para la iteración 2</w:t>
       </w:r>
     </w:p>
     <w:p>
@@ -5089,7 +6277,7 @@
           <w:b w:val="0"/>
           <w:i w:val="0"/>
         </w:rPr>
-        <w:t xml:space="preserve">Agregar usuarios y autenticación (nueva especificación </w:t>
+        <w:t xml:space="preserve">Nueva spec </w:t>
       </w:r>
       <w:r>
         <w:rPr>
@@ -5105,7 +6293,7 @@
           <w:b w:val="0"/>
           <w:i w:val="0"/>
         </w:rPr>
-        <w:t>).</w:t>
+        <w:t xml:space="preserve"> (autenticación y multiusuario).</w:t>
       </w:r>
     </w:p>
     <w:p>
@@ -5117,23 +6305,7 @@
           <w:b w:val="0"/>
           <w:i w:val="0"/>
         </w:rPr>
-        <w:t xml:space="preserve">Migrar a SQLite o PostgreSQL y actualizar </w:t>
-      </w:r>
-      <w:r>
-        <w:rPr>
-          <w:rFonts w:ascii="Consolas" w:hAnsi="Consolas"/>
-          <w:b w:val="0"/>
-          <w:i w:val="0"/>
-          <w:color w:val="B03060"/>
-        </w:rPr>
-        <w:t>plan.md</w:t>
-      </w:r>
-      <w:r>
-        <w:rPr>
-          <w:b w:val="0"/>
-          <w:i w:val="0"/>
-        </w:rPr>
-        <w:t xml:space="preserve"> (en </w:t>
+        <w:t xml:space="preserve">Migrar a SQLite o PostgreSQL, justificándolo en </w:t>
       </w:r>
       <w:r>
         <w:rPr>
@@ -5147,7 +6319,7 @@
           <w:b w:val="0"/>
           <w:i w:val="0"/>
         </w:rPr>
-        <w:t xml:space="preserve"> se justificaría la dependencia).</w:t>
+        <w:t>.</w:t>
       </w:r>
     </w:p>
     <w:p>
@@ -5159,7 +6331,19 @@
           <w:b w:val="0"/>
           <w:i w:val="0"/>
         </w:rPr>
-        <w:t xml:space="preserve">Integrar </w:t>
+        <w:t>Un commit por tarea, con su ID.</w:t>
+      </w:r>
+    </w:p>
+    <w:p>
+      <w:pPr>
+        <w:pStyle w:val="ListNumber"/>
+      </w:pPr>
+      <w:r>
+        <w:rPr>
+          <w:b w:val="0"/>
+          <w:i w:val="0"/>
+        </w:rPr>
+        <w:t xml:space="preserve">Pipeline de CI (GitHub Actions) que ejecute </w:t>
       </w:r>
       <w:r>
         <w:rPr>
@@ -5175,51 +6359,7 @@
           <w:b w:val="0"/>
           <w:i w:val="0"/>
         </w:rPr>
-        <w:t xml:space="preserve"> en un pipeline de CI (GitHub Actions) que falle si la cobertura baja del umbral.</w:t>
-      </w:r>
-    </w:p>
-    <w:p>
-      <w:pPr>
-        <w:pStyle w:val="ListNumber"/>
-      </w:pPr>
-      <w:r>
-        <w:rPr>
-          <w:b w:val="0"/>
-          <w:i w:val="0"/>
-        </w:rPr>
-        <w:t>Agregar pruebas de carga automatizadas para NFR-002.</w:t>
-      </w:r>
-    </w:p>
-    <w:p>
-      <w:r>
-        <w:rPr>
-          <w:b/>
-          <w:i w:val="0"/>
-        </w:rPr>
-        <w:t>Firma de auditoría:</w:t>
-      </w:r>
-      <w:r>
-        <w:rPr>
-          <w:b w:val="0"/>
-          <w:i w:val="0"/>
-        </w:rPr>
-        <w:t xml:space="preserve"> agente de IA (Spec Kit </w:t>
-      </w:r>
-      <w:r>
-        <w:rPr>
-          <w:rFonts w:ascii="Consolas" w:hAnsi="Consolas"/>
-          <w:b w:val="0"/>
-          <w:i w:val="0"/>
-          <w:color w:val="B03060"/>
-        </w:rPr>
-        <w:t>/speckit-converge</w:t>
-      </w:r>
-      <w:r>
-        <w:rPr>
-          <w:b w:val="0"/>
-          <w:i w:val="0"/>
-        </w:rPr>
-        <w:t>), revisado por el equipo de desarrollo, 2026-10-21.</w:t>
+        <w:t xml:space="preserve"> y falle si baja del umbral.</w:t>
       </w:r>
     </w:p>
     <w:sectPr>
